--- a/ПР 2.docx
+++ b/ПР 2.docx
@@ -19,22 +19,31 @@
           <w:sz w:val="28"/>
           <w:szCs w:val="28"/>
         </w:rPr>
+        <w:t xml:space="preserve">2. </w:t>
+      </w:r>
+      <w:r>
+        <w:rPr>
+          <w:rFonts w:ascii="Times New Roman" w:hAnsi="Times New Roman" w:cs="Times New Roman"/>
+          <w:sz w:val="28"/>
+          <w:szCs w:val="28"/>
+        </w:rPr>
         <w:t>ЧТЕНИЕ ПРОЕКТНОЙ ДОКУМЕНТАЦИИ НА РАЗРАБОТКУ ИС</w:t>
       </w:r>
     </w:p>
     <w:p>
       <w:pPr>
-        <w:pStyle w:val="3"/>
+        <w:pStyle w:val="Heading3"/>
         <w:spacing w:before="0" w:after="0" w:line="360" w:lineRule="auto"/>
         <w:ind w:firstLine="709"/>
         <w:jc w:val="both"/>
         <w:rPr>
           <w:rFonts w:ascii="Times New Roman" w:hAnsi="Times New Roman" w:cs="Times New Roman"/>
-        </w:rPr>
-      </w:pPr>
-      <w:r>
-        <w:rPr>
-          <w:rStyle w:val="a5"/>
+          <w:b w:val="0"/>
+        </w:rPr>
+      </w:pPr>
+      <w:r>
+        <w:rPr>
+          <w:rStyle w:val="Strong"/>
           <w:rFonts w:ascii="Times New Roman" w:hAnsi="Times New Roman" w:cs="Times New Roman"/>
           <w:color w:val="0F1115"/>
         </w:rPr>
@@ -43,7 +52,7 @@
     </w:p>
     <w:p>
       <w:pPr>
-        <w:pStyle w:val="a1"/>
+        <w:pStyle w:val="BodyText"/>
         <w:spacing w:after="0" w:line="360" w:lineRule="auto"/>
         <w:ind w:firstLine="709"/>
         <w:jc w:val="both"/>
@@ -55,7 +64,7 @@
       </w:pPr>
       <w:r>
         <w:rPr>
-          <w:rStyle w:val="a5"/>
+          <w:rStyle w:val="Strong"/>
           <w:rFonts w:ascii="Times New Roman" w:hAnsi="Times New Roman" w:cs="Times New Roman"/>
           <w:b w:val="0"/>
           <w:bCs w:val="0"/>
@@ -72,30 +81,141 @@
           <w:sz w:val="28"/>
           <w:szCs w:val="28"/>
         </w:rPr>
-        <w:t xml:space="preserve"> — это совокупность документов, регламентирующих цели, задачи, архитектуру, функции и этапы создания информационной системы. Она служит </w:t>
-      </w:r>
-      <w:r>
-        <w:rPr>
-          <w:rFonts w:ascii="Times New Roman" w:hAnsi="Times New Roman" w:cs="Times New Roman"/>
-          <w:color w:val="0F1115"/>
-          <w:sz w:val="28"/>
-          <w:szCs w:val="28"/>
-        </w:rPr>
-        <w:t>основным средством коммуникации между заказчиком, разработчиками и пользователями, обеспечивая единое понимание того, что и как должно быть создано. Назначение проектной документации:</w:t>
+        <w:t> — это совокупность документов, регламентирующих цели, задачи, архитектуру, функции и этапы создания информационной системы. Она служит основным средством коммуникации между заказчиком, разработчиками и пользователями, обеспечивая единое понимание того, что и как должно быть создано. Назначение проектной документации:</w:t>
+      </w:r>
+    </w:p>
+    <w:p>
+      <w:pPr>
+        <w:pStyle w:val="BodyText"/>
+        <w:numPr>
+          <w:ilvl w:val="0"/>
+          <w:numId w:val="9"/>
+        </w:numPr>
+        <w:spacing w:after="0" w:line="360" w:lineRule="auto"/>
+        <w:ind w:firstLine="709"/>
+        <w:jc w:val="both"/>
+        <w:rPr>
+          <w:rFonts w:ascii="Times New Roman" w:hAnsi="Times New Roman" w:cs="Times New Roman"/>
+          <w:sz w:val="28"/>
+          <w:szCs w:val="28"/>
+        </w:rPr>
+      </w:pPr>
+      <w:r>
+        <w:rPr>
+          <w:rStyle w:val="Strong"/>
+          <w:rFonts w:ascii="Times New Roman" w:hAnsi="Times New Roman" w:cs="Times New Roman"/>
+          <w:b w:val="0"/>
+          <w:bCs w:val="0"/>
+          <w:color w:val="0F1115"/>
+          <w:sz w:val="28"/>
+          <w:szCs w:val="28"/>
+        </w:rPr>
+        <w:t>Фиксация требований</w:t>
+      </w:r>
+      <w:r>
+        <w:rPr>
+          <w:rFonts w:ascii="Times New Roman" w:hAnsi="Times New Roman" w:cs="Times New Roman"/>
+          <w:color w:val="0F1115"/>
+          <w:sz w:val="28"/>
+          <w:szCs w:val="28"/>
+        </w:rPr>
+        <w:t> к системе.</w:t>
+      </w:r>
+    </w:p>
+    <w:p>
+      <w:pPr>
+        <w:pStyle w:val="BodyText"/>
+        <w:numPr>
+          <w:ilvl w:val="0"/>
+          <w:numId w:val="9"/>
+        </w:numPr>
+        <w:spacing w:after="0" w:line="360" w:lineRule="auto"/>
+        <w:ind w:firstLine="709"/>
+        <w:jc w:val="both"/>
+        <w:rPr>
+          <w:rFonts w:ascii="Times New Roman" w:hAnsi="Times New Roman" w:cs="Times New Roman"/>
+          <w:sz w:val="28"/>
+          <w:szCs w:val="28"/>
+        </w:rPr>
+      </w:pPr>
+      <w:r>
+        <w:rPr>
+          <w:rStyle w:val="Strong"/>
+          <w:rFonts w:ascii="Times New Roman" w:hAnsi="Times New Roman" w:cs="Times New Roman"/>
+          <w:b w:val="0"/>
+          <w:bCs w:val="0"/>
+          <w:color w:val="0F1115"/>
+          <w:sz w:val="28"/>
+          <w:szCs w:val="28"/>
+        </w:rPr>
+        <w:t>Обеспечение контроля</w:t>
+      </w:r>
+      <w:r>
+        <w:rPr>
+          <w:rFonts w:ascii="Times New Roman" w:hAnsi="Times New Roman" w:cs="Times New Roman"/>
+          <w:color w:val="0F1115"/>
+          <w:sz w:val="28"/>
+          <w:szCs w:val="28"/>
+        </w:rPr>
+        <w:t> за ходом разработки.</w:t>
+      </w:r>
+    </w:p>
+    <w:p>
+      <w:pPr>
+        <w:pStyle w:val="BodyText"/>
+        <w:numPr>
+          <w:ilvl w:val="0"/>
+          <w:numId w:val="9"/>
+        </w:numPr>
+        <w:spacing w:after="0" w:line="360" w:lineRule="auto"/>
+        <w:ind w:firstLine="709"/>
+        <w:jc w:val="both"/>
+        <w:rPr>
+          <w:rFonts w:ascii="Times New Roman" w:hAnsi="Times New Roman" w:cs="Times New Roman"/>
+          <w:sz w:val="28"/>
+          <w:szCs w:val="28"/>
+        </w:rPr>
+      </w:pPr>
+      <w:r>
+        <w:rPr>
+          <w:rStyle w:val="Strong"/>
+          <w:rFonts w:ascii="Times New Roman" w:hAnsi="Times New Roman" w:cs="Times New Roman"/>
+          <w:b w:val="0"/>
+          <w:bCs w:val="0"/>
+          <w:color w:val="0F1115"/>
+          <w:sz w:val="28"/>
+          <w:szCs w:val="28"/>
+        </w:rPr>
+        <w:t>Снижение рисков</w:t>
+      </w:r>
+      <w:r>
+        <w:rPr>
+          <w:rFonts w:ascii="Times New Roman" w:hAnsi="Times New Roman" w:cs="Times New Roman"/>
+          <w:color w:val="0F1115"/>
+          <w:sz w:val="28"/>
+          <w:szCs w:val="28"/>
+        </w:rPr>
+        <w:t> непонимания между учас</w:t>
       </w:r>
       <w:bookmarkStart w:id="0" w:name="_GoBack"/>
       <w:bookmarkEnd w:id="0"/>
-    </w:p>
-    <w:p>
-      <w:pPr>
-        <w:pStyle w:val="a1"/>
+      <w:r>
+        <w:rPr>
+          <w:rFonts w:ascii="Times New Roman" w:hAnsi="Times New Roman" w:cs="Times New Roman"/>
+          <w:color w:val="0F1115"/>
+          <w:sz w:val="28"/>
+          <w:szCs w:val="28"/>
+        </w:rPr>
+        <w:t>тниками проекта.</w:t>
+      </w:r>
+    </w:p>
+    <w:p>
+      <w:pPr>
+        <w:pStyle w:val="BodyText"/>
         <w:numPr>
           <w:ilvl w:val="0"/>
-          <w:numId w:val="2"/>
+          <w:numId w:val="9"/>
         </w:numPr>
-        <w:tabs>
-          <w:tab w:val="left" w:pos="0"/>
-        </w:tabs>
         <w:spacing w:after="0" w:line="360" w:lineRule="auto"/>
         <w:ind w:firstLine="709"/>
         <w:jc w:val="both"/>
@@ -107,7 +227,7 @@
       </w:pPr>
       <w:r>
         <w:rPr>
-          <w:rStyle w:val="a5"/>
+          <w:rStyle w:val="Strong"/>
           <w:rFonts w:ascii="Times New Roman" w:hAnsi="Times New Roman" w:cs="Times New Roman"/>
           <w:b w:val="0"/>
           <w:bCs w:val="0"/>
@@ -115,503 +235,421 @@
           <w:sz w:val="28"/>
           <w:szCs w:val="28"/>
         </w:rPr>
-        <w:t>Фиксация требований</w:t>
-      </w:r>
-      <w:r>
-        <w:rPr>
-          <w:rFonts w:ascii="Times New Roman" w:hAnsi="Times New Roman" w:cs="Times New Roman"/>
-          <w:color w:val="0F1115"/>
-          <w:sz w:val="28"/>
-          <w:szCs w:val="28"/>
-        </w:rPr>
-        <w:t> к системе.</w:t>
-      </w:r>
-    </w:p>
-    <w:p>
-      <w:pPr>
-        <w:pStyle w:val="a1"/>
+        <w:t>Основа для дальнейшего сопровождения</w:t>
+      </w:r>
+      <w:r>
+        <w:rPr>
+          <w:rFonts w:ascii="Times New Roman" w:hAnsi="Times New Roman" w:cs="Times New Roman"/>
+          <w:color w:val="0F1115"/>
+          <w:sz w:val="28"/>
+          <w:szCs w:val="28"/>
+        </w:rPr>
+        <w:t> и модернизации системы</w:t>
+      </w:r>
+    </w:p>
+    <w:p>
+      <w:pPr>
+        <w:pStyle w:val="Heading3"/>
+        <w:spacing w:before="0" w:after="0" w:line="360" w:lineRule="auto"/>
+        <w:ind w:firstLine="709"/>
+        <w:jc w:val="both"/>
+        <w:rPr>
+          <w:rFonts w:ascii="Times New Roman" w:hAnsi="Times New Roman" w:cs="Times New Roman"/>
+          <w:b w:val="0"/>
+          <w:bCs w:val="0"/>
+          <w:color w:val="0F1115"/>
+        </w:rPr>
+      </w:pPr>
+      <w:r>
+        <w:rPr>
+          <w:rStyle w:val="Strong"/>
+          <w:rFonts w:ascii="Times New Roman" w:hAnsi="Times New Roman" w:cs="Times New Roman"/>
+          <w:color w:val="0F1115"/>
+        </w:rPr>
+        <w:t>2. Виды проектной документации</w:t>
+      </w:r>
+    </w:p>
+    <w:p>
+      <w:pPr>
+        <w:pStyle w:val="BodyText"/>
+        <w:spacing w:after="0" w:line="360" w:lineRule="auto"/>
+        <w:ind w:firstLine="709"/>
+        <w:jc w:val="both"/>
+        <w:rPr>
+          <w:rFonts w:ascii="Times New Roman" w:hAnsi="Times New Roman" w:cs="Times New Roman"/>
+          <w:color w:val="0F1115"/>
+          <w:sz w:val="28"/>
+          <w:szCs w:val="28"/>
+        </w:rPr>
+      </w:pPr>
+    </w:p>
+    <w:p>
+      <w:pPr>
+        <w:spacing w:line="360" w:lineRule="auto"/>
+        <w:ind w:firstLine="709"/>
+        <w:jc w:val="both"/>
+        <w:rPr>
+          <w:rFonts w:ascii="Times New Roman" w:hAnsi="Times New Roman" w:cs="Times New Roman"/>
+          <w:sz w:val="28"/>
+          <w:szCs w:val="28"/>
+        </w:rPr>
+      </w:pPr>
+      <w:r>
+        <w:rPr>
+          <w:rStyle w:val="Strong"/>
+          <w:rFonts w:ascii="Times New Roman" w:hAnsi="Times New Roman" w:cs="Times New Roman"/>
+          <w:b w:val="0"/>
+          <w:color w:val="0F1115"/>
+          <w:sz w:val="28"/>
+          <w:szCs w:val="28"/>
+        </w:rPr>
+        <w:t>Техническое задание</w:t>
+      </w:r>
+      <w:r>
+        <w:rPr>
+          <w:rFonts w:ascii="Times New Roman" w:hAnsi="Times New Roman" w:cs="Times New Roman"/>
+          <w:sz w:val="28"/>
+          <w:szCs w:val="28"/>
+        </w:rPr>
+        <w:t xml:space="preserve"> - </w:t>
+      </w:r>
+      <w:r>
+        <w:rPr>
+          <w:rFonts w:ascii="Times New Roman" w:hAnsi="Times New Roman" w:cs="Times New Roman"/>
+          <w:color w:val="0F1115"/>
+          <w:sz w:val="28"/>
+          <w:szCs w:val="28"/>
+        </w:rPr>
+        <w:t>Основополагающий документ, определяющий цели, требования и функции будущей ИС, а также порядок приемки работ.</w:t>
+      </w:r>
+      <w:r>
+        <w:rPr>
+          <w:rFonts w:ascii="Times New Roman" w:hAnsi="Times New Roman" w:cs="Times New Roman"/>
+          <w:sz w:val="28"/>
+          <w:szCs w:val="28"/>
+        </w:rPr>
+        <w:t xml:space="preserve"> </w:t>
+      </w:r>
+    </w:p>
+    <w:p>
+      <w:pPr>
+        <w:spacing w:line="360" w:lineRule="auto"/>
+        <w:ind w:firstLine="709"/>
+        <w:jc w:val="both"/>
+        <w:rPr>
+          <w:rFonts w:ascii="Times New Roman" w:hAnsi="Times New Roman" w:cs="Times New Roman"/>
+          <w:sz w:val="28"/>
+          <w:szCs w:val="28"/>
+        </w:rPr>
+      </w:pPr>
+      <w:r>
+        <w:rPr>
+          <w:rStyle w:val="Strong"/>
+          <w:rFonts w:ascii="Times New Roman" w:hAnsi="Times New Roman" w:cs="Times New Roman"/>
+          <w:b w:val="0"/>
+          <w:color w:val="0F1115"/>
+          <w:sz w:val="28"/>
+          <w:szCs w:val="28"/>
+        </w:rPr>
+        <w:t>Эскизный проект</w:t>
+      </w:r>
+      <w:r>
+        <w:rPr>
+          <w:rFonts w:ascii="Times New Roman" w:hAnsi="Times New Roman" w:cs="Times New Roman"/>
+          <w:sz w:val="28"/>
+          <w:szCs w:val="28"/>
+        </w:rPr>
+        <w:t xml:space="preserve"> - </w:t>
+      </w:r>
+      <w:r>
+        <w:rPr>
+          <w:rFonts w:ascii="Times New Roman" w:hAnsi="Times New Roman" w:cs="Times New Roman"/>
+          <w:color w:val="0F1115"/>
+          <w:sz w:val="28"/>
+          <w:szCs w:val="28"/>
+        </w:rPr>
+        <w:t>Содержит предварительные проектные решения, общую концепцию системы, макеты интерфейсов и структуры потоков данных.</w:t>
+      </w:r>
+    </w:p>
+    <w:p>
+      <w:pPr>
+        <w:spacing w:line="360" w:lineRule="auto"/>
+        <w:ind w:firstLine="709"/>
+        <w:jc w:val="both"/>
+        <w:rPr>
+          <w:rFonts w:ascii="Times New Roman" w:hAnsi="Times New Roman" w:cs="Times New Roman"/>
+          <w:sz w:val="28"/>
+          <w:szCs w:val="28"/>
+        </w:rPr>
+      </w:pPr>
+      <w:r>
+        <w:rPr>
+          <w:rStyle w:val="Strong"/>
+          <w:rFonts w:ascii="Times New Roman" w:hAnsi="Times New Roman" w:cs="Times New Roman"/>
+          <w:b w:val="0"/>
+          <w:color w:val="0F1115"/>
+          <w:sz w:val="28"/>
+          <w:szCs w:val="28"/>
+        </w:rPr>
+        <w:t>Технический проект</w:t>
+      </w:r>
+      <w:r>
+        <w:rPr>
+          <w:rFonts w:ascii="Times New Roman" w:hAnsi="Times New Roman" w:cs="Times New Roman"/>
+          <w:sz w:val="28"/>
+          <w:szCs w:val="28"/>
+        </w:rPr>
+        <w:t xml:space="preserve"> - </w:t>
+      </w:r>
+      <w:r>
+        <w:rPr>
+          <w:rFonts w:ascii="Times New Roman" w:hAnsi="Times New Roman" w:cs="Times New Roman"/>
+          <w:color w:val="0F1115"/>
+          <w:sz w:val="28"/>
+          <w:szCs w:val="28"/>
+        </w:rPr>
+        <w:t>Детализирует решения, принятые в эскизном проекте. Включает схемы базы данных, спецификации модулей, архитектуру ПО и т.д.</w:t>
+      </w:r>
+      <w:r>
+        <w:rPr>
+          <w:rFonts w:ascii="Times New Roman" w:hAnsi="Times New Roman" w:cs="Times New Roman"/>
+          <w:sz w:val="28"/>
+          <w:szCs w:val="28"/>
+        </w:rPr>
+        <w:t xml:space="preserve"> </w:t>
+      </w:r>
+    </w:p>
+    <w:p>
+      <w:pPr>
+        <w:spacing w:line="360" w:lineRule="auto"/>
+        <w:ind w:firstLine="709"/>
+        <w:jc w:val="both"/>
+        <w:rPr>
+          <w:rFonts w:ascii="Times New Roman" w:hAnsi="Times New Roman" w:cs="Times New Roman"/>
+          <w:sz w:val="28"/>
+          <w:szCs w:val="28"/>
+        </w:rPr>
+      </w:pPr>
+      <w:r>
+        <w:rPr>
+          <w:rStyle w:val="Strong"/>
+          <w:rFonts w:ascii="Times New Roman" w:hAnsi="Times New Roman" w:cs="Times New Roman"/>
+          <w:b w:val="0"/>
+          <w:color w:val="0F1115"/>
+          <w:sz w:val="28"/>
+          <w:szCs w:val="28"/>
+        </w:rPr>
+        <w:t>Рабочая документация</w:t>
+      </w:r>
+      <w:r>
+        <w:rPr>
+          <w:rFonts w:ascii="Times New Roman" w:hAnsi="Times New Roman" w:cs="Times New Roman"/>
+          <w:sz w:val="28"/>
+          <w:szCs w:val="28"/>
+        </w:rPr>
+        <w:t xml:space="preserve"> - </w:t>
+      </w:r>
+      <w:r>
+        <w:rPr>
+          <w:rFonts w:ascii="Times New Roman" w:hAnsi="Times New Roman" w:cs="Times New Roman"/>
+          <w:color w:val="0F1115"/>
+          <w:sz w:val="28"/>
+          <w:szCs w:val="28"/>
+        </w:rPr>
+        <w:t>Комплект документов для непосредственной реализации системы (код, инструкции по установке, монтажу, настройке).</w:t>
+      </w:r>
+      <w:r>
+        <w:rPr>
+          <w:rFonts w:ascii="Times New Roman" w:hAnsi="Times New Roman" w:cs="Times New Roman"/>
+          <w:sz w:val="28"/>
+          <w:szCs w:val="28"/>
+        </w:rPr>
+        <w:t xml:space="preserve"> </w:t>
+      </w:r>
+    </w:p>
+    <w:p>
+      <w:pPr>
+        <w:spacing w:line="360" w:lineRule="auto"/>
+        <w:ind w:firstLine="709"/>
+        <w:jc w:val="both"/>
+        <w:rPr>
+          <w:rFonts w:ascii="Times New Roman" w:hAnsi="Times New Roman" w:cs="Times New Roman"/>
+          <w:sz w:val="28"/>
+          <w:szCs w:val="28"/>
+        </w:rPr>
+      </w:pPr>
+      <w:r>
+        <w:rPr>
+          <w:rStyle w:val="Strong"/>
+          <w:rFonts w:ascii="Times New Roman" w:hAnsi="Times New Roman" w:cs="Times New Roman"/>
+          <w:b w:val="0"/>
+          <w:color w:val="0F1115"/>
+          <w:sz w:val="28"/>
+          <w:szCs w:val="28"/>
+        </w:rPr>
+        <w:t>Эксплуатационная документация</w:t>
+      </w:r>
+      <w:r>
+        <w:rPr>
+          <w:rFonts w:ascii="Times New Roman" w:hAnsi="Times New Roman" w:cs="Times New Roman"/>
+          <w:sz w:val="28"/>
+          <w:szCs w:val="28"/>
+        </w:rPr>
+        <w:t xml:space="preserve"> - </w:t>
+      </w:r>
+      <w:r>
+        <w:rPr>
+          <w:rFonts w:ascii="Times New Roman" w:hAnsi="Times New Roman" w:cs="Times New Roman"/>
+          <w:color w:val="0F1115"/>
+          <w:sz w:val="28"/>
+          <w:szCs w:val="28"/>
+        </w:rPr>
+        <w:t>Документы для пользователей и администраторов системы (руководство пользователя, руководство администратора, инструкции).</w:t>
+      </w:r>
+    </w:p>
+    <w:p>
+      <w:pPr>
+        <w:pStyle w:val="Heading3"/>
+        <w:spacing w:before="0" w:after="0" w:line="360" w:lineRule="auto"/>
+        <w:ind w:left="720" w:firstLine="709"/>
+        <w:jc w:val="both"/>
+        <w:rPr>
+          <w:rFonts w:ascii="Times New Roman" w:hAnsi="Times New Roman" w:cs="Times New Roman"/>
+          <w:b w:val="0"/>
+          <w:color w:val="0F1115"/>
+        </w:rPr>
+      </w:pPr>
+      <w:r>
+        <w:rPr>
+          <w:rStyle w:val="Strong"/>
+          <w:rFonts w:ascii="Times New Roman" w:hAnsi="Times New Roman" w:cs="Times New Roman"/>
+          <w:color w:val="0F1115"/>
+        </w:rPr>
+        <w:lastRenderedPageBreak/>
+        <w:t>3. Этапы проектирования ИС</w:t>
+      </w:r>
+    </w:p>
+    <w:p>
+      <w:pPr>
+        <w:pStyle w:val="BodyText"/>
         <w:numPr>
           <w:ilvl w:val="0"/>
-          <w:numId w:val="2"/>
+          <w:numId w:val="12"/>
         </w:numPr>
-        <w:tabs>
-          <w:tab w:val="left" w:pos="0"/>
-        </w:tabs>
         <w:spacing w:after="0" w:line="360" w:lineRule="auto"/>
         <w:ind w:firstLine="709"/>
         <w:jc w:val="both"/>
         <w:rPr>
           <w:rFonts w:ascii="Times New Roman" w:hAnsi="Times New Roman" w:cs="Times New Roman"/>
-          <w:sz w:val="28"/>
-          <w:szCs w:val="28"/>
-        </w:rPr>
-      </w:pPr>
-      <w:r>
-        <w:rPr>
-          <w:rStyle w:val="a5"/>
+          <w:color w:val="0F1115"/>
+          <w:sz w:val="28"/>
+          <w:szCs w:val="28"/>
+        </w:rPr>
+      </w:pPr>
+      <w:r>
+        <w:rPr>
+          <w:rStyle w:val="Strong"/>
           <w:rFonts w:ascii="Times New Roman" w:hAnsi="Times New Roman" w:cs="Times New Roman"/>
           <w:b w:val="0"/>
-          <w:bCs w:val="0"/>
-          <w:color w:val="0F1115"/>
-          <w:sz w:val="28"/>
-          <w:szCs w:val="28"/>
-        </w:rPr>
-        <w:t xml:space="preserve">Обеспечение </w:t>
-      </w:r>
-      <w:proofErr w:type="gramStart"/>
-      <w:r>
-        <w:rPr>
-          <w:rStyle w:val="a5"/>
-          <w:rFonts w:ascii="Times New Roman" w:hAnsi="Times New Roman" w:cs="Times New Roman"/>
-          <w:b w:val="0"/>
-          <w:bCs w:val="0"/>
-          <w:color w:val="0F1115"/>
-          <w:sz w:val="28"/>
-          <w:szCs w:val="28"/>
-        </w:rPr>
-        <w:t>контроля</w:t>
-      </w:r>
-      <w:r>
-        <w:rPr>
-          <w:rFonts w:ascii="Times New Roman" w:hAnsi="Times New Roman" w:cs="Times New Roman"/>
-          <w:color w:val="0F1115"/>
-          <w:sz w:val="28"/>
-          <w:szCs w:val="28"/>
-        </w:rPr>
-        <w:t> за</w:t>
-      </w:r>
-      <w:proofErr w:type="gramEnd"/>
-      <w:r>
-        <w:rPr>
-          <w:rFonts w:ascii="Times New Roman" w:hAnsi="Times New Roman" w:cs="Times New Roman"/>
-          <w:color w:val="0F1115"/>
-          <w:sz w:val="28"/>
-          <w:szCs w:val="28"/>
-        </w:rPr>
-        <w:t xml:space="preserve"> ходом разработки.</w:t>
-      </w:r>
-    </w:p>
-    <w:p>
-      <w:pPr>
-        <w:pStyle w:val="a1"/>
+          <w:color w:val="0F1115"/>
+          <w:sz w:val="28"/>
+          <w:szCs w:val="28"/>
+        </w:rPr>
+        <w:t>Предпроектное обследование:</w:t>
+      </w:r>
+      <w:r>
+        <w:rPr>
+          <w:rFonts w:ascii="Times New Roman" w:hAnsi="Times New Roman" w:cs="Times New Roman"/>
+          <w:color w:val="0F1115"/>
+          <w:sz w:val="28"/>
+          <w:szCs w:val="28"/>
+        </w:rPr>
+        <w:t> Анализ деятельности организации, сбор данных, выявление проблем, построение модели "как есть" .</w:t>
+      </w:r>
+    </w:p>
+    <w:p>
+      <w:pPr>
+        <w:pStyle w:val="BodyText"/>
         <w:numPr>
           <w:ilvl w:val="0"/>
-          <w:numId w:val="2"/>
+          <w:numId w:val="12"/>
         </w:numPr>
-        <w:tabs>
-          <w:tab w:val="left" w:pos="0"/>
-        </w:tabs>
         <w:spacing w:after="0" w:line="360" w:lineRule="auto"/>
         <w:ind w:firstLine="709"/>
         <w:jc w:val="both"/>
         <w:rPr>
           <w:rFonts w:ascii="Times New Roman" w:hAnsi="Times New Roman" w:cs="Times New Roman"/>
-          <w:sz w:val="28"/>
-          <w:szCs w:val="28"/>
-        </w:rPr>
-      </w:pPr>
-      <w:r>
-        <w:rPr>
-          <w:rStyle w:val="a5"/>
+          <w:color w:val="0F1115"/>
+          <w:sz w:val="28"/>
+          <w:szCs w:val="28"/>
+        </w:rPr>
+      </w:pPr>
+      <w:r>
+        <w:rPr>
+          <w:rStyle w:val="Strong"/>
           <w:rFonts w:ascii="Times New Roman" w:hAnsi="Times New Roman" w:cs="Times New Roman"/>
           <w:b w:val="0"/>
-          <w:bCs w:val="0"/>
-          <w:color w:val="0F1115"/>
-          <w:sz w:val="28"/>
-          <w:szCs w:val="28"/>
-        </w:rPr>
-        <w:t>Снижение рисков</w:t>
-      </w:r>
-      <w:r>
-        <w:rPr>
-          <w:rFonts w:ascii="Times New Roman" w:hAnsi="Times New Roman" w:cs="Times New Roman"/>
-          <w:color w:val="0F1115"/>
-          <w:sz w:val="28"/>
-          <w:szCs w:val="28"/>
-        </w:rPr>
-        <w:t> непонимания между участниками проекта.</w:t>
-      </w:r>
-    </w:p>
-    <w:p>
-      <w:pPr>
-        <w:pStyle w:val="a1"/>
+          <w:color w:val="0F1115"/>
+          <w:sz w:val="28"/>
+          <w:szCs w:val="28"/>
+        </w:rPr>
+        <w:t>Формирование требований:</w:t>
+      </w:r>
+      <w:r>
+        <w:rPr>
+          <w:rFonts w:ascii="Times New Roman" w:hAnsi="Times New Roman" w:cs="Times New Roman"/>
+          <w:color w:val="0F1115"/>
+          <w:sz w:val="28"/>
+          <w:szCs w:val="28"/>
+        </w:rPr>
+        <w:t> Определение целей создания ИС, формулирование функциональных и нефункциональных требований, разработка ТЭО .</w:t>
+      </w:r>
+    </w:p>
+    <w:p>
+      <w:pPr>
+        <w:pStyle w:val="BodyText"/>
         <w:numPr>
           <w:ilvl w:val="0"/>
-          <w:numId w:val="2"/>
+          <w:numId w:val="12"/>
         </w:numPr>
-        <w:tabs>
-          <w:tab w:val="left" w:pos="0"/>
-        </w:tabs>
         <w:spacing w:after="0" w:line="360" w:lineRule="auto"/>
         <w:ind w:firstLine="709"/>
         <w:jc w:val="both"/>
         <w:rPr>
           <w:rFonts w:ascii="Times New Roman" w:hAnsi="Times New Roman" w:cs="Times New Roman"/>
-          <w:sz w:val="28"/>
-          <w:szCs w:val="28"/>
-        </w:rPr>
-      </w:pPr>
-      <w:r>
-        <w:rPr>
-          <w:rStyle w:val="a5"/>
+          <w:color w:val="0F1115"/>
+          <w:sz w:val="28"/>
+          <w:szCs w:val="28"/>
+        </w:rPr>
+      </w:pPr>
+      <w:r>
+        <w:rPr>
+          <w:rStyle w:val="Strong"/>
           <w:rFonts w:ascii="Times New Roman" w:hAnsi="Times New Roman" w:cs="Times New Roman"/>
           <w:b w:val="0"/>
-          <w:bCs w:val="0"/>
-          <w:color w:val="0F1115"/>
-          <w:sz w:val="28"/>
-          <w:szCs w:val="28"/>
-        </w:rPr>
-        <w:t>Основа для дальнейшего сопровождения</w:t>
-      </w:r>
-      <w:r>
-        <w:rPr>
-          <w:rFonts w:ascii="Times New Roman" w:hAnsi="Times New Roman" w:cs="Times New Roman"/>
-          <w:color w:val="0F1115"/>
-          <w:sz w:val="28"/>
-          <w:szCs w:val="28"/>
-        </w:rPr>
-        <w:t> и модернизации системы</w:t>
-      </w:r>
-    </w:p>
-    <w:p>
-      <w:pPr>
-        <w:pStyle w:val="3"/>
-        <w:spacing w:before="0" w:after="0" w:line="360" w:lineRule="auto"/>
-        <w:ind w:firstLine="709"/>
-        <w:jc w:val="both"/>
-        <w:rPr>
-          <w:rFonts w:ascii="Times New Roman" w:hAnsi="Times New Roman" w:cs="Times New Roman"/>
-          <w:b w:val="0"/>
-          <w:bCs w:val="0"/>
-          <w:color w:val="0F1115"/>
-        </w:rPr>
-      </w:pPr>
-      <w:r>
-        <w:rPr>
-          <w:rStyle w:val="a5"/>
-          <w:rFonts w:ascii="Times New Roman" w:hAnsi="Times New Roman" w:cs="Times New Roman"/>
-          <w:color w:val="0F1115"/>
-        </w:rPr>
-        <w:t>2. Виды проектной документации</w:t>
-      </w:r>
-    </w:p>
-    <w:p>
-      <w:pPr>
-        <w:pStyle w:val="a1"/>
-        <w:spacing w:after="0" w:line="360" w:lineRule="auto"/>
-        <w:ind w:firstLine="709"/>
-        <w:jc w:val="both"/>
-        <w:rPr>
-          <w:rFonts w:ascii="Times New Roman" w:hAnsi="Times New Roman" w:cs="Times New Roman"/>
-          <w:color w:val="0F1115"/>
-          <w:sz w:val="28"/>
-          <w:szCs w:val="28"/>
-        </w:rPr>
-      </w:pPr>
-    </w:p>
-    <w:p>
-      <w:pPr>
-        <w:spacing w:line="360" w:lineRule="auto"/>
-        <w:ind w:firstLine="709"/>
-        <w:jc w:val="both"/>
-        <w:rPr>
-          <w:rFonts w:ascii="Times New Roman" w:hAnsi="Times New Roman" w:cs="Times New Roman"/>
-          <w:sz w:val="28"/>
-          <w:szCs w:val="28"/>
-        </w:rPr>
-      </w:pPr>
-      <w:r>
-        <w:rPr>
-          <w:rStyle w:val="a5"/>
-          <w:rFonts w:ascii="Times New Roman" w:hAnsi="Times New Roman" w:cs="Times New Roman"/>
-          <w:b w:val="0"/>
-          <w:color w:val="0F1115"/>
-          <w:sz w:val="28"/>
-          <w:szCs w:val="28"/>
-        </w:rPr>
-        <w:t>Техническое задание</w:t>
-      </w:r>
-      <w:r>
-        <w:rPr>
-          <w:rFonts w:ascii="Times New Roman" w:hAnsi="Times New Roman" w:cs="Times New Roman"/>
-          <w:sz w:val="28"/>
-          <w:szCs w:val="28"/>
-        </w:rPr>
-        <w:t xml:space="preserve"> - </w:t>
-      </w:r>
-      <w:r>
-        <w:rPr>
-          <w:rFonts w:ascii="Times New Roman" w:hAnsi="Times New Roman" w:cs="Times New Roman"/>
-          <w:color w:val="0F1115"/>
-          <w:sz w:val="28"/>
-          <w:szCs w:val="28"/>
-        </w:rPr>
-        <w:t>Основополагающий документ, определяющий цели, требования и функции будущей ИС, а также</w:t>
-      </w:r>
-      <w:r>
-        <w:rPr>
-          <w:rFonts w:ascii="Times New Roman" w:hAnsi="Times New Roman" w:cs="Times New Roman"/>
-          <w:color w:val="0F1115"/>
-          <w:sz w:val="28"/>
-          <w:szCs w:val="28"/>
-        </w:rPr>
-        <w:t xml:space="preserve"> порядок приемки работ.</w:t>
-      </w:r>
-      <w:r>
-        <w:rPr>
-          <w:rFonts w:ascii="Times New Roman" w:hAnsi="Times New Roman" w:cs="Times New Roman"/>
-          <w:sz w:val="28"/>
-          <w:szCs w:val="28"/>
-        </w:rPr>
-        <w:t xml:space="preserve"> </w:t>
-      </w:r>
-    </w:p>
-    <w:p>
-      <w:pPr>
-        <w:spacing w:line="360" w:lineRule="auto"/>
-        <w:ind w:firstLine="709"/>
-        <w:jc w:val="both"/>
-        <w:rPr>
-          <w:rFonts w:ascii="Times New Roman" w:hAnsi="Times New Roman" w:cs="Times New Roman"/>
-          <w:sz w:val="28"/>
-          <w:szCs w:val="28"/>
-        </w:rPr>
-      </w:pPr>
-      <w:r>
-        <w:rPr>
-          <w:rStyle w:val="a5"/>
-          <w:rFonts w:ascii="Times New Roman" w:hAnsi="Times New Roman" w:cs="Times New Roman"/>
-          <w:b w:val="0"/>
-          <w:color w:val="0F1115"/>
-          <w:sz w:val="28"/>
-          <w:szCs w:val="28"/>
-        </w:rPr>
-        <w:t>Эскизный проект</w:t>
-      </w:r>
-      <w:r>
-        <w:rPr>
-          <w:rFonts w:ascii="Times New Roman" w:hAnsi="Times New Roman" w:cs="Times New Roman"/>
-          <w:sz w:val="28"/>
-          <w:szCs w:val="28"/>
-        </w:rPr>
-        <w:t xml:space="preserve"> - </w:t>
-      </w:r>
-      <w:r>
-        <w:rPr>
-          <w:rFonts w:ascii="Times New Roman" w:hAnsi="Times New Roman" w:cs="Times New Roman"/>
-          <w:color w:val="0F1115"/>
-          <w:sz w:val="28"/>
-          <w:szCs w:val="28"/>
-        </w:rPr>
-        <w:t>Содержит предварительные проектные решения, общую концепцию системы, макеты интерфейсов и структуры потоков данных.</w:t>
-      </w:r>
-    </w:p>
-    <w:p>
-      <w:pPr>
-        <w:spacing w:line="360" w:lineRule="auto"/>
-        <w:ind w:firstLine="709"/>
-        <w:jc w:val="both"/>
-        <w:rPr>
-          <w:rFonts w:ascii="Times New Roman" w:hAnsi="Times New Roman" w:cs="Times New Roman"/>
-          <w:sz w:val="28"/>
-          <w:szCs w:val="28"/>
-        </w:rPr>
-      </w:pPr>
-      <w:r>
-        <w:rPr>
-          <w:rStyle w:val="a5"/>
-          <w:rFonts w:ascii="Times New Roman" w:hAnsi="Times New Roman" w:cs="Times New Roman"/>
-          <w:b w:val="0"/>
-          <w:color w:val="0F1115"/>
-          <w:sz w:val="28"/>
-          <w:szCs w:val="28"/>
-        </w:rPr>
-        <w:t>Технический проект</w:t>
-      </w:r>
-      <w:r>
-        <w:rPr>
-          <w:rFonts w:ascii="Times New Roman" w:hAnsi="Times New Roman" w:cs="Times New Roman"/>
-          <w:sz w:val="28"/>
-          <w:szCs w:val="28"/>
-        </w:rPr>
-        <w:t xml:space="preserve"> - </w:t>
-      </w:r>
-      <w:r>
-        <w:rPr>
-          <w:rFonts w:ascii="Times New Roman" w:hAnsi="Times New Roman" w:cs="Times New Roman"/>
-          <w:color w:val="0F1115"/>
-          <w:sz w:val="28"/>
-          <w:szCs w:val="28"/>
-        </w:rPr>
-        <w:t>Детализирует решения, принятые в эскизном проекте. Включает схемы базы данны</w:t>
-      </w:r>
-      <w:r>
-        <w:rPr>
-          <w:rFonts w:ascii="Times New Roman" w:hAnsi="Times New Roman" w:cs="Times New Roman"/>
-          <w:color w:val="0F1115"/>
-          <w:sz w:val="28"/>
-          <w:szCs w:val="28"/>
-        </w:rPr>
-        <w:t xml:space="preserve">х, спецификации модулей, архитектуру </w:t>
-      </w:r>
-      <w:proofErr w:type="gramStart"/>
-      <w:r>
-        <w:rPr>
-          <w:rFonts w:ascii="Times New Roman" w:hAnsi="Times New Roman" w:cs="Times New Roman"/>
-          <w:color w:val="0F1115"/>
-          <w:sz w:val="28"/>
-          <w:szCs w:val="28"/>
-        </w:rPr>
-        <w:t>ПО</w:t>
-      </w:r>
-      <w:proofErr w:type="gramEnd"/>
-      <w:r>
-        <w:rPr>
-          <w:rFonts w:ascii="Times New Roman" w:hAnsi="Times New Roman" w:cs="Times New Roman"/>
-          <w:color w:val="0F1115"/>
-          <w:sz w:val="28"/>
-          <w:szCs w:val="28"/>
-        </w:rPr>
-        <w:t xml:space="preserve"> и т.д.</w:t>
-      </w:r>
-      <w:r>
-        <w:rPr>
-          <w:rFonts w:ascii="Times New Roman" w:hAnsi="Times New Roman" w:cs="Times New Roman"/>
-          <w:sz w:val="28"/>
-          <w:szCs w:val="28"/>
-        </w:rPr>
-        <w:t xml:space="preserve"> </w:t>
-      </w:r>
-    </w:p>
-    <w:p>
-      <w:pPr>
-        <w:spacing w:line="360" w:lineRule="auto"/>
-        <w:ind w:firstLine="709"/>
-        <w:jc w:val="both"/>
-        <w:rPr>
-          <w:rFonts w:ascii="Times New Roman" w:hAnsi="Times New Roman" w:cs="Times New Roman"/>
-          <w:sz w:val="28"/>
-          <w:szCs w:val="28"/>
-        </w:rPr>
-      </w:pPr>
-      <w:r>
-        <w:rPr>
-          <w:rStyle w:val="a5"/>
-          <w:rFonts w:ascii="Times New Roman" w:hAnsi="Times New Roman" w:cs="Times New Roman"/>
-          <w:b w:val="0"/>
-          <w:color w:val="0F1115"/>
-          <w:sz w:val="28"/>
-          <w:szCs w:val="28"/>
-        </w:rPr>
-        <w:t>Рабочая документация</w:t>
-      </w:r>
-      <w:r>
-        <w:rPr>
-          <w:rFonts w:ascii="Times New Roman" w:hAnsi="Times New Roman" w:cs="Times New Roman"/>
-          <w:sz w:val="28"/>
-          <w:szCs w:val="28"/>
-        </w:rPr>
-        <w:t xml:space="preserve"> - </w:t>
-      </w:r>
-      <w:r>
-        <w:rPr>
-          <w:rFonts w:ascii="Times New Roman" w:hAnsi="Times New Roman" w:cs="Times New Roman"/>
-          <w:color w:val="0F1115"/>
-          <w:sz w:val="28"/>
-          <w:szCs w:val="28"/>
-        </w:rPr>
-        <w:t>Комплект документов для непосредственной реализации системы (код, инструкции по установке, монтажу, настройке).</w:t>
-      </w:r>
-      <w:r>
-        <w:rPr>
-          <w:rFonts w:ascii="Times New Roman" w:hAnsi="Times New Roman" w:cs="Times New Roman"/>
-          <w:sz w:val="28"/>
-          <w:szCs w:val="28"/>
-        </w:rPr>
-        <w:t xml:space="preserve"> </w:t>
-      </w:r>
-    </w:p>
-    <w:p>
-      <w:pPr>
-        <w:spacing w:line="360" w:lineRule="auto"/>
-        <w:ind w:firstLine="709"/>
-        <w:jc w:val="both"/>
-        <w:rPr>
-          <w:rFonts w:ascii="Times New Roman" w:hAnsi="Times New Roman" w:cs="Times New Roman"/>
-          <w:sz w:val="28"/>
-          <w:szCs w:val="28"/>
-        </w:rPr>
-      </w:pPr>
-      <w:r>
-        <w:rPr>
-          <w:rStyle w:val="a5"/>
-          <w:rFonts w:ascii="Times New Roman" w:hAnsi="Times New Roman" w:cs="Times New Roman"/>
-          <w:b w:val="0"/>
-          <w:color w:val="0F1115"/>
-          <w:sz w:val="28"/>
-          <w:szCs w:val="28"/>
-        </w:rPr>
-        <w:t>Эксплуатационная документация</w:t>
-      </w:r>
-      <w:r>
-        <w:rPr>
-          <w:rFonts w:ascii="Times New Roman" w:hAnsi="Times New Roman" w:cs="Times New Roman"/>
-          <w:sz w:val="28"/>
-          <w:szCs w:val="28"/>
-        </w:rPr>
-        <w:t xml:space="preserve"> - </w:t>
-      </w:r>
-      <w:r>
-        <w:rPr>
-          <w:rFonts w:ascii="Times New Roman" w:hAnsi="Times New Roman" w:cs="Times New Roman"/>
-          <w:color w:val="0F1115"/>
-          <w:sz w:val="28"/>
-          <w:szCs w:val="28"/>
-        </w:rPr>
-        <w:t xml:space="preserve">Документы для пользователей и </w:t>
-      </w:r>
-      <w:r>
-        <w:rPr>
-          <w:rFonts w:ascii="Times New Roman" w:hAnsi="Times New Roman" w:cs="Times New Roman"/>
-          <w:color w:val="0F1115"/>
-          <w:sz w:val="28"/>
-          <w:szCs w:val="28"/>
-        </w:rPr>
-        <w:t>администраторов системы (руководство пользователя, руководство администратора, инструкции).</w:t>
-      </w:r>
-    </w:p>
-    <w:p>
-      <w:pPr>
-        <w:pStyle w:val="3"/>
-        <w:spacing w:before="0" w:after="0" w:line="360" w:lineRule="auto"/>
-        <w:ind w:firstLine="709"/>
-        <w:jc w:val="both"/>
-        <w:rPr>
-          <w:rFonts w:ascii="Times New Roman" w:hAnsi="Times New Roman" w:cs="Times New Roman"/>
-          <w:b w:val="0"/>
-          <w:color w:val="0F1115"/>
-        </w:rPr>
-      </w:pPr>
-      <w:r>
-        <w:rPr>
-          <w:rStyle w:val="a5"/>
-          <w:rFonts w:ascii="Times New Roman" w:hAnsi="Times New Roman" w:cs="Times New Roman"/>
-          <w:b/>
-          <w:color w:val="0F1115"/>
-        </w:rPr>
-        <w:t>3. Этапы проектирования ИС</w:t>
-      </w:r>
-    </w:p>
-    <w:p>
-      <w:pPr>
-        <w:pStyle w:val="a1"/>
+          <w:color w:val="0F1115"/>
+          <w:sz w:val="28"/>
+          <w:szCs w:val="28"/>
+        </w:rPr>
+        <w:t>Проектирование:</w:t>
+      </w:r>
+      <w:r>
+        <w:rPr>
+          <w:rFonts w:ascii="Times New Roman" w:hAnsi="Times New Roman" w:cs="Times New Roman"/>
+          <w:color w:val="0F1115"/>
+          <w:sz w:val="28"/>
+          <w:szCs w:val="28"/>
+        </w:rPr>
+        <w:t> Разработка архитектуры системы, логической и физической моделей данных, спецификаций модулей .</w:t>
+      </w:r>
+    </w:p>
+    <w:p>
+      <w:pPr>
+        <w:pStyle w:val="BodyText"/>
         <w:numPr>
           <w:ilvl w:val="0"/>
-          <w:numId w:val="3"/>
+          <w:numId w:val="12"/>
         </w:numPr>
-        <w:tabs>
-          <w:tab w:val="left" w:pos="0"/>
-        </w:tabs>
         <w:spacing w:after="0" w:line="360" w:lineRule="auto"/>
         <w:ind w:firstLine="709"/>
         <w:jc w:val="both"/>
@@ -622,59 +660,34 @@
           <w:szCs w:val="28"/>
         </w:rPr>
       </w:pPr>
-      <w:proofErr w:type="spellStart"/>
-      <w:r>
-        <w:rPr>
-          <w:rStyle w:val="a5"/>
-          <w:rFonts w:ascii="Times New Roman" w:hAnsi="Times New Roman" w:cs="Times New Roman"/>
-          <w:color w:val="0F1115"/>
-          <w:sz w:val="28"/>
-          <w:szCs w:val="28"/>
-        </w:rPr>
-        <w:t>Предпроектное</w:t>
-      </w:r>
-      <w:proofErr w:type="spellEnd"/>
-      <w:r>
-        <w:rPr>
-          <w:rStyle w:val="a5"/>
-          <w:rFonts w:ascii="Times New Roman" w:hAnsi="Times New Roman" w:cs="Times New Roman"/>
-          <w:color w:val="0F1115"/>
-          <w:sz w:val="28"/>
-          <w:szCs w:val="28"/>
-        </w:rPr>
-        <w:t xml:space="preserve"> обследование:</w:t>
-      </w:r>
-      <w:r>
-        <w:rPr>
-          <w:rFonts w:ascii="Times New Roman" w:hAnsi="Times New Roman" w:cs="Times New Roman"/>
-          <w:color w:val="0F1115"/>
-          <w:sz w:val="28"/>
-          <w:szCs w:val="28"/>
-        </w:rPr>
-        <w:t> Анализ деятельности организации, сбор данных, выявление проблем, построение модели "как есть"</w:t>
-      </w:r>
-      <w:proofErr w:type="gramStart"/>
-      <w:r>
-        <w:rPr>
-          <w:rFonts w:ascii="Times New Roman" w:hAnsi="Times New Roman" w:cs="Times New Roman"/>
-          <w:color w:val="0F1115"/>
-          <w:sz w:val="28"/>
-          <w:szCs w:val="28"/>
-        </w:rPr>
-        <w:t> .</w:t>
-      </w:r>
-      <w:proofErr w:type="gramEnd"/>
-    </w:p>
-    <w:p>
-      <w:pPr>
-        <w:pStyle w:val="a1"/>
+      <w:r>
+        <w:rPr>
+          <w:rStyle w:val="Strong"/>
+          <w:rFonts w:ascii="Times New Roman" w:hAnsi="Times New Roman" w:cs="Times New Roman"/>
+          <w:b w:val="0"/>
+          <w:color w:val="0F1115"/>
+          <w:sz w:val="28"/>
+          <w:szCs w:val="28"/>
+        </w:rPr>
+        <w:t>Разработка и тестирование:</w:t>
+      </w:r>
+      <w:r>
+        <w:rPr>
+          <w:rFonts w:ascii="Times New Roman" w:hAnsi="Times New Roman" w:cs="Times New Roman"/>
+          <w:color w:val="0F1115"/>
+          <w:sz w:val="28"/>
+          <w:szCs w:val="28"/>
+        </w:rPr>
+        <w:t> Написание кода, создание базы данных, проведение автономного, комплексного и системного тестирования .</w:t>
+      </w:r>
+    </w:p>
+    <w:p>
+      <w:pPr>
+        <w:pStyle w:val="BodyText"/>
         <w:numPr>
           <w:ilvl w:val="0"/>
-          <w:numId w:val="3"/>
+          <w:numId w:val="12"/>
         </w:numPr>
-        <w:tabs>
-          <w:tab w:val="left" w:pos="0"/>
-        </w:tabs>
         <w:spacing w:after="0" w:line="360" w:lineRule="auto"/>
         <w:ind w:firstLine="709"/>
         <w:jc w:val="both"/>
@@ -687,56 +700,32 @@
       </w:pPr>
       <w:r>
         <w:rPr>
-          <w:rStyle w:val="a5"/>
-          <w:rFonts w:ascii="Times New Roman" w:hAnsi="Times New Roman" w:cs="Times New Roman"/>
-          <w:color w:val="0F1115"/>
-          <w:sz w:val="28"/>
-          <w:szCs w:val="28"/>
-        </w:rPr>
-        <w:lastRenderedPageBreak/>
-        <w:t xml:space="preserve">Формирование </w:t>
-      </w:r>
-      <w:r>
-        <w:rPr>
-          <w:rStyle w:val="a5"/>
-          <w:rFonts w:ascii="Times New Roman" w:hAnsi="Times New Roman" w:cs="Times New Roman"/>
-          <w:color w:val="0F1115"/>
-          <w:sz w:val="28"/>
-          <w:szCs w:val="28"/>
-        </w:rPr>
-        <w:t>требований:</w:t>
-      </w:r>
-      <w:r>
-        <w:rPr>
-          <w:rFonts w:ascii="Times New Roman" w:hAnsi="Times New Roman" w:cs="Times New Roman"/>
-          <w:color w:val="0F1115"/>
-          <w:sz w:val="28"/>
-          <w:szCs w:val="28"/>
-        </w:rPr>
-        <w:t> Определение целей создания ИС, формулирование функциональных и нефункциональных требований, разработка ТЭО</w:t>
-      </w:r>
-      <w:proofErr w:type="gramStart"/>
-      <w:r>
-        <w:rPr>
-          <w:rFonts w:ascii="Times New Roman" w:hAnsi="Times New Roman" w:cs="Times New Roman"/>
-          <w:color w:val="0F1115"/>
-          <w:sz w:val="28"/>
-          <w:szCs w:val="28"/>
-        </w:rPr>
-        <w:t> .</w:t>
-      </w:r>
-      <w:proofErr w:type="gramEnd"/>
-    </w:p>
-    <w:p>
-      <w:pPr>
-        <w:pStyle w:val="a1"/>
+          <w:rStyle w:val="Strong"/>
+          <w:rFonts w:ascii="Times New Roman" w:hAnsi="Times New Roman" w:cs="Times New Roman"/>
+          <w:b w:val="0"/>
+          <w:color w:val="0F1115"/>
+          <w:sz w:val="28"/>
+          <w:szCs w:val="28"/>
+        </w:rPr>
+        <w:t>Внедрение:</w:t>
+      </w:r>
+      <w:r>
+        <w:rPr>
+          <w:rFonts w:ascii="Times New Roman" w:hAnsi="Times New Roman" w:cs="Times New Roman"/>
+          <w:color w:val="0F1115"/>
+          <w:sz w:val="28"/>
+          <w:szCs w:val="28"/>
+        </w:rPr>
+        <w:t> Установка системы, обучение персонала, опытная эксплуатация, приемочные испытания .</w:t>
+      </w:r>
+    </w:p>
+    <w:p>
+      <w:pPr>
+        <w:pStyle w:val="BodyText"/>
         <w:numPr>
           <w:ilvl w:val="0"/>
-          <w:numId w:val="3"/>
+          <w:numId w:val="12"/>
         </w:numPr>
-        <w:tabs>
-          <w:tab w:val="left" w:pos="0"/>
-        </w:tabs>
         <w:spacing w:after="0" w:line="360" w:lineRule="auto"/>
         <w:ind w:firstLine="709"/>
         <w:jc w:val="both"/>
@@ -749,171 +738,9 @@
       </w:pPr>
       <w:r>
         <w:rPr>
-          <w:rStyle w:val="a5"/>
-          <w:rFonts w:ascii="Times New Roman" w:hAnsi="Times New Roman" w:cs="Times New Roman"/>
-          <w:color w:val="0F1115"/>
-          <w:sz w:val="28"/>
-          <w:szCs w:val="28"/>
-        </w:rPr>
-        <w:t>Проектирование:</w:t>
-      </w:r>
-      <w:r>
-        <w:rPr>
-          <w:rFonts w:ascii="Times New Roman" w:hAnsi="Times New Roman" w:cs="Times New Roman"/>
-          <w:color w:val="0F1115"/>
-          <w:sz w:val="28"/>
-          <w:szCs w:val="28"/>
-        </w:rPr>
-        <w:t> Разработка архитектуры системы, логической и физической моделей данных, спецификаций модулей</w:t>
-      </w:r>
-      <w:proofErr w:type="gramStart"/>
-      <w:r>
-        <w:rPr>
-          <w:rFonts w:ascii="Times New Roman" w:hAnsi="Times New Roman" w:cs="Times New Roman"/>
-          <w:color w:val="0F1115"/>
-          <w:sz w:val="28"/>
-          <w:szCs w:val="28"/>
-        </w:rPr>
-        <w:t> .</w:t>
-      </w:r>
-      <w:proofErr w:type="gramEnd"/>
-    </w:p>
-    <w:p>
-      <w:pPr>
-        <w:pStyle w:val="a1"/>
-        <w:numPr>
-          <w:ilvl w:val="0"/>
-          <w:numId w:val="3"/>
-        </w:numPr>
-        <w:tabs>
-          <w:tab w:val="left" w:pos="0"/>
-        </w:tabs>
-        <w:spacing w:after="0" w:line="360" w:lineRule="auto"/>
-        <w:ind w:firstLine="709"/>
-        <w:jc w:val="both"/>
-        <w:rPr>
-          <w:rFonts w:ascii="Times New Roman" w:hAnsi="Times New Roman" w:cs="Times New Roman"/>
-          <w:color w:val="0F1115"/>
-          <w:sz w:val="28"/>
-          <w:szCs w:val="28"/>
-        </w:rPr>
-      </w:pPr>
-      <w:r>
-        <w:rPr>
-          <w:rStyle w:val="a5"/>
-          <w:rFonts w:ascii="Times New Roman" w:hAnsi="Times New Roman" w:cs="Times New Roman"/>
-          <w:color w:val="0F1115"/>
-          <w:sz w:val="28"/>
-          <w:szCs w:val="28"/>
-        </w:rPr>
-        <w:t>Разработка и тестировани</w:t>
-      </w:r>
-      <w:r>
-        <w:rPr>
-          <w:rStyle w:val="a5"/>
-          <w:rFonts w:ascii="Times New Roman" w:hAnsi="Times New Roman" w:cs="Times New Roman"/>
-          <w:color w:val="0F1115"/>
-          <w:sz w:val="28"/>
-          <w:szCs w:val="28"/>
-        </w:rPr>
-        <w:t>е:</w:t>
-      </w:r>
-      <w:r>
-        <w:rPr>
-          <w:rFonts w:ascii="Times New Roman" w:hAnsi="Times New Roman" w:cs="Times New Roman"/>
-          <w:color w:val="0F1115"/>
-          <w:sz w:val="28"/>
-          <w:szCs w:val="28"/>
-        </w:rPr>
-        <w:t> Написание кода, создание базы данных, проведение автономного, комплексного и системного тестирования</w:t>
-      </w:r>
-      <w:proofErr w:type="gramStart"/>
-      <w:r>
-        <w:rPr>
-          <w:rFonts w:ascii="Times New Roman" w:hAnsi="Times New Roman" w:cs="Times New Roman"/>
-          <w:color w:val="0F1115"/>
-          <w:sz w:val="28"/>
-          <w:szCs w:val="28"/>
-        </w:rPr>
-        <w:t> .</w:t>
-      </w:r>
-      <w:proofErr w:type="gramEnd"/>
-    </w:p>
-    <w:p>
-      <w:pPr>
-        <w:pStyle w:val="a1"/>
-        <w:numPr>
-          <w:ilvl w:val="0"/>
-          <w:numId w:val="3"/>
-        </w:numPr>
-        <w:tabs>
-          <w:tab w:val="left" w:pos="0"/>
-        </w:tabs>
-        <w:spacing w:after="0" w:line="360" w:lineRule="auto"/>
-        <w:ind w:firstLine="709"/>
-        <w:jc w:val="both"/>
-        <w:rPr>
-          <w:rFonts w:ascii="Times New Roman" w:hAnsi="Times New Roman" w:cs="Times New Roman"/>
-          <w:color w:val="0F1115"/>
-          <w:sz w:val="28"/>
-          <w:szCs w:val="28"/>
-        </w:rPr>
-      </w:pPr>
-      <w:r>
-        <w:rPr>
-          <w:rStyle w:val="a5"/>
-          <w:rFonts w:ascii="Times New Roman" w:hAnsi="Times New Roman" w:cs="Times New Roman"/>
-          <w:color w:val="0F1115"/>
-          <w:sz w:val="28"/>
-          <w:szCs w:val="28"/>
-        </w:rPr>
-        <w:t>Внедрение:</w:t>
-      </w:r>
-      <w:r>
-        <w:rPr>
-          <w:rFonts w:ascii="Times New Roman" w:hAnsi="Times New Roman" w:cs="Times New Roman"/>
-          <w:color w:val="0F1115"/>
-          <w:sz w:val="28"/>
-          <w:szCs w:val="28"/>
-        </w:rPr>
-        <w:t> Установка системы, обучение персонала, опытная эксплуатация, приемочные испытания</w:t>
-      </w:r>
-      <w:proofErr w:type="gramStart"/>
-      <w:r>
-        <w:rPr>
-          <w:rFonts w:ascii="Times New Roman" w:hAnsi="Times New Roman" w:cs="Times New Roman"/>
-          <w:color w:val="0F1115"/>
-          <w:sz w:val="28"/>
-          <w:szCs w:val="28"/>
-        </w:rPr>
-        <w:t> .</w:t>
-      </w:r>
-      <w:proofErr w:type="gramEnd"/>
-    </w:p>
-    <w:p>
-      <w:pPr>
-        <w:pStyle w:val="a1"/>
-        <w:numPr>
-          <w:ilvl w:val="0"/>
-          <w:numId w:val="3"/>
-        </w:numPr>
-        <w:tabs>
-          <w:tab w:val="left" w:pos="0"/>
-        </w:tabs>
-        <w:spacing w:after="0" w:line="360" w:lineRule="auto"/>
-        <w:ind w:firstLine="709"/>
-        <w:jc w:val="both"/>
-        <w:rPr>
-          <w:rFonts w:ascii="Times New Roman" w:hAnsi="Times New Roman" w:cs="Times New Roman"/>
-          <w:color w:val="0F1115"/>
-          <w:sz w:val="28"/>
-          <w:szCs w:val="28"/>
-        </w:rPr>
-      </w:pPr>
-      <w:r>
-        <w:rPr>
-          <w:rStyle w:val="a5"/>
-          <w:rFonts w:ascii="Times New Roman" w:hAnsi="Times New Roman" w:cs="Times New Roman"/>
+          <w:rStyle w:val="Strong"/>
+          <w:rFonts w:ascii="Times New Roman" w:hAnsi="Times New Roman" w:cs="Times New Roman"/>
+          <w:b w:val="0"/>
           <w:color w:val="0F1115"/>
           <w:sz w:val="28"/>
           <w:szCs w:val="28"/>
@@ -927,21 +754,12 @@
           <w:sz w:val="28"/>
           <w:szCs w:val="28"/>
         </w:rPr>
-        <w:t> Исправление ошибок, техническая поддержк</w:t>
-      </w:r>
-      <w:r>
-        <w:rPr>
-          <w:rFonts w:ascii="Times New Roman" w:hAnsi="Times New Roman" w:cs="Times New Roman"/>
-          <w:color w:val="0F1115"/>
-          <w:sz w:val="28"/>
-          <w:szCs w:val="28"/>
-        </w:rPr>
-        <w:t>а, развитие и модернизация системы .</w:t>
-      </w:r>
-    </w:p>
-    <w:p>
-      <w:pPr>
-        <w:pStyle w:val="3"/>
+        <w:t> Исправление ошибок, техническая поддержка, развитие и модернизация системы .</w:t>
+      </w:r>
+    </w:p>
+    <w:p>
+      <w:pPr>
+        <w:pStyle w:val="Heading3"/>
         <w:spacing w:before="0" w:after="0" w:line="360" w:lineRule="auto"/>
         <w:ind w:firstLine="709"/>
         <w:jc w:val="both"/>
@@ -953,9 +771,8 @@
       </w:pPr>
       <w:r>
         <w:rPr>
-          <w:rStyle w:val="a5"/>
-          <w:rFonts w:ascii="Times New Roman" w:hAnsi="Times New Roman" w:cs="Times New Roman"/>
-          <w:b/>
+          <w:rStyle w:val="Strong"/>
+          <w:rFonts w:ascii="Times New Roman" w:hAnsi="Times New Roman" w:cs="Times New Roman"/>
           <w:color w:val="0F1115"/>
         </w:rPr>
         <w:t>4. Связь документации и этапов проектирования</w:t>
@@ -963,7 +780,7 @@
     </w:p>
     <w:p>
       <w:pPr>
-        <w:pStyle w:val="a1"/>
+        <w:pStyle w:val="BodyText"/>
         <w:spacing w:before="240" w:after="240" w:line="360" w:lineRule="auto"/>
         <w:ind w:firstLine="709"/>
         <w:jc w:val="both"/>
@@ -976,8 +793,9 @@
       </w:pPr>
       <w:r>
         <w:rPr>
-          <w:rStyle w:val="a5"/>
-          <w:rFonts w:ascii="Times New Roman" w:hAnsi="Times New Roman" w:cs="Times New Roman"/>
+          <w:rStyle w:val="Strong"/>
+          <w:rFonts w:ascii="Times New Roman" w:hAnsi="Times New Roman" w:cs="Times New Roman"/>
+          <w:b w:val="0"/>
           <w:color w:val="0F1115"/>
           <w:sz w:val="28"/>
           <w:szCs w:val="28"/>
@@ -1007,7 +825,7 @@
           </w:tcPr>
           <w:p>
             <w:pPr>
-              <w:pStyle w:val="ab"/>
+              <w:pStyle w:val="a2"/>
               <w:spacing w:line="360" w:lineRule="auto"/>
               <w:ind w:firstLine="709"/>
               <w:jc w:val="both"/>
@@ -1042,7 +860,7 @@
           </w:tcPr>
           <w:p>
             <w:pPr>
-              <w:pStyle w:val="ab"/>
+              <w:pStyle w:val="a2"/>
               <w:spacing w:line="360" w:lineRule="auto"/>
               <w:ind w:firstLine="709"/>
               <w:jc w:val="both"/>
@@ -1077,7 +895,7 @@
           </w:tcPr>
           <w:p>
             <w:pPr>
-              <w:pStyle w:val="ab"/>
+              <w:pStyle w:val="a2"/>
               <w:spacing w:line="360" w:lineRule="auto"/>
               <w:ind w:firstLine="709"/>
               <w:jc w:val="both"/>
@@ -1117,7 +935,7 @@
           </w:tcPr>
           <w:p>
             <w:pPr>
-              <w:pStyle w:val="ab"/>
+              <w:pStyle w:val="a2"/>
               <w:spacing w:line="360" w:lineRule="auto"/>
               <w:ind w:firstLine="709"/>
               <w:jc w:val="both"/>
@@ -1127,10 +945,9 @@
                 <w:szCs w:val="28"/>
               </w:rPr>
             </w:pPr>
-            <w:proofErr w:type="spellStart"/>
-            <w:r>
-              <w:rPr>
-                <w:rStyle w:val="a5"/>
+            <w:r>
+              <w:rPr>
+                <w:rStyle w:val="Strong"/>
                 <w:rFonts w:ascii="Times New Roman" w:hAnsi="Times New Roman" w:cs="Times New Roman"/>
                 <w:b w:val="0"/>
                 <w:bCs w:val="0"/>
@@ -1138,20 +955,7 @@
                 <w:sz w:val="28"/>
                 <w:szCs w:val="28"/>
               </w:rPr>
-              <w:t>Предпроектное</w:t>
-            </w:r>
-            <w:proofErr w:type="spellEnd"/>
-            <w:r>
-              <w:rPr>
-                <w:rStyle w:val="a5"/>
-                <w:rFonts w:ascii="Times New Roman" w:hAnsi="Times New Roman" w:cs="Times New Roman"/>
-                <w:b w:val="0"/>
-                <w:bCs w:val="0"/>
-                <w:color w:val="0F1115"/>
-                <w:sz w:val="28"/>
-                <w:szCs w:val="28"/>
-              </w:rPr>
-              <w:t xml:space="preserve"> обследование</w:t>
+              <w:t>Предпроектное обследование</w:t>
             </w:r>
             <w:r>
               <w:rPr>
@@ -1169,7 +973,7 @@
           </w:tcPr>
           <w:p>
             <w:pPr>
-              <w:pStyle w:val="ab"/>
+              <w:pStyle w:val="a2"/>
               <w:spacing w:line="360" w:lineRule="auto"/>
               <w:ind w:firstLine="709"/>
               <w:jc w:val="both"/>
@@ -1185,15 +989,7 @@
                 <w:sz w:val="28"/>
                 <w:szCs w:val="28"/>
               </w:rPr>
-              <w:t xml:space="preserve">Отчет об обследовании, Технико-экономическое </w:t>
-            </w:r>
-            <w:r>
-              <w:rPr>
-                <w:rFonts w:ascii="Times New Roman" w:hAnsi="Times New Roman" w:cs="Times New Roman"/>
-                <w:sz w:val="28"/>
-                <w:szCs w:val="28"/>
-              </w:rPr>
-              <w:t>обоснование (ТЭО)</w:t>
+              <w:t>Отчет об обследовании, Технико-экономическое обоснование (ТЭО)</w:t>
             </w:r>
           </w:p>
         </w:tc>
@@ -1203,7 +999,7 @@
           </w:tcPr>
           <w:p>
             <w:pPr>
-              <w:pStyle w:val="ab"/>
+              <w:pStyle w:val="a2"/>
               <w:spacing w:line="360" w:lineRule="auto"/>
               <w:ind w:firstLine="709"/>
               <w:jc w:val="both"/>
@@ -1220,19 +1016,8 @@
                 <w:sz w:val="28"/>
                 <w:szCs w:val="28"/>
               </w:rPr>
-              <w:t>Фиксирует результаты анализа, обосновывает необходимость создания ИС</w:t>
-            </w:r>
-            <w:proofErr w:type="gramStart"/>
-            <w:r>
-              <w:rPr>
-                <w:rFonts w:ascii="Times New Roman" w:hAnsi="Times New Roman" w:cs="Times New Roman"/>
-                <w:color w:val="0F1115"/>
-                <w:sz w:val="28"/>
-                <w:szCs w:val="28"/>
-              </w:rPr>
-              <w:t> .</w:t>
-            </w:r>
-            <w:proofErr w:type="gramEnd"/>
+              <w:t>Фиксирует результаты анализа, обосновывает необходимость создания ИС .</w:t>
+            </w:r>
             <w:r>
               <w:rPr>
                 <w:rFonts w:ascii="Times New Roman" w:hAnsi="Times New Roman" w:cs="Times New Roman"/>
@@ -1251,7 +1036,7 @@
           </w:tcPr>
           <w:p>
             <w:pPr>
-              <w:pStyle w:val="ab"/>
+              <w:pStyle w:val="a2"/>
               <w:spacing w:line="360" w:lineRule="auto"/>
               <w:ind w:firstLine="709"/>
               <w:jc w:val="both"/>
@@ -1263,7 +1048,7 @@
             </w:pPr>
             <w:r>
               <w:rPr>
-                <w:rStyle w:val="a5"/>
+                <w:rStyle w:val="Strong"/>
                 <w:rFonts w:ascii="Times New Roman" w:hAnsi="Times New Roman" w:cs="Times New Roman"/>
                 <w:b w:val="0"/>
                 <w:bCs w:val="0"/>
@@ -1289,7 +1074,7 @@
           </w:tcPr>
           <w:p>
             <w:pPr>
-              <w:pStyle w:val="ab"/>
+              <w:pStyle w:val="a2"/>
               <w:spacing w:line="360" w:lineRule="auto"/>
               <w:ind w:firstLine="709"/>
               <w:jc w:val="both"/>
@@ -1301,7 +1086,7 @@
             </w:pPr>
             <w:r>
               <w:rPr>
-                <w:rStyle w:val="a5"/>
+                <w:rStyle w:val="Strong"/>
                 <w:rFonts w:ascii="Times New Roman" w:hAnsi="Times New Roman" w:cs="Times New Roman"/>
                 <w:b w:val="0"/>
                 <w:bCs w:val="0"/>
@@ -1327,7 +1112,7 @@
           </w:tcPr>
           <w:p>
             <w:pPr>
-              <w:pStyle w:val="ab"/>
+              <w:pStyle w:val="a2"/>
               <w:spacing w:line="360" w:lineRule="auto"/>
               <w:ind w:firstLine="709"/>
               <w:jc w:val="both"/>
@@ -1344,19 +1129,8 @@
                 <w:sz w:val="28"/>
                 <w:szCs w:val="28"/>
               </w:rPr>
-              <w:t>Определяет цели, требования и функции системы, служит основой для разработки</w:t>
-            </w:r>
-            <w:proofErr w:type="gramStart"/>
-            <w:r>
-              <w:rPr>
-                <w:rFonts w:ascii="Times New Roman" w:hAnsi="Times New Roman" w:cs="Times New Roman"/>
-                <w:color w:val="0F1115"/>
-                <w:sz w:val="28"/>
-                <w:szCs w:val="28"/>
-              </w:rPr>
-              <w:t> .</w:t>
-            </w:r>
-            <w:proofErr w:type="gramEnd"/>
+              <w:t>Определяет цели, требования и функции системы, служит основой для разработки .</w:t>
+            </w:r>
             <w:r>
               <w:rPr>
                 <w:rFonts w:ascii="Times New Roman" w:hAnsi="Times New Roman" w:cs="Times New Roman"/>
@@ -1375,7 +1149,7 @@
           </w:tcPr>
           <w:p>
             <w:pPr>
-              <w:pStyle w:val="ab"/>
+              <w:pStyle w:val="a2"/>
               <w:spacing w:line="360" w:lineRule="auto"/>
               <w:ind w:firstLine="709"/>
               <w:jc w:val="both"/>
@@ -1387,7 +1161,7 @@
             </w:pPr>
             <w:r>
               <w:rPr>
-                <w:rStyle w:val="a5"/>
+                <w:rStyle w:val="Strong"/>
                 <w:rFonts w:ascii="Times New Roman" w:hAnsi="Times New Roman" w:cs="Times New Roman"/>
                 <w:b w:val="0"/>
                 <w:bCs w:val="0"/>
@@ -1395,6 +1169,7 @@
                 <w:sz w:val="28"/>
                 <w:szCs w:val="28"/>
               </w:rPr>
+              <w:lastRenderedPageBreak/>
               <w:t>Проектирование</w:t>
             </w:r>
             <w:r>
@@ -1413,7 +1188,7 @@
           </w:tcPr>
           <w:p>
             <w:pPr>
-              <w:pStyle w:val="ab"/>
+              <w:pStyle w:val="a2"/>
               <w:spacing w:line="360" w:lineRule="auto"/>
               <w:ind w:firstLine="709"/>
               <w:jc w:val="both"/>
@@ -1430,16 +1205,7 @@
                 <w:sz w:val="28"/>
                 <w:szCs w:val="28"/>
               </w:rPr>
-              <w:t xml:space="preserve">Эскизный проект, </w:t>
-            </w:r>
-            <w:r>
-              <w:rPr>
-                <w:rFonts w:ascii="Times New Roman" w:hAnsi="Times New Roman" w:cs="Times New Roman"/>
-                <w:color w:val="0F1115"/>
-                <w:sz w:val="28"/>
-                <w:szCs w:val="28"/>
-              </w:rPr>
-              <w:t>Технический проект</w:t>
+              <w:t>Эскизный проект, Технический проект</w:t>
             </w:r>
             <w:r>
               <w:rPr>
@@ -1457,7 +1223,7 @@
           </w:tcPr>
           <w:p>
             <w:pPr>
-              <w:pStyle w:val="ab"/>
+              <w:pStyle w:val="a2"/>
               <w:spacing w:line="360" w:lineRule="auto"/>
               <w:ind w:firstLine="709"/>
               <w:jc w:val="both"/>
@@ -1474,19 +1240,8 @@
                 <w:sz w:val="28"/>
                 <w:szCs w:val="28"/>
               </w:rPr>
-              <w:t>Содержит архитектурные и детальные проектные решения</w:t>
-            </w:r>
-            <w:proofErr w:type="gramStart"/>
-            <w:r>
-              <w:rPr>
-                <w:rFonts w:ascii="Times New Roman" w:hAnsi="Times New Roman" w:cs="Times New Roman"/>
-                <w:color w:val="0F1115"/>
-                <w:sz w:val="28"/>
-                <w:szCs w:val="28"/>
-              </w:rPr>
-              <w:t> .</w:t>
-            </w:r>
-            <w:proofErr w:type="gramEnd"/>
+              <w:t>Содержит архитектурные и детальные проектные решения .</w:t>
+            </w:r>
             <w:r>
               <w:rPr>
                 <w:rFonts w:ascii="Times New Roman" w:hAnsi="Times New Roman" w:cs="Times New Roman"/>
@@ -1505,7 +1260,7 @@
           </w:tcPr>
           <w:p>
             <w:pPr>
-              <w:pStyle w:val="ab"/>
+              <w:pStyle w:val="a2"/>
               <w:spacing w:line="360" w:lineRule="auto"/>
               <w:ind w:firstLine="709"/>
               <w:jc w:val="both"/>
@@ -1517,7 +1272,7 @@
             </w:pPr>
             <w:r>
               <w:rPr>
-                <w:rStyle w:val="a5"/>
+                <w:rStyle w:val="Strong"/>
                 <w:rFonts w:ascii="Times New Roman" w:hAnsi="Times New Roman" w:cs="Times New Roman"/>
                 <w:b w:val="0"/>
                 <w:bCs w:val="0"/>
@@ -1525,20 +1280,7 @@
                 <w:sz w:val="28"/>
                 <w:szCs w:val="28"/>
               </w:rPr>
-              <w:t xml:space="preserve">Разработка и </w:t>
-            </w:r>
-            <w:r>
-              <w:rPr>
-                <w:rStyle w:val="a5"/>
-                <w:rFonts w:ascii="Times New Roman" w:hAnsi="Times New Roman" w:cs="Times New Roman"/>
-                <w:b w:val="0"/>
-                <w:bCs w:val="0"/>
-                <w:color w:val="0F1115"/>
-                <w:sz w:val="28"/>
-                <w:szCs w:val="28"/>
-              </w:rPr>
-              <w:lastRenderedPageBreak/>
-              <w:t>тестирование</w:t>
+              <w:t>Разработка и тестирование</w:t>
             </w:r>
             <w:r>
               <w:rPr>
@@ -1556,7 +1298,7 @@
           </w:tcPr>
           <w:p>
             <w:pPr>
-              <w:pStyle w:val="ab"/>
+              <w:pStyle w:val="a2"/>
               <w:spacing w:line="360" w:lineRule="auto"/>
               <w:ind w:firstLine="709"/>
               <w:jc w:val="both"/>
@@ -1573,18 +1315,7 @@
                 <w:sz w:val="28"/>
                 <w:szCs w:val="28"/>
               </w:rPr>
-              <w:lastRenderedPageBreak/>
-              <w:t xml:space="preserve">Рабочая </w:t>
-            </w:r>
-            <w:r>
-              <w:rPr>
-                <w:rFonts w:ascii="Times New Roman" w:hAnsi="Times New Roman" w:cs="Times New Roman"/>
-                <w:color w:val="0F1115"/>
-                <w:sz w:val="28"/>
-                <w:szCs w:val="28"/>
-              </w:rPr>
-              <w:lastRenderedPageBreak/>
-              <w:t>документация, Протоколы тестирования</w:t>
+              <w:t>Рабочая документация, Протоколы тестирования</w:t>
             </w:r>
             <w:r>
               <w:rPr>
@@ -1602,7 +1333,7 @@
           </w:tcPr>
           <w:p>
             <w:pPr>
-              <w:pStyle w:val="ab"/>
+              <w:pStyle w:val="a2"/>
               <w:spacing w:line="360" w:lineRule="auto"/>
               <w:ind w:firstLine="709"/>
               <w:jc w:val="both"/>
@@ -1619,30 +1350,8 @@
                 <w:sz w:val="28"/>
                 <w:szCs w:val="28"/>
               </w:rPr>
-              <w:lastRenderedPageBreak/>
-              <w:t xml:space="preserve">Включает код, </w:t>
-            </w:r>
-            <w:r>
-              <w:rPr>
-                <w:rFonts w:ascii="Times New Roman" w:hAnsi="Times New Roman" w:cs="Times New Roman"/>
-                <w:color w:val="0F1115"/>
-                <w:sz w:val="28"/>
-                <w:szCs w:val="28"/>
-              </w:rPr>
-              <w:lastRenderedPageBreak/>
-              <w:t>инструкции по установке, результаты проверок</w:t>
-            </w:r>
-            <w:proofErr w:type="gramStart"/>
-            <w:r>
-              <w:rPr>
-                <w:rFonts w:ascii="Times New Roman" w:hAnsi="Times New Roman" w:cs="Times New Roman"/>
-                <w:color w:val="0F1115"/>
-                <w:sz w:val="28"/>
-                <w:szCs w:val="28"/>
-              </w:rPr>
-              <w:t> .</w:t>
-            </w:r>
-            <w:proofErr w:type="gramEnd"/>
+              <w:t>Включает код, инструкции по установке, результаты проверок .</w:t>
+            </w:r>
             <w:r>
               <w:rPr>
                 <w:rFonts w:ascii="Times New Roman" w:hAnsi="Times New Roman" w:cs="Times New Roman"/>
@@ -1661,7 +1370,7 @@
           </w:tcPr>
           <w:p>
             <w:pPr>
-              <w:pStyle w:val="ab"/>
+              <w:pStyle w:val="a2"/>
               <w:spacing w:line="360" w:lineRule="auto"/>
               <w:ind w:firstLine="709"/>
               <w:jc w:val="both"/>
@@ -1673,7 +1382,7 @@
             </w:pPr>
             <w:r>
               <w:rPr>
-                <w:rStyle w:val="a5"/>
+                <w:rStyle w:val="Strong"/>
                 <w:rFonts w:ascii="Times New Roman" w:hAnsi="Times New Roman" w:cs="Times New Roman"/>
                 <w:b w:val="0"/>
                 <w:bCs w:val="0"/>
@@ -1681,7 +1390,6 @@
                 <w:sz w:val="28"/>
                 <w:szCs w:val="28"/>
               </w:rPr>
-              <w:lastRenderedPageBreak/>
               <w:t>Внедрение</w:t>
             </w:r>
             <w:r>
@@ -1700,7 +1408,7 @@
           </w:tcPr>
           <w:p>
             <w:pPr>
-              <w:pStyle w:val="ab"/>
+              <w:pStyle w:val="a2"/>
               <w:spacing w:line="360" w:lineRule="auto"/>
               <w:ind w:firstLine="709"/>
               <w:jc w:val="both"/>
@@ -1717,16 +1425,7 @@
                 <w:sz w:val="28"/>
                 <w:szCs w:val="28"/>
               </w:rPr>
-              <w:t>Акт ввода в эксплуатацию, Проток</w:t>
-            </w:r>
-            <w:r>
-              <w:rPr>
-                <w:rFonts w:ascii="Times New Roman" w:hAnsi="Times New Roman" w:cs="Times New Roman"/>
-                <w:color w:val="0F1115"/>
-                <w:sz w:val="28"/>
-                <w:szCs w:val="28"/>
-              </w:rPr>
-              <w:t>ол приемочных испытаний</w:t>
+              <w:t>Акт ввода в эксплуатацию, Протокол приемочных испытаний</w:t>
             </w:r>
             <w:r>
               <w:rPr>
@@ -1744,7 +1443,7 @@
           </w:tcPr>
           <w:p>
             <w:pPr>
-              <w:pStyle w:val="ab"/>
+              <w:pStyle w:val="a2"/>
               <w:spacing w:line="360" w:lineRule="auto"/>
               <w:ind w:firstLine="709"/>
               <w:jc w:val="both"/>
@@ -1761,19 +1460,8 @@
                 <w:sz w:val="28"/>
                 <w:szCs w:val="28"/>
               </w:rPr>
-              <w:t>Подтверждает готовность системы к работе</w:t>
-            </w:r>
-            <w:proofErr w:type="gramStart"/>
-            <w:r>
-              <w:rPr>
-                <w:rFonts w:ascii="Times New Roman" w:hAnsi="Times New Roman" w:cs="Times New Roman"/>
-                <w:color w:val="0F1115"/>
-                <w:sz w:val="28"/>
-                <w:szCs w:val="28"/>
-              </w:rPr>
-              <w:t> .</w:t>
-            </w:r>
-            <w:proofErr w:type="gramEnd"/>
+              <w:t>Подтверждает готовность системы к работе .</w:t>
+            </w:r>
             <w:r>
               <w:rPr>
                 <w:rFonts w:ascii="Times New Roman" w:hAnsi="Times New Roman" w:cs="Times New Roman"/>
@@ -1792,7 +1480,7 @@
           </w:tcPr>
           <w:p>
             <w:pPr>
-              <w:pStyle w:val="ab"/>
+              <w:pStyle w:val="a2"/>
               <w:spacing w:line="360" w:lineRule="auto"/>
               <w:ind w:firstLine="709"/>
               <w:jc w:val="both"/>
@@ -1804,7 +1492,7 @@
             </w:pPr>
             <w:r>
               <w:rPr>
-                <w:rStyle w:val="a5"/>
+                <w:rStyle w:val="Strong"/>
                 <w:rFonts w:ascii="Times New Roman" w:hAnsi="Times New Roman" w:cs="Times New Roman"/>
                 <w:b w:val="0"/>
                 <w:bCs w:val="0"/>
@@ -1830,7 +1518,7 @@
           </w:tcPr>
           <w:p>
             <w:pPr>
-              <w:pStyle w:val="ab"/>
+              <w:pStyle w:val="a2"/>
               <w:spacing w:line="360" w:lineRule="auto"/>
               <w:ind w:firstLine="709"/>
               <w:jc w:val="both"/>
@@ -1865,7 +1553,7 @@
           </w:tcPr>
           <w:p>
             <w:pPr>
-              <w:pStyle w:val="ab"/>
+              <w:pStyle w:val="a2"/>
               <w:spacing w:line="360" w:lineRule="auto"/>
               <w:ind w:firstLine="709"/>
               <w:jc w:val="both"/>
@@ -1882,19 +1570,8 @@
                 <w:sz w:val="28"/>
                 <w:szCs w:val="28"/>
               </w:rPr>
-              <w:t>Руководства для пользователей, отчеты об ошибках и доработках</w:t>
-            </w:r>
-            <w:proofErr w:type="gramStart"/>
-            <w:r>
-              <w:rPr>
-                <w:rFonts w:ascii="Times New Roman" w:hAnsi="Times New Roman" w:cs="Times New Roman"/>
-                <w:color w:val="0F1115"/>
-                <w:sz w:val="28"/>
-                <w:szCs w:val="28"/>
-              </w:rPr>
-              <w:t> .</w:t>
-            </w:r>
-            <w:proofErr w:type="gramEnd"/>
+              <w:t>Руководства для пользователей, отчеты об ошибках и доработках .</w:t>
+            </w:r>
             <w:r>
               <w:rPr>
                 <w:rFonts w:ascii="Times New Roman" w:hAnsi="Times New Roman" w:cs="Times New Roman"/>
@@ -1909,7 +1586,7 @@
     </w:tbl>
     <w:p>
       <w:pPr>
-        <w:pStyle w:val="a1"/>
+        <w:pStyle w:val="BodyText"/>
         <w:spacing w:after="0" w:line="360" w:lineRule="auto"/>
         <w:ind w:firstLine="709"/>
         <w:jc w:val="both"/>
@@ -1936,19 +1613,19 @@
     </w:p>
     <w:p>
       <w:pPr>
-        <w:pStyle w:val="3"/>
+        <w:pStyle w:val="Heading3"/>
         <w:spacing w:before="0" w:after="0" w:line="360" w:lineRule="auto"/>
         <w:ind w:firstLine="709"/>
         <w:jc w:val="both"/>
         <w:rPr>
-          <w:rStyle w:val="a5"/>
-          <w:rFonts w:ascii="Times New Roman" w:hAnsi="Times New Roman" w:cs="Times New Roman"/>
-          <w:color w:val="0F1115"/>
-        </w:rPr>
-      </w:pPr>
-      <w:r>
-        <w:rPr>
-          <w:rStyle w:val="a5"/>
+          <w:rStyle w:val="Strong"/>
+          <w:rFonts w:ascii="Times New Roman" w:hAnsi="Times New Roman" w:cs="Times New Roman"/>
+          <w:color w:val="0F1115"/>
+        </w:rPr>
+      </w:pPr>
+      <w:r>
+        <w:rPr>
+          <w:rStyle w:val="Strong"/>
           <w:rFonts w:ascii="Times New Roman" w:hAnsi="Times New Roman" w:cs="Times New Roman"/>
           <w:color w:val="0F1115"/>
         </w:rPr>
@@ -1957,7 +1634,7 @@
     </w:p>
     <w:p>
       <w:pPr>
-        <w:pStyle w:val="a1"/>
+        <w:pStyle w:val="BodyText"/>
         <w:spacing w:line="360" w:lineRule="auto"/>
         <w:ind w:firstLine="709"/>
         <w:jc w:val="both"/>
@@ -1979,13 +1656,14 @@
     </w:p>
     <w:p>
       <w:pPr>
-        <w:pStyle w:val="a1"/>
+        <w:pStyle w:val="BodyText"/>
         <w:spacing w:after="0" w:line="360" w:lineRule="auto"/>
         <w:ind w:firstLine="709"/>
         <w:jc w:val="both"/>
         <w:rPr>
-          <w:rStyle w:val="a5"/>
-          <w:rFonts w:ascii="Times New Roman" w:hAnsi="Times New Roman" w:cs="Times New Roman"/>
+          <w:rStyle w:val="Strong"/>
+          <w:rFonts w:ascii="Times New Roman" w:hAnsi="Times New Roman" w:cs="Times New Roman"/>
+          <w:b w:val="0"/>
           <w:sz w:val="28"/>
           <w:szCs w:val="28"/>
         </w:rPr>
@@ -2000,7 +1678,7 @@
           <w:lang w:eastAsia="ru-RU" w:bidi="ar-SA"/>
         </w:rPr>
         <w:drawing>
-          <wp:anchor distT="0" distB="0" distL="0" distR="0" simplePos="0" relativeHeight="2" behindDoc="0" locked="0" layoutInCell="0" allowOverlap="1" wp14:anchorId="080D0EE8" wp14:editId="7801903A">
+          <wp:anchor distT="0" distB="0" distL="0" distR="0" simplePos="0" relativeHeight="2" behindDoc="0" locked="0" layoutInCell="0" allowOverlap="1" wp14:anchorId="4186DDC7" wp14:editId="6DF6E4A5">
             <wp:simplePos x="0" y="0"/>
             <wp:positionH relativeFrom="column">
               <wp:posOffset>127635</wp:posOffset>
@@ -2049,7 +1727,7 @@
     </w:p>
     <w:p>
       <w:pPr>
-        <w:pStyle w:val="3"/>
+        <w:pStyle w:val="Heading3"/>
         <w:spacing w:before="0" w:after="0" w:line="360" w:lineRule="auto"/>
         <w:ind w:firstLine="709"/>
         <w:jc w:val="both"/>
@@ -2061,39 +1739,20 @@
       </w:pPr>
       <w:r>
         <w:rPr>
-          <w:rStyle w:val="a5"/>
-          <w:rFonts w:ascii="Times New Roman" w:hAnsi="Times New Roman" w:cs="Times New Roman"/>
-          <w:color w:val="0F1115"/>
-        </w:rPr>
-        <w:t xml:space="preserve">6. </w:t>
-      </w:r>
-      <w:r>
-        <w:rPr>
-          <w:rStyle w:val="a5"/>
-          <w:rFonts w:ascii="Times New Roman" w:hAnsi="Times New Roman" w:cs="Times New Roman"/>
-          <w:color w:val="0F1115"/>
-        </w:rPr>
-        <w:t xml:space="preserve">Ознакомление с </w:t>
-      </w:r>
-      <w:r>
-        <w:rPr>
-          <w:rStyle w:val="a5"/>
-          <w:rFonts w:ascii="Times New Roman" w:hAnsi="Times New Roman" w:cs="Times New Roman"/>
-          <w:color w:val="0F1115"/>
-        </w:rPr>
-        <w:t>примером документации</w:t>
-      </w:r>
-    </w:p>
-    <w:p>
-      <w:pPr>
-        <w:pStyle w:val="a1"/>
+          <w:rStyle w:val="Strong"/>
+          <w:rFonts w:ascii="Times New Roman" w:hAnsi="Times New Roman" w:cs="Times New Roman"/>
+          <w:color w:val="0F1115"/>
+        </w:rPr>
+        <w:t>6. Ознакомление с примером документации</w:t>
+      </w:r>
+    </w:p>
+    <w:p>
+      <w:pPr>
+        <w:pStyle w:val="BodyText"/>
         <w:numPr>
           <w:ilvl w:val="0"/>
-          <w:numId w:val="4"/>
+          <w:numId w:val="13"/>
         </w:numPr>
-        <w:tabs>
-          <w:tab w:val="left" w:pos="0"/>
-        </w:tabs>
         <w:spacing w:after="0" w:line="360" w:lineRule="auto"/>
         <w:ind w:firstLine="709"/>
         <w:jc w:val="both"/>
@@ -2112,28 +1771,16 @@
           <w:sz w:val="28"/>
           <w:szCs w:val="28"/>
         </w:rPr>
-        <w:t xml:space="preserve"> </w:t>
-      </w:r>
-      <w:r>
-        <w:rPr>
-          <w:rFonts w:ascii="Times New Roman" w:hAnsi="Times New Roman" w:cs="Times New Roman"/>
-          <w:color w:val="0F1115"/>
-          <w:sz w:val="28"/>
-          <w:szCs w:val="28"/>
-        </w:rPr>
         <w:t>Общие сведения</w:t>
       </w:r>
     </w:p>
     <w:p>
       <w:pPr>
-        <w:pStyle w:val="a1"/>
+        <w:pStyle w:val="BodyText"/>
         <w:numPr>
           <w:ilvl w:val="0"/>
-          <w:numId w:val="4"/>
+          <w:numId w:val="13"/>
         </w:numPr>
-        <w:tabs>
-          <w:tab w:val="left" w:pos="0"/>
-        </w:tabs>
         <w:spacing w:after="0" w:line="360" w:lineRule="auto"/>
         <w:ind w:firstLine="709"/>
         <w:jc w:val="both"/>
@@ -2151,19 +1798,17 @@
           <w:sz w:val="28"/>
           <w:szCs w:val="28"/>
         </w:rPr>
+        <w:lastRenderedPageBreak/>
         <w:t>Назначение и цели создания системы</w:t>
       </w:r>
     </w:p>
     <w:p>
       <w:pPr>
-        <w:pStyle w:val="a1"/>
+        <w:pStyle w:val="BodyText"/>
         <w:numPr>
           <w:ilvl w:val="0"/>
-          <w:numId w:val="4"/>
+          <w:numId w:val="13"/>
         </w:numPr>
-        <w:tabs>
-          <w:tab w:val="left" w:pos="0"/>
-        </w:tabs>
         <w:spacing w:after="0" w:line="360" w:lineRule="auto"/>
         <w:ind w:firstLine="709"/>
         <w:jc w:val="both"/>
@@ -2186,14 +1831,11 @@
     </w:p>
     <w:p>
       <w:pPr>
-        <w:pStyle w:val="a1"/>
+        <w:pStyle w:val="BodyText"/>
         <w:numPr>
           <w:ilvl w:val="0"/>
-          <w:numId w:val="4"/>
+          <w:numId w:val="13"/>
         </w:numPr>
-        <w:tabs>
-          <w:tab w:val="left" w:pos="0"/>
-        </w:tabs>
         <w:spacing w:after="0" w:line="360" w:lineRule="auto"/>
         <w:ind w:firstLine="709"/>
         <w:jc w:val="both"/>
@@ -2202,17 +1844,16 @@
           <w:color w:val="0F1115"/>
           <w:sz w:val="28"/>
           <w:szCs w:val="28"/>
+        </w:rPr>
+      </w:pPr>
+      <w:r>
+        <w:rPr>
+          <w:rFonts w:ascii="Times New Roman" w:hAnsi="Times New Roman" w:cs="Times New Roman"/>
+          <w:color w:val="0F1115"/>
+          <w:sz w:val="28"/>
+          <w:szCs w:val="28"/>
           <w:lang w:val="en-US"/>
         </w:rPr>
-      </w:pPr>
-      <w:r>
-        <w:rPr>
-          <w:rFonts w:ascii="Times New Roman" w:hAnsi="Times New Roman" w:cs="Times New Roman"/>
-          <w:color w:val="0F1115"/>
-          <w:sz w:val="28"/>
-          <w:szCs w:val="28"/>
-          <w:lang w:val="en-US"/>
-        </w:rPr>
         <w:t xml:space="preserve"> </w:t>
       </w:r>
       <w:r>
@@ -2227,14 +1868,11 @@
     </w:p>
     <w:p>
       <w:pPr>
-        <w:pStyle w:val="a1"/>
+        <w:pStyle w:val="BodyText"/>
         <w:numPr>
           <w:ilvl w:val="0"/>
-          <w:numId w:val="4"/>
+          <w:numId w:val="13"/>
         </w:numPr>
-        <w:tabs>
-          <w:tab w:val="left" w:pos="0"/>
-        </w:tabs>
         <w:spacing w:after="0" w:line="360" w:lineRule="auto"/>
         <w:ind w:firstLine="709"/>
         <w:jc w:val="both"/>
@@ -2257,14 +1895,11 @@
     </w:p>
     <w:p>
       <w:pPr>
-        <w:pStyle w:val="a1"/>
+        <w:pStyle w:val="BodyText"/>
         <w:numPr>
           <w:ilvl w:val="0"/>
-          <w:numId w:val="4"/>
+          <w:numId w:val="13"/>
         </w:numPr>
-        <w:tabs>
-          <w:tab w:val="left" w:pos="0"/>
-        </w:tabs>
         <w:spacing w:after="0" w:line="360" w:lineRule="auto"/>
         <w:ind w:firstLine="709"/>
         <w:jc w:val="both"/>
@@ -2287,14 +1922,11 @@
     </w:p>
     <w:p>
       <w:pPr>
-        <w:pStyle w:val="a1"/>
+        <w:pStyle w:val="BodyText"/>
         <w:numPr>
           <w:ilvl w:val="0"/>
-          <w:numId w:val="4"/>
+          <w:numId w:val="13"/>
         </w:numPr>
-        <w:tabs>
-          <w:tab w:val="left" w:pos="0"/>
-        </w:tabs>
         <w:spacing w:after="0" w:line="360" w:lineRule="auto"/>
         <w:ind w:firstLine="709"/>
         <w:jc w:val="both"/>
@@ -2303,54 +1935,42 @@
           <w:color w:val="0F1115"/>
           <w:sz w:val="28"/>
           <w:szCs w:val="28"/>
+        </w:rPr>
+      </w:pPr>
+      <w:r>
+        <w:rPr>
+          <w:rFonts w:ascii="Times New Roman" w:hAnsi="Times New Roman" w:cs="Times New Roman"/>
+          <w:color w:val="0F1115"/>
+          <w:sz w:val="28"/>
+          <w:szCs w:val="28"/>
+        </w:rPr>
+        <w:t>Проверка документа</w:t>
+      </w:r>
+    </w:p>
+    <w:p>
+      <w:pPr>
+        <w:pStyle w:val="Heading3"/>
+        <w:spacing w:before="0" w:after="0" w:line="360" w:lineRule="auto"/>
+        <w:ind w:firstLine="709"/>
+        <w:jc w:val="both"/>
+        <w:rPr>
+          <w:rFonts w:ascii="Times New Roman" w:hAnsi="Times New Roman" w:cs="Times New Roman"/>
+          <w:b w:val="0"/>
+          <w:color w:val="0F1115"/>
+        </w:rPr>
+      </w:pPr>
+      <w:r>
+        <w:rPr>
+          <w:rStyle w:val="Strong"/>
+          <w:rFonts w:ascii="Times New Roman" w:hAnsi="Times New Roman" w:cs="Times New Roman"/>
+          <w:color w:val="0F1115"/>
           <w:lang w:val="en-US"/>
         </w:rPr>
-      </w:pPr>
-      <w:r>
-        <w:rPr>
-          <w:rFonts w:ascii="Times New Roman" w:hAnsi="Times New Roman" w:cs="Times New Roman"/>
-          <w:color w:val="0F1115"/>
-          <w:sz w:val="28"/>
-          <w:szCs w:val="28"/>
-          <w:lang w:val="en-US"/>
-        </w:rPr>
-        <w:lastRenderedPageBreak/>
-        <w:t xml:space="preserve"> </w:t>
-      </w:r>
-      <w:r>
-        <w:rPr>
-          <w:rFonts w:ascii="Times New Roman" w:hAnsi="Times New Roman" w:cs="Times New Roman"/>
-          <w:color w:val="0F1115"/>
-          <w:sz w:val="28"/>
-          <w:szCs w:val="28"/>
-        </w:rPr>
-        <w:t>Проверка документа</w:t>
-      </w:r>
-    </w:p>
-    <w:p>
-      <w:pPr>
-        <w:pStyle w:val="3"/>
-        <w:spacing w:before="0" w:after="0" w:line="360" w:lineRule="auto"/>
-        <w:ind w:firstLine="709"/>
-        <w:jc w:val="both"/>
-        <w:rPr>
-          <w:rFonts w:ascii="Times New Roman" w:hAnsi="Times New Roman" w:cs="Times New Roman"/>
-          <w:b w:val="0"/>
-          <w:color w:val="0F1115"/>
-        </w:rPr>
-      </w:pPr>
-      <w:r>
-        <w:rPr>
-          <w:rStyle w:val="a5"/>
-          <w:rFonts w:ascii="Times New Roman" w:hAnsi="Times New Roman" w:cs="Times New Roman"/>
-          <w:color w:val="0F1115"/>
-          <w:lang w:val="en-US"/>
-        </w:rPr>
         <w:t xml:space="preserve">7. </w:t>
       </w:r>
       <w:r>
         <w:rPr>
-          <w:rStyle w:val="a5"/>
+          <w:rStyle w:val="Strong"/>
           <w:rFonts w:ascii="Times New Roman" w:hAnsi="Times New Roman" w:cs="Times New Roman"/>
           <w:color w:val="0F1115"/>
         </w:rPr>
@@ -2359,7 +1979,7 @@
     </w:p>
     <w:p>
       <w:pPr>
-        <w:pStyle w:val="a1"/>
+        <w:pStyle w:val="BodyText"/>
         <w:spacing w:after="0" w:line="360" w:lineRule="auto"/>
         <w:ind w:firstLine="709"/>
         <w:jc w:val="both"/>
@@ -2372,7 +1992,7 @@
       </w:pPr>
       <w:r>
         <w:rPr>
-          <w:rStyle w:val="a5"/>
+          <w:rStyle w:val="Strong"/>
           <w:rFonts w:ascii="Times New Roman" w:hAnsi="Times New Roman" w:cs="Times New Roman"/>
           <w:b w:val="0"/>
           <w:bCs w:val="0"/>
@@ -2385,7 +2005,11 @@
     </w:p>
     <w:p>
       <w:pPr>
-        <w:pStyle w:val="a1"/>
+        <w:pStyle w:val="BodyText"/>
+        <w:numPr>
+          <w:ilvl w:val="0"/>
+          <w:numId w:val="14"/>
+        </w:numPr>
         <w:spacing w:after="0" w:line="360" w:lineRule="auto"/>
         <w:ind w:firstLine="709"/>
         <w:jc w:val="both"/>
@@ -2408,7 +2032,11 @@
     </w:p>
     <w:p>
       <w:pPr>
-        <w:pStyle w:val="a1"/>
+        <w:pStyle w:val="BodyText"/>
+        <w:numPr>
+          <w:ilvl w:val="0"/>
+          <w:numId w:val="14"/>
+        </w:numPr>
         <w:spacing w:after="0" w:line="360" w:lineRule="auto"/>
         <w:ind w:firstLine="709"/>
         <w:jc w:val="both"/>
@@ -2431,7 +2059,11 @@
     </w:p>
     <w:p>
       <w:pPr>
-        <w:pStyle w:val="a1"/>
+        <w:pStyle w:val="BodyText"/>
+        <w:numPr>
+          <w:ilvl w:val="0"/>
+          <w:numId w:val="14"/>
+        </w:numPr>
         <w:spacing w:after="0" w:line="360" w:lineRule="auto"/>
         <w:ind w:firstLine="709"/>
         <w:jc w:val="both"/>
@@ -2454,7 +2086,11 @@
     </w:p>
     <w:p>
       <w:pPr>
-        <w:pStyle w:val="a1"/>
+        <w:pStyle w:val="BodyText"/>
+        <w:numPr>
+          <w:ilvl w:val="0"/>
+          <w:numId w:val="14"/>
+        </w:numPr>
         <w:spacing w:after="0" w:line="360" w:lineRule="auto"/>
         <w:ind w:firstLine="709"/>
         <w:jc w:val="both"/>
@@ -2478,7 +2114,11 @@
     </w:p>
     <w:p>
       <w:pPr>
-        <w:pStyle w:val="a1"/>
+        <w:pStyle w:val="BodyText"/>
+        <w:numPr>
+          <w:ilvl w:val="0"/>
+          <w:numId w:val="14"/>
+        </w:numPr>
         <w:spacing w:after="0" w:line="360" w:lineRule="auto"/>
         <w:ind w:firstLine="709"/>
         <w:jc w:val="both"/>
@@ -2501,7 +2141,11 @@
     </w:p>
     <w:p>
       <w:pPr>
-        <w:pStyle w:val="a1"/>
+        <w:pStyle w:val="BodyText"/>
+        <w:numPr>
+          <w:ilvl w:val="0"/>
+          <w:numId w:val="14"/>
+        </w:numPr>
         <w:spacing w:after="0" w:line="360" w:lineRule="auto"/>
         <w:ind w:firstLine="709"/>
         <w:jc w:val="both"/>
@@ -2524,7 +2168,11 @@
     </w:p>
     <w:p>
       <w:pPr>
-        <w:pStyle w:val="a1"/>
+        <w:pStyle w:val="BodyText"/>
+        <w:numPr>
+          <w:ilvl w:val="0"/>
+          <w:numId w:val="14"/>
+        </w:numPr>
         <w:spacing w:after="0" w:line="360" w:lineRule="auto"/>
         <w:ind w:firstLine="709"/>
         <w:jc w:val="both"/>
@@ -2538,7 +2186,7 @@
       </w:pPr>
       <w:r>
         <w:rPr>
-          <w:rStyle w:val="a5"/>
+          <w:rStyle w:val="Strong"/>
           <w:rFonts w:ascii="Times New Roman" w:hAnsi="Times New Roman" w:cs="Times New Roman"/>
           <w:b w:val="0"/>
           <w:bCs w:val="0"/>
@@ -2551,7 +2199,11 @@
     </w:p>
     <w:p>
       <w:pPr>
-        <w:pStyle w:val="a1"/>
+        <w:pStyle w:val="BodyText"/>
+        <w:numPr>
+          <w:ilvl w:val="0"/>
+          <w:numId w:val="14"/>
+        </w:numPr>
         <w:spacing w:after="0" w:line="360" w:lineRule="auto"/>
         <w:ind w:firstLine="709"/>
         <w:jc w:val="both"/>
@@ -2564,7 +2216,7 @@
       </w:pPr>
       <w:r>
         <w:rPr>
-          <w:rStyle w:val="a5"/>
+          <w:rStyle w:val="Strong"/>
           <w:rFonts w:ascii="Times New Roman" w:hAnsi="Times New Roman" w:cs="Times New Roman"/>
           <w:b w:val="0"/>
           <w:bCs w:val="0"/>
@@ -2577,7 +2229,11 @@
     </w:p>
     <w:p>
       <w:pPr>
-        <w:pStyle w:val="a1"/>
+        <w:pStyle w:val="BodyText"/>
+        <w:numPr>
+          <w:ilvl w:val="0"/>
+          <w:numId w:val="14"/>
+        </w:numPr>
         <w:spacing w:after="0" w:line="360" w:lineRule="auto"/>
         <w:ind w:firstLine="709"/>
         <w:jc w:val="both"/>
@@ -2590,7 +2246,7 @@
       </w:pPr>
       <w:r>
         <w:rPr>
-          <w:rStyle w:val="a5"/>
+          <w:rStyle w:val="Strong"/>
           <w:rFonts w:ascii="Times New Roman" w:hAnsi="Times New Roman" w:cs="Times New Roman"/>
           <w:b w:val="0"/>
           <w:bCs w:val="0"/>
@@ -2603,7 +2259,11 @@
     </w:p>
     <w:p>
       <w:pPr>
-        <w:pStyle w:val="a1"/>
+        <w:pStyle w:val="BodyText"/>
+        <w:numPr>
+          <w:ilvl w:val="0"/>
+          <w:numId w:val="14"/>
+        </w:numPr>
         <w:spacing w:after="0" w:line="360" w:lineRule="auto"/>
         <w:ind w:firstLine="709"/>
         <w:jc w:val="both"/>
@@ -2616,7 +2276,7 @@
       </w:pPr>
       <w:r>
         <w:rPr>
-          <w:rStyle w:val="a5"/>
+          <w:rStyle w:val="Strong"/>
           <w:rFonts w:ascii="Times New Roman" w:hAnsi="Times New Roman" w:cs="Times New Roman"/>
           <w:b w:val="0"/>
           <w:bCs w:val="0"/>
@@ -2629,12 +2289,16 @@
     </w:p>
     <w:p>
       <w:pPr>
-        <w:pStyle w:val="a1"/>
+        <w:pStyle w:val="BodyText"/>
+        <w:numPr>
+          <w:ilvl w:val="0"/>
+          <w:numId w:val="14"/>
+        </w:numPr>
         <w:spacing w:after="0" w:line="360" w:lineRule="auto"/>
         <w:ind w:firstLine="709"/>
         <w:jc w:val="both"/>
         <w:rPr>
-          <w:rStyle w:val="a5"/>
+          <w:rStyle w:val="Strong"/>
           <w:rFonts w:ascii="Times New Roman" w:hAnsi="Times New Roman" w:cs="Times New Roman"/>
           <w:b w:val="0"/>
           <w:color w:val="0F1115"/>
@@ -2644,7 +2308,7 @@
       </w:pPr>
       <w:r>
         <w:rPr>
-          <w:rStyle w:val="a5"/>
+          <w:rStyle w:val="Strong"/>
           <w:rFonts w:ascii="Times New Roman" w:hAnsi="Times New Roman" w:cs="Times New Roman"/>
           <w:b w:val="0"/>
           <w:bCs w:val="0"/>
@@ -2657,7 +2321,7 @@
     </w:p>
     <w:p>
       <w:pPr>
-        <w:pStyle w:val="3"/>
+        <w:pStyle w:val="Heading3"/>
         <w:numPr>
           <w:ilvl w:val="0"/>
           <w:numId w:val="4"/>
@@ -2666,17 +2330,15 @@
         <w:ind w:firstLine="709"/>
         <w:jc w:val="both"/>
         <w:rPr>
-          <w:rStyle w:val="a5"/>
-          <w:rFonts w:ascii="Times New Roman" w:hAnsi="Times New Roman" w:cs="Times New Roman"/>
-          <w:b/>
-          <w:color w:val="0F1115"/>
-        </w:rPr>
-      </w:pPr>
-      <w:r>
-        <w:rPr>
-          <w:rStyle w:val="a5"/>
-          <w:rFonts w:ascii="Times New Roman" w:hAnsi="Times New Roman" w:cs="Times New Roman"/>
-          <w:b/>
+          <w:rStyle w:val="Strong"/>
+          <w:rFonts w:ascii="Times New Roman" w:hAnsi="Times New Roman" w:cs="Times New Roman"/>
+          <w:color w:val="0F1115"/>
+        </w:rPr>
+      </w:pPr>
+      <w:r>
+        <w:rPr>
+          <w:rStyle w:val="Strong"/>
+          <w:rFonts w:ascii="Times New Roman" w:hAnsi="Times New Roman" w:cs="Times New Roman"/>
           <w:color w:val="0F1115"/>
         </w:rPr>
         <w:t>Анализ содержания документации</w:t>
@@ -2684,7 +2346,7 @@
     </w:p>
     <w:p>
       <w:pPr>
-        <w:pStyle w:val="a1"/>
+        <w:pStyle w:val="BodyText"/>
         <w:spacing w:line="360" w:lineRule="auto"/>
         <w:ind w:left="709" w:firstLine="709"/>
         <w:jc w:val="both"/>
@@ -2726,7 +2388,7 @@
           </w:tcPr>
           <w:p>
             <w:pPr>
-              <w:pStyle w:val="ab"/>
+              <w:pStyle w:val="a2"/>
               <w:spacing w:line="360" w:lineRule="auto"/>
               <w:ind w:firstLine="709"/>
               <w:jc w:val="both"/>
@@ -2752,7 +2414,7 @@
           </w:tcPr>
           <w:p>
             <w:pPr>
-              <w:pStyle w:val="ab"/>
+              <w:pStyle w:val="a2"/>
               <w:spacing w:line="360" w:lineRule="auto"/>
               <w:ind w:firstLine="709"/>
               <w:jc w:val="both"/>
@@ -2778,7 +2440,7 @@
           </w:tcPr>
           <w:p>
             <w:pPr>
-              <w:pStyle w:val="ab"/>
+              <w:pStyle w:val="a2"/>
               <w:spacing w:line="360" w:lineRule="auto"/>
               <w:ind w:firstLine="709"/>
               <w:jc w:val="both"/>
@@ -2804,7 +2466,7 @@
           </w:tcPr>
           <w:p>
             <w:pPr>
-              <w:pStyle w:val="ab"/>
+              <w:pStyle w:val="a2"/>
               <w:spacing w:line="360" w:lineRule="auto"/>
               <w:ind w:firstLine="709"/>
               <w:jc w:val="both"/>
@@ -2832,7 +2494,7 @@
           </w:tcPr>
           <w:p>
             <w:pPr>
-              <w:pStyle w:val="ab"/>
+              <w:pStyle w:val="a2"/>
               <w:spacing w:line="360" w:lineRule="auto"/>
               <w:ind w:firstLine="709"/>
               <w:jc w:val="both"/>
@@ -2858,7 +2520,7 @@
           </w:tcPr>
           <w:p>
             <w:pPr>
-              <w:pStyle w:val="ab"/>
+              <w:pStyle w:val="a2"/>
               <w:spacing w:line="360" w:lineRule="auto"/>
               <w:ind w:firstLine="709"/>
               <w:jc w:val="both"/>
@@ -2884,7 +2546,7 @@
           </w:tcPr>
           <w:p>
             <w:pPr>
-              <w:pStyle w:val="ab"/>
+              <w:pStyle w:val="a2"/>
               <w:spacing w:line="360" w:lineRule="auto"/>
               <w:ind w:firstLine="709"/>
               <w:jc w:val="both"/>
@@ -2910,7 +2572,7 @@
           </w:tcPr>
           <w:p>
             <w:pPr>
-              <w:pStyle w:val="ab"/>
+              <w:pStyle w:val="a2"/>
               <w:spacing w:line="360" w:lineRule="auto"/>
               <w:ind w:firstLine="709"/>
               <w:jc w:val="both"/>
@@ -2938,7 +2600,7 @@
           </w:tcPr>
           <w:p>
             <w:pPr>
-              <w:pStyle w:val="ab"/>
+              <w:pStyle w:val="a2"/>
               <w:spacing w:line="360" w:lineRule="auto"/>
               <w:ind w:firstLine="709"/>
               <w:jc w:val="both"/>
@@ -2964,7 +2626,7 @@
           </w:tcPr>
           <w:p>
             <w:pPr>
-              <w:pStyle w:val="ab"/>
+              <w:pStyle w:val="a2"/>
               <w:spacing w:line="360" w:lineRule="auto"/>
               <w:ind w:firstLine="709"/>
               <w:jc w:val="both"/>
@@ -2980,7 +2642,16 @@
                 <w:sz w:val="28"/>
                 <w:szCs w:val="28"/>
               </w:rPr>
-              <w:t>Определить, для чего создается система</w:t>
+              <w:t xml:space="preserve">Определить, для чего создается </w:t>
+            </w:r>
+            <w:r>
+              <w:rPr>
+                <w:rFonts w:ascii="Times New Roman" w:hAnsi="Times New Roman" w:cs="Times New Roman"/>
+                <w:sz w:val="28"/>
+                <w:szCs w:val="28"/>
+              </w:rPr>
+              <w:lastRenderedPageBreak/>
+              <w:t>система</w:t>
             </w:r>
           </w:p>
         </w:tc>
@@ -2990,7 +2661,7 @@
           </w:tcPr>
           <w:p>
             <w:pPr>
-              <w:pStyle w:val="ab"/>
+              <w:pStyle w:val="a2"/>
               <w:spacing w:line="360" w:lineRule="auto"/>
               <w:ind w:firstLine="709"/>
               <w:jc w:val="both"/>
@@ -3006,6 +2677,7 @@
                 <w:sz w:val="28"/>
                 <w:szCs w:val="28"/>
               </w:rPr>
+              <w:lastRenderedPageBreak/>
               <w:t>Четко</w:t>
             </w:r>
           </w:p>
@@ -3016,7 +2688,7 @@
           </w:tcPr>
           <w:p>
             <w:pPr>
-              <w:pStyle w:val="ab"/>
+              <w:pStyle w:val="a2"/>
               <w:spacing w:line="360" w:lineRule="auto"/>
               <w:ind w:firstLine="709"/>
               <w:jc w:val="both"/>
@@ -3044,7 +2716,7 @@
           </w:tcPr>
           <w:p>
             <w:pPr>
-              <w:pStyle w:val="ab"/>
+              <w:pStyle w:val="a2"/>
               <w:spacing w:line="360" w:lineRule="auto"/>
               <w:ind w:firstLine="709"/>
               <w:jc w:val="both"/>
@@ -3060,6 +2732,7 @@
                 <w:sz w:val="28"/>
                 <w:szCs w:val="28"/>
               </w:rPr>
+              <w:lastRenderedPageBreak/>
               <w:t>Характеристика объекта</w:t>
             </w:r>
           </w:p>
@@ -3070,7 +2743,7 @@
           </w:tcPr>
           <w:p>
             <w:pPr>
-              <w:pStyle w:val="ab"/>
+              <w:pStyle w:val="a2"/>
               <w:spacing w:line="360" w:lineRule="auto"/>
               <w:ind w:firstLine="709"/>
               <w:jc w:val="both"/>
@@ -3096,7 +2769,7 @@
           </w:tcPr>
           <w:p>
             <w:pPr>
-              <w:pStyle w:val="ab"/>
+              <w:pStyle w:val="a2"/>
               <w:spacing w:line="360" w:lineRule="auto"/>
               <w:ind w:firstLine="709"/>
               <w:jc w:val="both"/>
@@ -3122,7 +2795,7 @@
           </w:tcPr>
           <w:p>
             <w:pPr>
-              <w:pStyle w:val="ab"/>
+              <w:pStyle w:val="a2"/>
               <w:spacing w:line="360" w:lineRule="auto"/>
               <w:ind w:firstLine="709"/>
               <w:jc w:val="both"/>
@@ -3150,7 +2823,7 @@
           </w:tcPr>
           <w:p>
             <w:pPr>
-              <w:pStyle w:val="ab"/>
+              <w:pStyle w:val="a2"/>
               <w:spacing w:line="360" w:lineRule="auto"/>
               <w:ind w:firstLine="709"/>
               <w:jc w:val="both"/>
@@ -3166,16 +2839,7 @@
                 <w:sz w:val="28"/>
                 <w:szCs w:val="28"/>
               </w:rPr>
-              <w:t xml:space="preserve">Требования к </w:t>
-            </w:r>
-            <w:r>
-              <w:rPr>
-                <w:rFonts w:ascii="Times New Roman" w:hAnsi="Times New Roman" w:cs="Times New Roman"/>
-                <w:sz w:val="28"/>
-                <w:szCs w:val="28"/>
-              </w:rPr>
-              <w:lastRenderedPageBreak/>
-              <w:t>функциям</w:t>
+              <w:t>Требования к функциям</w:t>
             </w:r>
           </w:p>
         </w:tc>
@@ -3185,7 +2849,7 @@
           </w:tcPr>
           <w:p>
             <w:pPr>
-              <w:pStyle w:val="ab"/>
+              <w:pStyle w:val="a2"/>
               <w:spacing w:line="360" w:lineRule="auto"/>
               <w:ind w:firstLine="709"/>
               <w:jc w:val="both"/>
@@ -3201,17 +2865,7 @@
                 <w:sz w:val="28"/>
                 <w:szCs w:val="28"/>
               </w:rPr>
-              <w:lastRenderedPageBreak/>
-              <w:t xml:space="preserve">Описать, что </w:t>
-            </w:r>
-            <w:r>
-              <w:rPr>
-                <w:rFonts w:ascii="Times New Roman" w:hAnsi="Times New Roman" w:cs="Times New Roman"/>
-                <w:sz w:val="28"/>
-                <w:szCs w:val="28"/>
-              </w:rPr>
-              <w:lastRenderedPageBreak/>
-              <w:t>система должна делать</w:t>
+              <w:t>Описать, что система должна делать</w:t>
             </w:r>
           </w:p>
         </w:tc>
@@ -3221,7 +2875,7 @@
           </w:tcPr>
           <w:p>
             <w:pPr>
-              <w:pStyle w:val="ab"/>
+              <w:pStyle w:val="a2"/>
               <w:spacing w:line="360" w:lineRule="auto"/>
               <w:ind w:firstLine="709"/>
               <w:jc w:val="both"/>
@@ -3237,7 +2891,6 @@
                 <w:sz w:val="28"/>
                 <w:szCs w:val="28"/>
               </w:rPr>
-              <w:lastRenderedPageBreak/>
               <w:t>Четко</w:t>
             </w:r>
           </w:p>
@@ -3248,7 +2901,7 @@
           </w:tcPr>
           <w:p>
             <w:pPr>
-              <w:pStyle w:val="ab"/>
+              <w:pStyle w:val="a2"/>
               <w:spacing w:line="360" w:lineRule="auto"/>
               <w:ind w:firstLine="709"/>
               <w:jc w:val="both"/>
@@ -3264,24 +2917,7 @@
                 <w:sz w:val="28"/>
                 <w:szCs w:val="28"/>
               </w:rPr>
-              <w:t xml:space="preserve">Функции </w:t>
-            </w:r>
-            <w:r>
-              <w:rPr>
-                <w:rFonts w:ascii="Times New Roman" w:hAnsi="Times New Roman" w:cs="Times New Roman"/>
-                <w:sz w:val="28"/>
-                <w:szCs w:val="28"/>
-              </w:rPr>
-              <w:lastRenderedPageBreak/>
-              <w:t>описаны достаточно полно, но не хватает де</w:t>
-            </w:r>
-            <w:r>
-              <w:rPr>
-                <w:rFonts w:ascii="Times New Roman" w:hAnsi="Times New Roman" w:cs="Times New Roman"/>
-                <w:sz w:val="28"/>
-                <w:szCs w:val="28"/>
-              </w:rPr>
-              <w:t>тализации</w:t>
+              <w:t>Функции описаны достаточно полно, но не хватает детализации</w:t>
             </w:r>
           </w:p>
         </w:tc>
@@ -3293,7 +2929,7 @@
           </w:tcPr>
           <w:p>
             <w:pPr>
-              <w:pStyle w:val="ab"/>
+              <w:pStyle w:val="a2"/>
               <w:spacing w:line="360" w:lineRule="auto"/>
               <w:ind w:firstLine="709"/>
               <w:jc w:val="both"/>
@@ -3309,7 +2945,6 @@
                 <w:sz w:val="28"/>
                 <w:szCs w:val="28"/>
               </w:rPr>
-              <w:lastRenderedPageBreak/>
               <w:t>Требования к пользователям</w:t>
             </w:r>
           </w:p>
@@ -3320,7 +2955,7 @@
           </w:tcPr>
           <w:p>
             <w:pPr>
-              <w:pStyle w:val="ab"/>
+              <w:pStyle w:val="a2"/>
               <w:spacing w:line="360" w:lineRule="auto"/>
               <w:ind w:firstLine="709"/>
               <w:jc w:val="both"/>
@@ -3346,7 +2981,7 @@
           </w:tcPr>
           <w:p>
             <w:pPr>
-              <w:pStyle w:val="ab"/>
+              <w:pStyle w:val="a2"/>
               <w:spacing w:line="360" w:lineRule="auto"/>
               <w:ind w:firstLine="709"/>
               <w:jc w:val="both"/>
@@ -3372,7 +3007,7 @@
           </w:tcPr>
           <w:p>
             <w:pPr>
-              <w:pStyle w:val="ab"/>
+              <w:pStyle w:val="a2"/>
               <w:spacing w:line="360" w:lineRule="auto"/>
               <w:ind w:firstLine="709"/>
               <w:jc w:val="both"/>
@@ -3400,7 +3035,7 @@
           </w:tcPr>
           <w:p>
             <w:pPr>
-              <w:pStyle w:val="ab"/>
+              <w:pStyle w:val="a2"/>
               <w:spacing w:line="360" w:lineRule="auto"/>
               <w:ind w:firstLine="709"/>
               <w:jc w:val="both"/>
@@ -3426,7 +3061,7 @@
           </w:tcPr>
           <w:p>
             <w:pPr>
-              <w:pStyle w:val="ab"/>
+              <w:pStyle w:val="a2"/>
               <w:spacing w:line="360" w:lineRule="auto"/>
               <w:ind w:firstLine="709"/>
               <w:jc w:val="both"/>
@@ -3452,7 +3087,7 @@
           </w:tcPr>
           <w:p>
             <w:pPr>
-              <w:pStyle w:val="ab"/>
+              <w:pStyle w:val="a2"/>
               <w:spacing w:line="360" w:lineRule="auto"/>
               <w:ind w:firstLine="709"/>
               <w:jc w:val="both"/>
@@ -3478,7 +3113,7 @@
           </w:tcPr>
           <w:p>
             <w:pPr>
-              <w:pStyle w:val="ab"/>
+              <w:pStyle w:val="a2"/>
               <w:spacing w:line="360" w:lineRule="auto"/>
               <w:ind w:firstLine="709"/>
               <w:jc w:val="both"/>
@@ -3502,12 +3137,12 @@
     </w:tbl>
     <w:p>
       <w:pPr>
-        <w:pStyle w:val="a1"/>
+        <w:pStyle w:val="BodyText"/>
         <w:spacing w:after="0" w:line="360" w:lineRule="auto"/>
         <w:ind w:firstLine="709"/>
         <w:jc w:val="both"/>
         <w:rPr>
-          <w:rStyle w:val="a5"/>
+          <w:rStyle w:val="Strong"/>
           <w:rFonts w:ascii="Times New Roman" w:hAnsi="Times New Roman" w:cs="Times New Roman"/>
           <w:b w:val="0"/>
           <w:bCs w:val="0"/>
@@ -3518,7 +3153,7 @@
     </w:p>
     <w:p>
       <w:pPr>
-        <w:pStyle w:val="3"/>
+        <w:pStyle w:val="Heading3"/>
         <w:spacing w:before="0" w:after="0" w:line="360" w:lineRule="auto"/>
         <w:ind w:firstLine="709"/>
         <w:jc w:val="both"/>
@@ -3530,9 +3165,8 @@
       </w:pPr>
       <w:r>
         <w:rPr>
-          <w:rStyle w:val="a5"/>
-          <w:rFonts w:ascii="Times New Roman" w:hAnsi="Times New Roman" w:cs="Times New Roman"/>
-          <w:b/>
+          <w:rStyle w:val="Strong"/>
+          <w:rFonts w:ascii="Times New Roman" w:hAnsi="Times New Roman" w:cs="Times New Roman"/>
           <w:color w:val="0F1115"/>
         </w:rPr>
         <w:t>9. Анализ требований</w:t>
@@ -3540,14 +3174,11 @@
     </w:p>
     <w:p>
       <w:pPr>
-        <w:pStyle w:val="a1"/>
+        <w:pStyle w:val="BodyText"/>
         <w:numPr>
           <w:ilvl w:val="0"/>
-          <w:numId w:val="5"/>
+          <w:numId w:val="15"/>
         </w:numPr>
-        <w:tabs>
-          <w:tab w:val="left" w:pos="0"/>
-        </w:tabs>
         <w:spacing w:after="0" w:line="360" w:lineRule="auto"/>
         <w:ind w:firstLine="709"/>
         <w:jc w:val="both"/>
@@ -3560,8 +3191,9 @@
       </w:pPr>
       <w:r>
         <w:rPr>
-          <w:rStyle w:val="a5"/>
-          <w:rFonts w:ascii="Times New Roman" w:hAnsi="Times New Roman" w:cs="Times New Roman"/>
+          <w:rStyle w:val="Strong"/>
+          <w:rFonts w:ascii="Times New Roman" w:hAnsi="Times New Roman" w:cs="Times New Roman"/>
+          <w:b w:val="0"/>
           <w:color w:val="0F1115"/>
           <w:sz w:val="28"/>
           <w:szCs w:val="28"/>
@@ -3576,28 +3208,16 @@
           <w:szCs w:val="28"/>
         </w:rPr>
         <w:br/>
-        <w:t xml:space="preserve">Да, </w:t>
-      </w:r>
-      <w:r>
-        <w:rPr>
-          <w:rFonts w:ascii="Times New Roman" w:hAnsi="Times New Roman" w:cs="Times New Roman"/>
-          <w:color w:val="0F1115"/>
-          <w:sz w:val="28"/>
-          <w:szCs w:val="28"/>
-        </w:rPr>
-        <w:t>требования к функциям сформулированы на уровне задач, понятном и заказчику, и разработчику. Они позволяют оценить масштаб работ.</w:t>
-      </w:r>
-    </w:p>
-    <w:p>
-      <w:pPr>
-        <w:pStyle w:val="a1"/>
+        <w:t>Да, требования к функциям сформулированы на уровне задач, понятном и заказчику, и разработчику. Они позволяют оценить масштаб работ.</w:t>
+      </w:r>
+    </w:p>
+    <w:p>
+      <w:pPr>
+        <w:pStyle w:val="BodyText"/>
         <w:numPr>
           <w:ilvl w:val="0"/>
-          <w:numId w:val="5"/>
+          <w:numId w:val="15"/>
         </w:numPr>
-        <w:tabs>
-          <w:tab w:val="left" w:pos="0"/>
-        </w:tabs>
         <w:spacing w:after="0" w:line="360" w:lineRule="auto"/>
         <w:ind w:firstLine="709"/>
         <w:jc w:val="both"/>
@@ -3610,8 +3230,9 @@
       </w:pPr>
       <w:r>
         <w:rPr>
-          <w:rStyle w:val="a5"/>
-          <w:rFonts w:ascii="Times New Roman" w:hAnsi="Times New Roman" w:cs="Times New Roman"/>
+          <w:rStyle w:val="Strong"/>
+          <w:rFonts w:ascii="Times New Roman" w:hAnsi="Times New Roman" w:cs="Times New Roman"/>
+          <w:b w:val="0"/>
           <w:color w:val="0F1115"/>
           <w:sz w:val="28"/>
           <w:szCs w:val="28"/>
@@ -3629,8 +3250,9 @@
       </w:r>
       <w:r>
         <w:rPr>
-          <w:rStyle w:val="a5"/>
-          <w:rFonts w:ascii="Times New Roman" w:hAnsi="Times New Roman" w:cs="Times New Roman"/>
+          <w:rStyle w:val="Strong"/>
+          <w:rFonts w:ascii="Times New Roman" w:hAnsi="Times New Roman" w:cs="Times New Roman"/>
+          <w:b w:val="0"/>
           <w:color w:val="0F1115"/>
           <w:sz w:val="28"/>
           <w:szCs w:val="28"/>
@@ -3644,59 +3266,79 @@
           <w:sz w:val="28"/>
           <w:szCs w:val="28"/>
         </w:rPr>
-        <w:t> Для старта разработки данного ТЗ достаточно. Однако для полноценной ф</w:t>
-      </w:r>
-      <w:r>
-        <w:rPr>
-          <w:rFonts w:ascii="Times New Roman" w:hAnsi="Times New Roman" w:cs="Times New Roman"/>
-          <w:color w:val="0F1115"/>
-          <w:sz w:val="28"/>
-          <w:szCs w:val="28"/>
-        </w:rPr>
-        <w:t>инальной разработки потребуются уточнения.</w:t>
-      </w:r>
-    </w:p>
-    <w:p>
-      <w:pPr>
-        <w:pStyle w:val="a1"/>
+        <w:t> Для старта разработки данного ТЗ достаточно. Однако для полноценной финальной разработки потребуются уточнения.</w:t>
+      </w:r>
+    </w:p>
+    <w:p>
+      <w:pPr>
+        <w:pStyle w:val="BodyText"/>
+        <w:spacing w:after="0" w:line="360" w:lineRule="auto"/>
+        <w:ind w:left="720" w:firstLine="709"/>
+        <w:jc w:val="both"/>
+        <w:rPr>
+          <w:rFonts w:ascii="Times New Roman" w:hAnsi="Times New Roman" w:cs="Times New Roman"/>
+          <w:color w:val="0F1115"/>
+          <w:sz w:val="28"/>
+          <w:szCs w:val="28"/>
+        </w:rPr>
+      </w:pPr>
+      <w:r>
+        <w:rPr>
+          <w:rStyle w:val="Strong"/>
+          <w:rFonts w:ascii="Times New Roman" w:hAnsi="Times New Roman" w:cs="Times New Roman"/>
+          <w:b w:val="0"/>
+          <w:color w:val="0F1115"/>
+          <w:sz w:val="28"/>
+          <w:szCs w:val="28"/>
+        </w:rPr>
+        <w:t>Какие требования требуют уточнения?</w:t>
+      </w:r>
+    </w:p>
+    <w:p>
+      <w:pPr>
+        <w:pStyle w:val="BodyText"/>
         <w:numPr>
           <w:ilvl w:val="0"/>
-          <w:numId w:val="5"/>
+          <w:numId w:val="16"/>
         </w:numPr>
-        <w:tabs>
-          <w:tab w:val="left" w:pos="0"/>
-        </w:tabs>
-        <w:spacing w:after="120" w:line="360" w:lineRule="auto"/>
-        <w:ind w:firstLine="709"/>
-        <w:jc w:val="both"/>
-        <w:rPr>
-          <w:rFonts w:ascii="Times New Roman" w:hAnsi="Times New Roman" w:cs="Times New Roman"/>
-          <w:color w:val="0F1115"/>
-          <w:sz w:val="28"/>
-          <w:szCs w:val="28"/>
-        </w:rPr>
-      </w:pPr>
-      <w:r>
-        <w:rPr>
-          <w:rStyle w:val="a5"/>
-          <w:rFonts w:ascii="Times New Roman" w:hAnsi="Times New Roman" w:cs="Times New Roman"/>
-          <w:color w:val="0F1115"/>
-          <w:sz w:val="28"/>
-          <w:szCs w:val="28"/>
-        </w:rPr>
-        <w:t>Какие требования требуют уточнения?</w:t>
-      </w:r>
-    </w:p>
-    <w:p>
-      <w:pPr>
-        <w:pStyle w:val="a1"/>
+        <w:spacing w:after="0" w:line="360" w:lineRule="auto"/>
+        <w:ind w:firstLine="709"/>
+        <w:jc w:val="both"/>
+        <w:rPr>
+          <w:rFonts w:ascii="Times New Roman" w:hAnsi="Times New Roman" w:cs="Times New Roman"/>
+          <w:color w:val="0F1115"/>
+          <w:sz w:val="28"/>
+          <w:szCs w:val="28"/>
+        </w:rPr>
+      </w:pPr>
+      <w:r>
+        <w:rPr>
+          <w:rStyle w:val="Strong"/>
+          <w:rFonts w:ascii="Times New Roman" w:hAnsi="Times New Roman" w:cs="Times New Roman"/>
+          <w:b w:val="0"/>
+          <w:color w:val="0F1115"/>
+          <w:sz w:val="28"/>
+          <w:szCs w:val="28"/>
+        </w:rPr>
+        <w:t>Детализация функций:</w:t>
+      </w:r>
+      <w:r>
+        <w:rPr>
+          <w:rFonts w:ascii="Times New Roman" w:hAnsi="Times New Roman" w:cs="Times New Roman"/>
+          <w:color w:val="0F1115"/>
+          <w:sz w:val="28"/>
+          <w:szCs w:val="28"/>
+        </w:rPr>
+        <w:t> Функция «Поиск» должна быть расписана точнее: поиск по точному совпадению или по подстроке? По каким полям?.</w:t>
+      </w:r>
+    </w:p>
+    <w:p>
+      <w:pPr>
+        <w:pStyle w:val="BodyText"/>
         <w:numPr>
-          <w:ilvl w:val="1"/>
-          <w:numId w:val="5"/>
+          <w:ilvl w:val="0"/>
+          <w:numId w:val="16"/>
         </w:numPr>
-        <w:tabs>
-          <w:tab w:val="left" w:pos="0"/>
-        </w:tabs>
         <w:spacing w:after="0" w:line="360" w:lineRule="auto"/>
         <w:ind w:firstLine="709"/>
         <w:jc w:val="both"/>
@@ -3709,45 +3351,32 @@
       </w:pPr>
       <w:r>
         <w:rPr>
-          <w:rStyle w:val="a5"/>
-          <w:rFonts w:ascii="Times New Roman" w:hAnsi="Times New Roman" w:cs="Times New Roman"/>
-          <w:color w:val="0F1115"/>
-          <w:sz w:val="28"/>
-          <w:szCs w:val="28"/>
-        </w:rPr>
-        <w:t>Детализация функций:</w:t>
-      </w:r>
-      <w:r>
-        <w:rPr>
-          <w:rFonts w:ascii="Times New Roman" w:hAnsi="Times New Roman" w:cs="Times New Roman"/>
-          <w:color w:val="0F1115"/>
-          <w:sz w:val="28"/>
-          <w:szCs w:val="28"/>
-        </w:rPr>
-        <w:t> Функция «Поиск» должна быть расписана точнее: поиск по точному совпадению или по подстроке? По каким полям</w:t>
-      </w:r>
-      <w:proofErr w:type="gramStart"/>
-      <w:r>
-        <w:rPr>
-          <w:rFonts w:ascii="Times New Roman" w:hAnsi="Times New Roman" w:cs="Times New Roman"/>
-          <w:color w:val="0F1115"/>
-          <w:sz w:val="28"/>
-          <w:szCs w:val="28"/>
-        </w:rPr>
-        <w:t>?.</w:t>
-      </w:r>
-      <w:proofErr w:type="gramEnd"/>
-    </w:p>
-    <w:p>
-      <w:pPr>
-        <w:pStyle w:val="a1"/>
+          <w:rStyle w:val="Strong"/>
+          <w:rFonts w:ascii="Times New Roman" w:hAnsi="Times New Roman" w:cs="Times New Roman"/>
+          <w:b w:val="0"/>
+          <w:color w:val="0F1115"/>
+          <w:sz w:val="28"/>
+          <w:szCs w:val="28"/>
+        </w:rPr>
+        <w:t>Бизнес-логика:</w:t>
+      </w:r>
+      <w:r>
+        <w:rPr>
+          <w:rFonts w:ascii="Times New Roman" w:hAnsi="Times New Roman" w:cs="Times New Roman"/>
+          <w:color w:val="0F1115"/>
+          <w:sz w:val="28"/>
+          <w:szCs w:val="28"/>
+        </w:rPr>
+        <w:t> Как система должна вести себя при попытке отгрузить товар, которого нет на складе? Блокировать операцию или разрешать с предупреждением?</w:t>
+      </w:r>
+    </w:p>
+    <w:p>
+      <w:pPr>
+        <w:pStyle w:val="BodyText"/>
         <w:numPr>
-          <w:ilvl w:val="1"/>
-          <w:numId w:val="5"/>
+          <w:ilvl w:val="0"/>
+          <w:numId w:val="16"/>
         </w:numPr>
-        <w:tabs>
-          <w:tab w:val="left" w:pos="0"/>
-        </w:tabs>
         <w:spacing w:after="0" w:line="360" w:lineRule="auto"/>
         <w:ind w:firstLine="709"/>
         <w:jc w:val="both"/>
@@ -3760,43 +3389,32 @@
       </w:pPr>
       <w:r>
         <w:rPr>
-          <w:rStyle w:val="a5"/>
-          <w:rFonts w:ascii="Times New Roman" w:hAnsi="Times New Roman" w:cs="Times New Roman"/>
-          <w:color w:val="0F1115"/>
-          <w:sz w:val="28"/>
-          <w:szCs w:val="28"/>
-        </w:rPr>
-        <w:t>Бизнес-логика:</w:t>
-      </w:r>
-      <w:r>
-        <w:rPr>
-          <w:rFonts w:ascii="Times New Roman" w:hAnsi="Times New Roman" w:cs="Times New Roman"/>
-          <w:color w:val="0F1115"/>
-          <w:sz w:val="28"/>
-          <w:szCs w:val="28"/>
-        </w:rPr>
-        <w:t xml:space="preserve"> Как система должна вести себя </w:t>
-      </w:r>
-      <w:r>
-        <w:rPr>
-          <w:rFonts w:ascii="Times New Roman" w:hAnsi="Times New Roman" w:cs="Times New Roman"/>
-          <w:color w:val="0F1115"/>
-          <w:sz w:val="28"/>
-          <w:szCs w:val="28"/>
-        </w:rPr>
-        <w:t>при попытке отгрузить товар, которого нет на складе? Блокировать операцию или разрешать с предупреждением?</w:t>
-      </w:r>
-    </w:p>
-    <w:p>
-      <w:pPr>
-        <w:pStyle w:val="a1"/>
+          <w:rStyle w:val="Strong"/>
+          <w:rFonts w:ascii="Times New Roman" w:hAnsi="Times New Roman" w:cs="Times New Roman"/>
+          <w:b w:val="0"/>
+          <w:color w:val="0F1115"/>
+          <w:sz w:val="28"/>
+          <w:szCs w:val="28"/>
+        </w:rPr>
+        <w:t>Отчеты:</w:t>
+      </w:r>
+      <w:r>
+        <w:rPr>
+          <w:rFonts w:ascii="Times New Roman" w:hAnsi="Times New Roman" w:cs="Times New Roman"/>
+          <w:color w:val="0F1115"/>
+          <w:sz w:val="28"/>
+          <w:szCs w:val="28"/>
+        </w:rPr>
+        <w:t> Не хватает макетов отчетов. Заказчик и разработчик могут по-разному представлять себе отчет «Движение товаров».</w:t>
+      </w:r>
+    </w:p>
+    <w:p>
+      <w:pPr>
+        <w:pStyle w:val="BodyText"/>
         <w:numPr>
-          <w:ilvl w:val="1"/>
-          <w:numId w:val="5"/>
+          <w:ilvl w:val="0"/>
+          <w:numId w:val="16"/>
         </w:numPr>
-        <w:tabs>
-          <w:tab w:val="left" w:pos="0"/>
-        </w:tabs>
         <w:spacing w:after="0" w:line="360" w:lineRule="auto"/>
         <w:ind w:firstLine="709"/>
         <w:jc w:val="both"/>
@@ -3809,48 +3427,9 @@
       </w:pPr>
       <w:r>
         <w:rPr>
-          <w:rStyle w:val="a5"/>
-          <w:rFonts w:ascii="Times New Roman" w:hAnsi="Times New Roman" w:cs="Times New Roman"/>
-          <w:color w:val="0F1115"/>
-          <w:sz w:val="28"/>
-          <w:szCs w:val="28"/>
-        </w:rPr>
-        <w:t>Отчеты:</w:t>
-      </w:r>
-      <w:r>
-        <w:rPr>
-          <w:rFonts w:ascii="Times New Roman" w:hAnsi="Times New Roman" w:cs="Times New Roman"/>
-          <w:color w:val="0F1115"/>
-          <w:sz w:val="28"/>
-          <w:szCs w:val="28"/>
-        </w:rPr>
-        <w:t> Не хватает макетов отчетов. Заказчик и разработчик могут по-разному представлять себе отчет «Движение товаров».</w:t>
-      </w:r>
-    </w:p>
-    <w:p>
-      <w:pPr>
-        <w:pStyle w:val="a1"/>
-        <w:numPr>
-          <w:ilvl w:val="1"/>
-          <w:numId w:val="5"/>
-        </w:numPr>
-        <w:tabs>
-          <w:tab w:val="left" w:pos="0"/>
-        </w:tabs>
-        <w:spacing w:after="0" w:line="360" w:lineRule="auto"/>
-        <w:ind w:firstLine="709"/>
-        <w:jc w:val="both"/>
-        <w:rPr>
-          <w:rFonts w:ascii="Times New Roman" w:hAnsi="Times New Roman" w:cs="Times New Roman"/>
-          <w:color w:val="0F1115"/>
-          <w:sz w:val="28"/>
-          <w:szCs w:val="28"/>
-        </w:rPr>
-      </w:pPr>
-      <w:r>
-        <w:rPr>
-          <w:rStyle w:val="a5"/>
-          <w:rFonts w:ascii="Times New Roman" w:hAnsi="Times New Roman" w:cs="Times New Roman"/>
+          <w:rStyle w:val="Strong"/>
+          <w:rFonts w:ascii="Times New Roman" w:hAnsi="Times New Roman" w:cs="Times New Roman"/>
+          <w:b w:val="0"/>
           <w:color w:val="0F1115"/>
           <w:sz w:val="28"/>
           <w:szCs w:val="28"/>
@@ -3864,21 +3443,12 @@
           <w:sz w:val="28"/>
           <w:szCs w:val="28"/>
         </w:rPr>
-        <w:t> В ТЗ не затронута</w:t>
-      </w:r>
-      <w:r>
-        <w:rPr>
-          <w:rFonts w:ascii="Times New Roman" w:hAnsi="Times New Roman" w:cs="Times New Roman"/>
-          <w:color w:val="0F1115"/>
-          <w:sz w:val="28"/>
-          <w:szCs w:val="28"/>
-        </w:rPr>
-        <w:t xml:space="preserve"> тема интеграции с другими системами (например, с бухгалтерской программой или сайтом), если это необходимо</w:t>
-      </w:r>
-    </w:p>
-    <w:p>
-      <w:pPr>
-        <w:pStyle w:val="3"/>
+        <w:t> В ТЗ не затронута тема интеграции с другими системами (например, с бухгалтерской программой или сайтом), если это необходимо</w:t>
+      </w:r>
+    </w:p>
+    <w:p>
+      <w:pPr>
+        <w:pStyle w:val="Heading3"/>
         <w:spacing w:before="0" w:after="0" w:line="360" w:lineRule="auto"/>
         <w:ind w:firstLine="709"/>
         <w:jc w:val="both"/>
@@ -3890,9 +3460,8 @@
       </w:pPr>
       <w:r>
         <w:rPr>
-          <w:rStyle w:val="a5"/>
-          <w:rFonts w:ascii="Times New Roman" w:hAnsi="Times New Roman" w:cs="Times New Roman"/>
-          <w:b/>
+          <w:rStyle w:val="Strong"/>
+          <w:rFonts w:ascii="Times New Roman" w:hAnsi="Times New Roman" w:cs="Times New Roman"/>
           <w:color w:val="0F1115"/>
         </w:rPr>
         <w:lastRenderedPageBreak/>
@@ -3901,7 +3470,7 @@
     </w:p>
     <w:p>
       <w:pPr>
-        <w:pStyle w:val="a1"/>
+        <w:pStyle w:val="BodyText"/>
         <w:spacing w:before="240" w:after="240" w:line="360" w:lineRule="auto"/>
         <w:ind w:firstLine="709"/>
         <w:jc w:val="both"/>
@@ -3924,14 +3493,11 @@
     </w:p>
     <w:p>
       <w:pPr>
-        <w:pStyle w:val="a1"/>
+        <w:pStyle w:val="BodyText"/>
         <w:numPr>
           <w:ilvl w:val="0"/>
-          <w:numId w:val="6"/>
+          <w:numId w:val="17"/>
         </w:numPr>
-        <w:tabs>
-          <w:tab w:val="left" w:pos="0"/>
-        </w:tabs>
         <w:spacing w:after="0" w:line="360" w:lineRule="auto"/>
         <w:ind w:firstLine="709"/>
         <w:jc w:val="both"/>
@@ -3944,8 +3510,9 @@
       </w:pPr>
       <w:r>
         <w:rPr>
-          <w:rStyle w:val="a5"/>
-          <w:rFonts w:ascii="Times New Roman" w:hAnsi="Times New Roman" w:cs="Times New Roman"/>
+          <w:rStyle w:val="Strong"/>
+          <w:rFonts w:ascii="Times New Roman" w:hAnsi="Times New Roman" w:cs="Times New Roman"/>
+          <w:b w:val="0"/>
           <w:color w:val="0F1115"/>
           <w:sz w:val="28"/>
           <w:szCs w:val="28"/>
@@ -3959,39 +3526,16 @@
           <w:sz w:val="28"/>
           <w:szCs w:val="28"/>
         </w:rPr>
-        <w:t> Отсутствуют важные разде</w:t>
-      </w:r>
-      <w:r>
-        <w:rPr>
-          <w:rFonts w:ascii="Times New Roman" w:hAnsi="Times New Roman" w:cs="Times New Roman"/>
-          <w:color w:val="0F1115"/>
-          <w:sz w:val="28"/>
-          <w:szCs w:val="28"/>
-        </w:rPr>
-        <w:t>лы, регламентируемые стандартами, что может привести к спорам на финальных этапах проекта</w:t>
-      </w:r>
-      <w:proofErr w:type="gramStart"/>
-      <w:r>
-        <w:rPr>
-          <w:rFonts w:ascii="Times New Roman" w:hAnsi="Times New Roman" w:cs="Times New Roman"/>
-          <w:color w:val="0F1115"/>
-          <w:sz w:val="28"/>
-          <w:szCs w:val="28"/>
-        </w:rPr>
-        <w:t> .</w:t>
-      </w:r>
-      <w:proofErr w:type="gramEnd"/>
-    </w:p>
-    <w:p>
-      <w:pPr>
-        <w:pStyle w:val="a1"/>
+        <w:t> Отсутствуют важные разделы, регламентируемые стандартами, что может привести к спорам на финальных этапах проекта .</w:t>
+      </w:r>
+    </w:p>
+    <w:p>
+      <w:pPr>
+        <w:pStyle w:val="BodyText"/>
         <w:numPr>
           <w:ilvl w:val="0"/>
-          <w:numId w:val="6"/>
+          <w:numId w:val="17"/>
         </w:numPr>
-        <w:tabs>
-          <w:tab w:val="left" w:pos="0"/>
-        </w:tabs>
         <w:spacing w:after="0" w:line="360" w:lineRule="auto"/>
         <w:ind w:firstLine="709"/>
         <w:jc w:val="both"/>
@@ -4004,8 +3548,9 @@
       </w:pPr>
       <w:r>
         <w:rPr>
-          <w:rStyle w:val="a5"/>
-          <w:rFonts w:ascii="Times New Roman" w:hAnsi="Times New Roman" w:cs="Times New Roman"/>
+          <w:rStyle w:val="Strong"/>
+          <w:rFonts w:ascii="Times New Roman" w:hAnsi="Times New Roman" w:cs="Times New Roman"/>
+          <w:b w:val="0"/>
           <w:color w:val="0F1115"/>
           <w:sz w:val="28"/>
           <w:szCs w:val="28"/>
@@ -4019,39 +3564,16 @@
           <w:sz w:val="28"/>
           <w:szCs w:val="28"/>
         </w:rPr>
-        <w:t xml:space="preserve"> Функция «Формирование отчетов» сформулирована слишком </w:t>
-      </w:r>
-      <w:proofErr w:type="spellStart"/>
-      <w:r>
-        <w:rPr>
-          <w:rFonts w:ascii="Times New Roman" w:hAnsi="Times New Roman" w:cs="Times New Roman"/>
-          <w:color w:val="0F1115"/>
-          <w:sz w:val="28"/>
-          <w:szCs w:val="28"/>
-        </w:rPr>
-        <w:t>общо</w:t>
-      </w:r>
-      <w:proofErr w:type="spellEnd"/>
-      <w:r>
-        <w:rPr>
-          <w:rFonts w:ascii="Times New Roman" w:hAnsi="Times New Roman" w:cs="Times New Roman"/>
-          <w:color w:val="0F1115"/>
-          <w:sz w:val="28"/>
-          <w:szCs w:val="28"/>
-        </w:rPr>
-        <w:t>. Нет критериев, что считать корректно сформированным отчетом.</w:t>
-      </w:r>
-    </w:p>
-    <w:p>
-      <w:pPr>
-        <w:pStyle w:val="a1"/>
+        <w:t> Функция «Формирование отчетов» сформулирована слишком общо. Нет критериев, что считать корректно сформированным отчетом.</w:t>
+      </w:r>
+    </w:p>
+    <w:p>
+      <w:pPr>
+        <w:pStyle w:val="BodyText"/>
         <w:numPr>
           <w:ilvl w:val="0"/>
-          <w:numId w:val="6"/>
+          <w:numId w:val="17"/>
         </w:numPr>
-        <w:tabs>
-          <w:tab w:val="left" w:pos="0"/>
-        </w:tabs>
         <w:spacing w:after="0" w:line="360" w:lineRule="auto"/>
         <w:ind w:firstLine="709"/>
         <w:jc w:val="both"/>
@@ -4064,77 +3586,32 @@
       </w:pPr>
       <w:r>
         <w:rPr>
-          <w:rStyle w:val="a5"/>
-          <w:rFonts w:ascii="Times New Roman" w:hAnsi="Times New Roman" w:cs="Times New Roman"/>
-          <w:color w:val="0F1115"/>
-          <w:sz w:val="28"/>
-          <w:szCs w:val="28"/>
-        </w:rPr>
-        <w:t xml:space="preserve">Отсутствие </w:t>
-      </w:r>
-      <w:proofErr w:type="spellStart"/>
-      <w:r>
-        <w:rPr>
-          <w:rStyle w:val="a5"/>
-          <w:rFonts w:ascii="Times New Roman" w:hAnsi="Times New Roman" w:cs="Times New Roman"/>
-          <w:color w:val="0F1115"/>
-          <w:sz w:val="28"/>
-          <w:szCs w:val="28"/>
-        </w:rPr>
-        <w:t>приоритиз</w:t>
-      </w:r>
-      <w:r>
-        <w:rPr>
-          <w:rStyle w:val="a5"/>
-          <w:rFonts w:ascii="Times New Roman" w:hAnsi="Times New Roman" w:cs="Times New Roman"/>
-          <w:color w:val="0F1115"/>
-          <w:sz w:val="28"/>
-          <w:szCs w:val="28"/>
-        </w:rPr>
-        <w:t>ации</w:t>
-      </w:r>
-      <w:proofErr w:type="spellEnd"/>
-      <w:r>
-        <w:rPr>
-          <w:rStyle w:val="a5"/>
-          <w:rFonts w:ascii="Times New Roman" w:hAnsi="Times New Roman" w:cs="Times New Roman"/>
-          <w:color w:val="0F1115"/>
-          <w:sz w:val="28"/>
-          <w:szCs w:val="28"/>
-        </w:rPr>
-        <w:t>:</w:t>
-      </w:r>
-      <w:r>
-        <w:rPr>
-          <w:rFonts w:ascii="Times New Roman" w:hAnsi="Times New Roman" w:cs="Times New Roman"/>
-          <w:color w:val="0F1115"/>
-          <w:sz w:val="28"/>
-          <w:szCs w:val="28"/>
-        </w:rPr>
-        <w:t> Не указано, какие функции являются обязательными для первой очереди, а какие могут быть реализованы позже</w:t>
-      </w:r>
-      <w:proofErr w:type="gramStart"/>
-      <w:r>
-        <w:rPr>
-          <w:rFonts w:ascii="Times New Roman" w:hAnsi="Times New Roman" w:cs="Times New Roman"/>
-          <w:color w:val="0F1115"/>
-          <w:sz w:val="28"/>
-          <w:szCs w:val="28"/>
-        </w:rPr>
-        <w:t> .</w:t>
-      </w:r>
-      <w:proofErr w:type="gramEnd"/>
-    </w:p>
-    <w:p>
-      <w:pPr>
-        <w:pStyle w:val="a1"/>
+          <w:rStyle w:val="Strong"/>
+          <w:rFonts w:ascii="Times New Roman" w:hAnsi="Times New Roman" w:cs="Times New Roman"/>
+          <w:b w:val="0"/>
+          <w:color w:val="0F1115"/>
+          <w:sz w:val="28"/>
+          <w:szCs w:val="28"/>
+        </w:rPr>
+        <w:t>Отсутствие приоритизации:</w:t>
+      </w:r>
+      <w:r>
+        <w:rPr>
+          <w:rFonts w:ascii="Times New Roman" w:hAnsi="Times New Roman" w:cs="Times New Roman"/>
+          <w:color w:val="0F1115"/>
+          <w:sz w:val="28"/>
+          <w:szCs w:val="28"/>
+        </w:rPr>
+        <w:t> Не указано, какие функции являются обязательными для первой очереди, а какие могут быть реализованы позже .</w:t>
+      </w:r>
+    </w:p>
+    <w:p>
+      <w:pPr>
+        <w:pStyle w:val="BodyText"/>
         <w:numPr>
           <w:ilvl w:val="0"/>
-          <w:numId w:val="6"/>
+          <w:numId w:val="17"/>
         </w:numPr>
-        <w:tabs>
-          <w:tab w:val="left" w:pos="0"/>
-        </w:tabs>
         <w:spacing w:after="0" w:line="360" w:lineRule="auto"/>
         <w:ind w:firstLine="709"/>
         <w:jc w:val="both"/>
@@ -4147,8 +3624,9 @@
       </w:pPr>
       <w:r>
         <w:rPr>
-          <w:rStyle w:val="a5"/>
-          <w:rFonts w:ascii="Times New Roman" w:hAnsi="Times New Roman" w:cs="Times New Roman"/>
+          <w:rStyle w:val="Strong"/>
+          <w:rFonts w:ascii="Times New Roman" w:hAnsi="Times New Roman" w:cs="Times New Roman"/>
+          <w:b w:val="0"/>
           <w:color w:val="0F1115"/>
           <w:sz w:val="28"/>
           <w:szCs w:val="28"/>
@@ -4167,14 +3645,11 @@
     </w:p>
     <w:p>
       <w:pPr>
-        <w:pStyle w:val="a1"/>
+        <w:pStyle w:val="BodyText"/>
         <w:numPr>
           <w:ilvl w:val="0"/>
-          <w:numId w:val="6"/>
+          <w:numId w:val="17"/>
         </w:numPr>
-        <w:tabs>
-          <w:tab w:val="left" w:pos="0"/>
-        </w:tabs>
         <w:spacing w:after="0" w:line="360" w:lineRule="auto"/>
         <w:ind w:firstLine="709"/>
         <w:jc w:val="both"/>
@@ -4187,8 +3662,9 @@
       </w:pPr>
       <w:r>
         <w:rPr>
-          <w:rStyle w:val="a5"/>
-          <w:rFonts w:ascii="Times New Roman" w:hAnsi="Times New Roman" w:cs="Times New Roman"/>
+          <w:rStyle w:val="Strong"/>
+          <w:rFonts w:ascii="Times New Roman" w:hAnsi="Times New Roman" w:cs="Times New Roman"/>
+          <w:b w:val="0"/>
           <w:color w:val="0F1115"/>
           <w:sz w:val="28"/>
           <w:szCs w:val="28"/>
@@ -4202,41 +3678,12 @@
           <w:sz w:val="28"/>
           <w:szCs w:val="28"/>
         </w:rPr>
-        <w:t> Не описаны</w:t>
-      </w:r>
-      <w:r>
-        <w:rPr>
-          <w:rFonts w:ascii="Times New Roman" w:hAnsi="Times New Roman" w:cs="Times New Roman"/>
-          <w:color w:val="0F1115"/>
-          <w:sz w:val="28"/>
-          <w:szCs w:val="28"/>
-        </w:rPr>
-        <w:t xml:space="preserve"> требования к удобству использования, что может привести к созданию </w:t>
-      </w:r>
-      <w:proofErr w:type="spellStart"/>
-      <w:r>
-        <w:rPr>
-          <w:rFonts w:ascii="Times New Roman" w:hAnsi="Times New Roman" w:cs="Times New Roman"/>
-          <w:color w:val="0F1115"/>
-          <w:sz w:val="28"/>
-          <w:szCs w:val="28"/>
-        </w:rPr>
-        <w:t>неинтуитивного</w:t>
-      </w:r>
-      <w:proofErr w:type="spellEnd"/>
-      <w:r>
-        <w:rPr>
-          <w:rFonts w:ascii="Times New Roman" w:hAnsi="Times New Roman" w:cs="Times New Roman"/>
-          <w:color w:val="0F1115"/>
-          <w:sz w:val="28"/>
-          <w:szCs w:val="28"/>
-        </w:rPr>
-        <w:t xml:space="preserve"> интерфейса.</w:t>
-      </w:r>
-    </w:p>
-    <w:p>
-      <w:pPr>
-        <w:pStyle w:val="3"/>
+        <w:t> Не описаны требования к удобству использования, что может привести к созданию неинтуитивного интерфейса.</w:t>
+      </w:r>
+    </w:p>
+    <w:p>
+      <w:pPr>
+        <w:pStyle w:val="Heading3"/>
         <w:spacing w:before="0" w:after="0" w:line="360" w:lineRule="auto"/>
         <w:ind w:firstLine="709"/>
         <w:jc w:val="both"/>
@@ -4248,9 +3695,8 @@
       </w:pPr>
       <w:r>
         <w:rPr>
-          <w:rStyle w:val="a5"/>
-          <w:rFonts w:ascii="Times New Roman" w:hAnsi="Times New Roman" w:cs="Times New Roman"/>
-          <w:b/>
+          <w:rStyle w:val="Strong"/>
+          <w:rFonts w:ascii="Times New Roman" w:hAnsi="Times New Roman" w:cs="Times New Roman"/>
           <w:color w:val="0F1115"/>
         </w:rPr>
         <w:t>11. Формулирование выводов</w:t>
@@ -4258,7 +3704,7 @@
     </w:p>
     <w:p>
       <w:pPr>
-        <w:pStyle w:val="a1"/>
+        <w:pStyle w:val="BodyText"/>
         <w:spacing w:before="240" w:after="240" w:line="360" w:lineRule="auto"/>
         <w:ind w:firstLine="709"/>
         <w:jc w:val="both"/>
@@ -4271,40 +3717,19 @@
       </w:pPr>
       <w:r>
         <w:rPr>
-          <w:rStyle w:val="a5"/>
-          <w:rFonts w:ascii="Times New Roman" w:hAnsi="Times New Roman" w:cs="Times New Roman"/>
-          <w:color w:val="0F1115"/>
-          <w:sz w:val="28"/>
-          <w:szCs w:val="28"/>
-        </w:rPr>
-        <w:t>Вывод о качестве проектной документац</w:t>
-      </w:r>
-      <w:proofErr w:type="gramStart"/>
-      <w:r>
-        <w:rPr>
-          <w:rStyle w:val="a5"/>
-          <w:rFonts w:ascii="Times New Roman" w:hAnsi="Times New Roman" w:cs="Times New Roman"/>
-          <w:color w:val="0F1115"/>
-          <w:sz w:val="28"/>
-          <w:szCs w:val="28"/>
-        </w:rPr>
-        <w:t>ии и её</w:t>
-      </w:r>
-      <w:proofErr w:type="gramEnd"/>
-      <w:r>
-        <w:rPr>
-          <w:rStyle w:val="a5"/>
-          <w:rFonts w:ascii="Times New Roman" w:hAnsi="Times New Roman" w:cs="Times New Roman"/>
-          <w:color w:val="0F1115"/>
-          <w:sz w:val="28"/>
-          <w:szCs w:val="28"/>
-        </w:rPr>
-        <w:t xml:space="preserve"> пригодности для разработки ИС</w:t>
-      </w:r>
-    </w:p>
-    <w:p>
-      <w:pPr>
-        <w:pStyle w:val="a1"/>
+          <w:rStyle w:val="Strong"/>
+          <w:rFonts w:ascii="Times New Roman" w:hAnsi="Times New Roman" w:cs="Times New Roman"/>
+          <w:b w:val="0"/>
+          <w:color w:val="0F1115"/>
+          <w:sz w:val="28"/>
+          <w:szCs w:val="28"/>
+        </w:rPr>
+        <w:t>Вывод о качестве проектной документации и её пригодности для разработки ИС</w:t>
+      </w:r>
+    </w:p>
+    <w:p>
+      <w:pPr>
+        <w:pStyle w:val="BodyText"/>
         <w:spacing w:before="240" w:after="240" w:line="360" w:lineRule="auto"/>
         <w:ind w:firstLine="709"/>
         <w:jc w:val="both"/>
@@ -4322,21 +3747,13 @@
           <w:sz w:val="28"/>
           <w:szCs w:val="28"/>
         </w:rPr>
-        <w:t xml:space="preserve">Разработанное техническое задание на ИС «Склад-Учет» можно </w:t>
-      </w:r>
-      <w:r>
-        <w:rPr>
-          <w:rFonts w:ascii="Times New Roman" w:hAnsi="Times New Roman" w:cs="Times New Roman"/>
-          <w:color w:val="0F1115"/>
-          <w:sz w:val="28"/>
-          <w:szCs w:val="28"/>
-        </w:rPr>
-        <w:t>оценить как </w:t>
-      </w:r>
-      <w:r>
-        <w:rPr>
-          <w:rStyle w:val="a5"/>
-          <w:rFonts w:ascii="Times New Roman" w:hAnsi="Times New Roman" w:cs="Times New Roman"/>
+        <w:t>Разработанное техническое задание на ИС «Склад-Учет» можно оценить как </w:t>
+      </w:r>
+      <w:r>
+        <w:rPr>
+          <w:rStyle w:val="Strong"/>
+          <w:rFonts w:ascii="Times New Roman" w:hAnsi="Times New Roman" w:cs="Times New Roman"/>
+          <w:b w:val="0"/>
           <w:color w:val="0F1115"/>
           <w:sz w:val="28"/>
           <w:szCs w:val="28"/>
@@ -4355,7 +3772,7 @@
     </w:p>
     <w:p>
       <w:pPr>
-        <w:pStyle w:val="a1"/>
+        <w:pStyle w:val="BodyText"/>
         <w:spacing w:before="240" w:after="240" w:line="360" w:lineRule="auto"/>
         <w:ind w:firstLine="709"/>
         <w:jc w:val="both"/>
@@ -4368,8 +3785,9 @@
       </w:pPr>
       <w:r>
         <w:rPr>
-          <w:rStyle w:val="a5"/>
-          <w:rFonts w:ascii="Times New Roman" w:hAnsi="Times New Roman" w:cs="Times New Roman"/>
+          <w:rStyle w:val="Strong"/>
+          <w:rFonts w:ascii="Times New Roman" w:hAnsi="Times New Roman" w:cs="Times New Roman"/>
+          <w:b w:val="0"/>
           <w:color w:val="0F1115"/>
           <w:sz w:val="28"/>
           <w:szCs w:val="28"/>
@@ -4379,14 +3797,11 @@
     </w:p>
     <w:p>
       <w:pPr>
-        <w:pStyle w:val="a1"/>
+        <w:pStyle w:val="BodyText"/>
         <w:numPr>
           <w:ilvl w:val="0"/>
-          <w:numId w:val="7"/>
+          <w:numId w:val="18"/>
         </w:numPr>
-        <w:tabs>
-          <w:tab w:val="left" w:pos="0"/>
-        </w:tabs>
         <w:spacing w:after="0" w:line="360" w:lineRule="auto"/>
         <w:ind w:firstLine="709"/>
         <w:jc w:val="both"/>
@@ -4404,28 +3819,16 @@
           <w:sz w:val="28"/>
           <w:szCs w:val="28"/>
         </w:rPr>
-        <w:t>Четкая формулиров</w:t>
-      </w:r>
-      <w:r>
-        <w:rPr>
-          <w:rFonts w:ascii="Times New Roman" w:hAnsi="Times New Roman" w:cs="Times New Roman"/>
-          <w:color w:val="0F1115"/>
-          <w:sz w:val="28"/>
-          <w:szCs w:val="28"/>
-        </w:rPr>
-        <w:t>ка цели и проблем, которые решает система.</w:t>
-      </w:r>
-    </w:p>
-    <w:p>
-      <w:pPr>
-        <w:pStyle w:val="a1"/>
+        <w:t>Четкая формулировка цели и проблем, которые решает система.</w:t>
+      </w:r>
+    </w:p>
+    <w:p>
+      <w:pPr>
+        <w:pStyle w:val="BodyText"/>
         <w:numPr>
           <w:ilvl w:val="0"/>
-          <w:numId w:val="7"/>
+          <w:numId w:val="18"/>
         </w:numPr>
-        <w:tabs>
-          <w:tab w:val="left" w:pos="0"/>
-        </w:tabs>
         <w:spacing w:after="0" w:line="360" w:lineRule="auto"/>
         <w:ind w:firstLine="709"/>
         <w:jc w:val="both"/>
@@ -4448,14 +3851,11 @@
     </w:p>
     <w:p>
       <w:pPr>
-        <w:pStyle w:val="a1"/>
+        <w:pStyle w:val="BodyText"/>
         <w:numPr>
           <w:ilvl w:val="0"/>
-          <w:numId w:val="7"/>
+          <w:numId w:val="18"/>
         </w:numPr>
-        <w:tabs>
-          <w:tab w:val="left" w:pos="0"/>
-        </w:tabs>
         <w:spacing w:after="0" w:line="360" w:lineRule="auto"/>
         <w:ind w:firstLine="709"/>
         <w:jc w:val="both"/>
@@ -4478,7 +3878,7 @@
     </w:p>
     <w:p>
       <w:pPr>
-        <w:pStyle w:val="a1"/>
+        <w:pStyle w:val="BodyText"/>
         <w:spacing w:before="240" w:after="240" w:line="360" w:lineRule="auto"/>
         <w:ind w:firstLine="709"/>
         <w:jc w:val="both"/>
@@ -4491,25 +3891,24 @@
       </w:pPr>
       <w:r>
         <w:rPr>
-          <w:rStyle w:val="a5"/>
-          <w:rFonts w:ascii="Times New Roman" w:hAnsi="Times New Roman" w:cs="Times New Roman"/>
-          <w:color w:val="0F1115"/>
-          <w:sz w:val="28"/>
-          <w:szCs w:val="28"/>
-        </w:rPr>
+          <w:rStyle w:val="Strong"/>
+          <w:rFonts w:ascii="Times New Roman" w:hAnsi="Times New Roman" w:cs="Times New Roman"/>
+          <w:b w:val="0"/>
+          <w:color w:val="0F1115"/>
+          <w:sz w:val="28"/>
+          <w:szCs w:val="28"/>
+        </w:rPr>
+        <w:lastRenderedPageBreak/>
         <w:t>Слабые стороны документа:</w:t>
       </w:r>
     </w:p>
     <w:p>
       <w:pPr>
-        <w:pStyle w:val="a1"/>
+        <w:pStyle w:val="BodyText"/>
         <w:numPr>
           <w:ilvl w:val="0"/>
-          <w:numId w:val="8"/>
+          <w:numId w:val="19"/>
         </w:numPr>
-        <w:tabs>
-          <w:tab w:val="left" w:pos="0"/>
-        </w:tabs>
         <w:spacing w:after="0" w:line="360" w:lineRule="auto"/>
         <w:ind w:firstLine="709"/>
         <w:jc w:val="both"/>
@@ -4527,20 +3926,16 @@
           <w:sz w:val="28"/>
           <w:szCs w:val="28"/>
         </w:rPr>
-        <w:lastRenderedPageBreak/>
         <w:t>Отсутствие ряда критических разделов, что может создать риски на этапе сдачи-приемки работ.</w:t>
       </w:r>
     </w:p>
     <w:p>
       <w:pPr>
-        <w:pStyle w:val="a1"/>
+        <w:pStyle w:val="BodyText"/>
         <w:numPr>
           <w:ilvl w:val="0"/>
-          <w:numId w:val="8"/>
+          <w:numId w:val="19"/>
         </w:numPr>
-        <w:tabs>
-          <w:tab w:val="left" w:pos="0"/>
-        </w:tabs>
         <w:spacing w:after="0" w:line="360" w:lineRule="auto"/>
         <w:ind w:firstLine="709"/>
         <w:jc w:val="both"/>
@@ -4563,11 +3958,11 @@
     </w:p>
     <w:p>
       <w:pPr>
-        <w:pStyle w:val="a1"/>
+        <w:pStyle w:val="BodyText"/>
         <w:spacing w:after="0" w:line="360" w:lineRule="auto"/>
         <w:jc w:val="both"/>
         <w:rPr>
-          <w:rStyle w:val="a5"/>
+          <w:rStyle w:val="Strong"/>
           <w:rFonts w:ascii="Times New Roman" w:hAnsi="Times New Roman"/>
           <w:b w:val="0"/>
           <w:bCs w:val="0"/>
@@ -4578,12 +3973,12 @@
     </w:p>
     <w:p>
       <w:pPr>
-        <w:pStyle w:val="a1"/>
+        <w:pStyle w:val="BodyText"/>
         <w:spacing w:after="0" w:line="360" w:lineRule="auto"/>
         <w:ind w:firstLine="709"/>
         <w:jc w:val="both"/>
         <w:rPr>
-          <w:rStyle w:val="a5"/>
+          <w:rStyle w:val="Strong"/>
           <w:rFonts w:ascii="Times New Roman" w:hAnsi="Times New Roman"/>
           <w:b w:val="0"/>
           <w:bCs w:val="0"/>
@@ -4594,13 +3989,14 @@
     </w:p>
     <w:p>
       <w:pPr>
-        <w:pStyle w:val="a1"/>
+        <w:pStyle w:val="BodyText"/>
         <w:spacing w:after="0" w:line="360" w:lineRule="auto"/>
         <w:ind w:firstLine="709"/>
         <w:jc w:val="both"/>
         <w:rPr>
-          <w:rStyle w:val="a5"/>
+          <w:rStyle w:val="Strong"/>
           <w:rFonts w:ascii="Times New Roman" w:hAnsi="Times New Roman"/>
+          <w:b w:val="0"/>
           <w:sz w:val="28"/>
           <w:szCs w:val="28"/>
         </w:rPr>
@@ -4746,6 +4142,377 @@
     </w:lvl>
   </w:abstractNum>
   <w:abstractNum w:abstractNumId="1">
+    <w:nsid w:val="139916AC"/>
+    <w:multiLevelType w:val="hybridMultilevel"/>
+    <w:tmpl w:val="0FB4D852"/>
+    <w:lvl w:ilvl="0" w:tplc="0419000F">
+      <w:start w:val="1"/>
+      <w:numFmt w:val="decimal"/>
+      <w:lvlText w:val="%1."/>
+      <w:lvlJc w:val="left"/>
+      <w:pPr>
+        <w:ind w:left="1429" w:hanging="360"/>
+      </w:pPr>
+    </w:lvl>
+    <w:lvl w:ilvl="1" w:tplc="04190019" w:tentative="1">
+      <w:start w:val="1"/>
+      <w:numFmt w:val="lowerLetter"/>
+      <w:lvlText w:val="%2."/>
+      <w:lvlJc w:val="left"/>
+      <w:pPr>
+        <w:ind w:left="2149" w:hanging="360"/>
+      </w:pPr>
+    </w:lvl>
+    <w:lvl w:ilvl="2" w:tplc="0419001B" w:tentative="1">
+      <w:start w:val="1"/>
+      <w:numFmt w:val="lowerRoman"/>
+      <w:lvlText w:val="%3."/>
+      <w:lvlJc w:val="right"/>
+      <w:pPr>
+        <w:ind w:left="2869" w:hanging="180"/>
+      </w:pPr>
+    </w:lvl>
+    <w:lvl w:ilvl="3" w:tplc="0419000F" w:tentative="1">
+      <w:start w:val="1"/>
+      <w:numFmt w:val="decimal"/>
+      <w:lvlText w:val="%4."/>
+      <w:lvlJc w:val="left"/>
+      <w:pPr>
+        <w:ind w:left="3589" w:hanging="360"/>
+      </w:pPr>
+    </w:lvl>
+    <w:lvl w:ilvl="4" w:tplc="04190019" w:tentative="1">
+      <w:start w:val="1"/>
+      <w:numFmt w:val="lowerLetter"/>
+      <w:lvlText w:val="%5."/>
+      <w:lvlJc w:val="left"/>
+      <w:pPr>
+        <w:ind w:left="4309" w:hanging="360"/>
+      </w:pPr>
+    </w:lvl>
+    <w:lvl w:ilvl="5" w:tplc="0419001B" w:tentative="1">
+      <w:start w:val="1"/>
+      <w:numFmt w:val="lowerRoman"/>
+      <w:lvlText w:val="%6."/>
+      <w:lvlJc w:val="right"/>
+      <w:pPr>
+        <w:ind w:left="5029" w:hanging="180"/>
+      </w:pPr>
+    </w:lvl>
+    <w:lvl w:ilvl="6" w:tplc="0419000F" w:tentative="1">
+      <w:start w:val="1"/>
+      <w:numFmt w:val="decimal"/>
+      <w:lvlText w:val="%7."/>
+      <w:lvlJc w:val="left"/>
+      <w:pPr>
+        <w:ind w:left="5749" w:hanging="360"/>
+      </w:pPr>
+    </w:lvl>
+    <w:lvl w:ilvl="7" w:tplc="04190019" w:tentative="1">
+      <w:start w:val="1"/>
+      <w:numFmt w:val="lowerLetter"/>
+      <w:lvlText w:val="%8."/>
+      <w:lvlJc w:val="left"/>
+      <w:pPr>
+        <w:ind w:left="6469" w:hanging="360"/>
+      </w:pPr>
+    </w:lvl>
+    <w:lvl w:ilvl="8" w:tplc="0419001B" w:tentative="1">
+      <w:start w:val="1"/>
+      <w:numFmt w:val="lowerRoman"/>
+      <w:lvlText w:val="%9."/>
+      <w:lvlJc w:val="right"/>
+      <w:pPr>
+        <w:ind w:left="7189" w:hanging="180"/>
+      </w:pPr>
+    </w:lvl>
+  </w:abstractNum>
+  <w:abstractNum w:abstractNumId="2">
+    <w:nsid w:val="16B851D2"/>
+    <w:multiLevelType w:val="hybridMultilevel"/>
+    <w:tmpl w:val="7B6C4736"/>
+    <w:lvl w:ilvl="0" w:tplc="04190001">
+      <w:start w:val="1"/>
+      <w:numFmt w:val="bullet"/>
+      <w:lvlText w:val=""/>
+      <w:lvlJc w:val="left"/>
+      <w:pPr>
+        <w:ind w:left="1429" w:hanging="360"/>
+      </w:pPr>
+      <w:rPr>
+        <w:rFonts w:ascii="Symbol" w:hAnsi="Symbol" w:hint="default"/>
+      </w:rPr>
+    </w:lvl>
+    <w:lvl w:ilvl="1" w:tplc="04190003" w:tentative="1">
+      <w:start w:val="1"/>
+      <w:numFmt w:val="bullet"/>
+      <w:lvlText w:val="o"/>
+      <w:lvlJc w:val="left"/>
+      <w:pPr>
+        <w:ind w:left="2149" w:hanging="360"/>
+      </w:pPr>
+      <w:rPr>
+        <w:rFonts w:ascii="Courier New" w:hAnsi="Courier New" w:cs="Courier New" w:hint="default"/>
+      </w:rPr>
+    </w:lvl>
+    <w:lvl w:ilvl="2" w:tplc="04190005" w:tentative="1">
+      <w:start w:val="1"/>
+      <w:numFmt w:val="bullet"/>
+      <w:lvlText w:val=""/>
+      <w:lvlJc w:val="left"/>
+      <w:pPr>
+        <w:ind w:left="2869" w:hanging="360"/>
+      </w:pPr>
+      <w:rPr>
+        <w:rFonts w:ascii="Wingdings" w:hAnsi="Wingdings" w:hint="default"/>
+      </w:rPr>
+    </w:lvl>
+    <w:lvl w:ilvl="3" w:tplc="04190001" w:tentative="1">
+      <w:start w:val="1"/>
+      <w:numFmt w:val="bullet"/>
+      <w:lvlText w:val=""/>
+      <w:lvlJc w:val="left"/>
+      <w:pPr>
+        <w:ind w:left="3589" w:hanging="360"/>
+      </w:pPr>
+      <w:rPr>
+        <w:rFonts w:ascii="Symbol" w:hAnsi="Symbol" w:hint="default"/>
+      </w:rPr>
+    </w:lvl>
+    <w:lvl w:ilvl="4" w:tplc="04190003" w:tentative="1">
+      <w:start w:val="1"/>
+      <w:numFmt w:val="bullet"/>
+      <w:lvlText w:val="o"/>
+      <w:lvlJc w:val="left"/>
+      <w:pPr>
+        <w:ind w:left="4309" w:hanging="360"/>
+      </w:pPr>
+      <w:rPr>
+        <w:rFonts w:ascii="Courier New" w:hAnsi="Courier New" w:cs="Courier New" w:hint="default"/>
+      </w:rPr>
+    </w:lvl>
+    <w:lvl w:ilvl="5" w:tplc="04190005" w:tentative="1">
+      <w:start w:val="1"/>
+      <w:numFmt w:val="bullet"/>
+      <w:lvlText w:val=""/>
+      <w:lvlJc w:val="left"/>
+      <w:pPr>
+        <w:ind w:left="5029" w:hanging="360"/>
+      </w:pPr>
+      <w:rPr>
+        <w:rFonts w:ascii="Wingdings" w:hAnsi="Wingdings" w:hint="default"/>
+      </w:rPr>
+    </w:lvl>
+    <w:lvl w:ilvl="6" w:tplc="04190001" w:tentative="1">
+      <w:start w:val="1"/>
+      <w:numFmt w:val="bullet"/>
+      <w:lvlText w:val=""/>
+      <w:lvlJc w:val="left"/>
+      <w:pPr>
+        <w:ind w:left="5749" w:hanging="360"/>
+      </w:pPr>
+      <w:rPr>
+        <w:rFonts w:ascii="Symbol" w:hAnsi="Symbol" w:hint="default"/>
+      </w:rPr>
+    </w:lvl>
+    <w:lvl w:ilvl="7" w:tplc="04190003" w:tentative="1">
+      <w:start w:val="1"/>
+      <w:numFmt w:val="bullet"/>
+      <w:lvlText w:val="o"/>
+      <w:lvlJc w:val="left"/>
+      <w:pPr>
+        <w:ind w:left="6469" w:hanging="360"/>
+      </w:pPr>
+      <w:rPr>
+        <w:rFonts w:ascii="Courier New" w:hAnsi="Courier New" w:cs="Courier New" w:hint="default"/>
+      </w:rPr>
+    </w:lvl>
+    <w:lvl w:ilvl="8" w:tplc="04190005" w:tentative="1">
+      <w:start w:val="1"/>
+      <w:numFmt w:val="bullet"/>
+      <w:lvlText w:val=""/>
+      <w:lvlJc w:val="left"/>
+      <w:pPr>
+        <w:ind w:left="7189" w:hanging="360"/>
+      </w:pPr>
+      <w:rPr>
+        <w:rFonts w:ascii="Wingdings" w:hAnsi="Wingdings" w:hint="default"/>
+      </w:rPr>
+    </w:lvl>
+  </w:abstractNum>
+  <w:abstractNum w:abstractNumId="3">
+    <w:nsid w:val="1A030BA9"/>
+    <w:multiLevelType w:val="hybridMultilevel"/>
+    <w:tmpl w:val="0476733E"/>
+    <w:lvl w:ilvl="0" w:tplc="0419000F">
+      <w:start w:val="1"/>
+      <w:numFmt w:val="decimal"/>
+      <w:lvlText w:val="%1."/>
+      <w:lvlJc w:val="left"/>
+      <w:pPr>
+        <w:ind w:left="720" w:hanging="360"/>
+      </w:pPr>
+    </w:lvl>
+    <w:lvl w:ilvl="1" w:tplc="04190019" w:tentative="1">
+      <w:start w:val="1"/>
+      <w:numFmt w:val="lowerLetter"/>
+      <w:lvlText w:val="%2."/>
+      <w:lvlJc w:val="left"/>
+      <w:pPr>
+        <w:ind w:left="1440" w:hanging="360"/>
+      </w:pPr>
+    </w:lvl>
+    <w:lvl w:ilvl="2" w:tplc="0419001B" w:tentative="1">
+      <w:start w:val="1"/>
+      <w:numFmt w:val="lowerRoman"/>
+      <w:lvlText w:val="%3."/>
+      <w:lvlJc w:val="right"/>
+      <w:pPr>
+        <w:ind w:left="2160" w:hanging="180"/>
+      </w:pPr>
+    </w:lvl>
+    <w:lvl w:ilvl="3" w:tplc="0419000F" w:tentative="1">
+      <w:start w:val="1"/>
+      <w:numFmt w:val="decimal"/>
+      <w:lvlText w:val="%4."/>
+      <w:lvlJc w:val="left"/>
+      <w:pPr>
+        <w:ind w:left="2880" w:hanging="360"/>
+      </w:pPr>
+    </w:lvl>
+    <w:lvl w:ilvl="4" w:tplc="04190019" w:tentative="1">
+      <w:start w:val="1"/>
+      <w:numFmt w:val="lowerLetter"/>
+      <w:lvlText w:val="%5."/>
+      <w:lvlJc w:val="left"/>
+      <w:pPr>
+        <w:ind w:left="3600" w:hanging="360"/>
+      </w:pPr>
+    </w:lvl>
+    <w:lvl w:ilvl="5" w:tplc="0419001B" w:tentative="1">
+      <w:start w:val="1"/>
+      <w:numFmt w:val="lowerRoman"/>
+      <w:lvlText w:val="%6."/>
+      <w:lvlJc w:val="right"/>
+      <w:pPr>
+        <w:ind w:left="4320" w:hanging="180"/>
+      </w:pPr>
+    </w:lvl>
+    <w:lvl w:ilvl="6" w:tplc="0419000F" w:tentative="1">
+      <w:start w:val="1"/>
+      <w:numFmt w:val="decimal"/>
+      <w:lvlText w:val="%7."/>
+      <w:lvlJc w:val="left"/>
+      <w:pPr>
+        <w:ind w:left="5040" w:hanging="360"/>
+      </w:pPr>
+    </w:lvl>
+    <w:lvl w:ilvl="7" w:tplc="04190019" w:tentative="1">
+      <w:start w:val="1"/>
+      <w:numFmt w:val="lowerLetter"/>
+      <w:lvlText w:val="%8."/>
+      <w:lvlJc w:val="left"/>
+      <w:pPr>
+        <w:ind w:left="5760" w:hanging="360"/>
+      </w:pPr>
+    </w:lvl>
+    <w:lvl w:ilvl="8" w:tplc="0419001B" w:tentative="1">
+      <w:start w:val="1"/>
+      <w:numFmt w:val="lowerRoman"/>
+      <w:lvlText w:val="%9."/>
+      <w:lvlJc w:val="right"/>
+      <w:pPr>
+        <w:ind w:left="6480" w:hanging="180"/>
+      </w:pPr>
+    </w:lvl>
+  </w:abstractNum>
+  <w:abstractNum w:abstractNumId="4">
+    <w:nsid w:val="20A76AB1"/>
+    <w:multiLevelType w:val="hybridMultilevel"/>
+    <w:tmpl w:val="BA562200"/>
+    <w:lvl w:ilvl="0" w:tplc="0419000F">
+      <w:start w:val="1"/>
+      <w:numFmt w:val="decimal"/>
+      <w:lvlText w:val="%1."/>
+      <w:lvlJc w:val="left"/>
+      <w:pPr>
+        <w:ind w:left="1429" w:hanging="360"/>
+      </w:pPr>
+    </w:lvl>
+    <w:lvl w:ilvl="1" w:tplc="04190019" w:tentative="1">
+      <w:start w:val="1"/>
+      <w:numFmt w:val="lowerLetter"/>
+      <w:lvlText w:val="%2."/>
+      <w:lvlJc w:val="left"/>
+      <w:pPr>
+        <w:ind w:left="2149" w:hanging="360"/>
+      </w:pPr>
+    </w:lvl>
+    <w:lvl w:ilvl="2" w:tplc="0419001B" w:tentative="1">
+      <w:start w:val="1"/>
+      <w:numFmt w:val="lowerRoman"/>
+      <w:lvlText w:val="%3."/>
+      <w:lvlJc w:val="right"/>
+      <w:pPr>
+        <w:ind w:left="2869" w:hanging="180"/>
+      </w:pPr>
+    </w:lvl>
+    <w:lvl w:ilvl="3" w:tplc="0419000F" w:tentative="1">
+      <w:start w:val="1"/>
+      <w:numFmt w:val="decimal"/>
+      <w:lvlText w:val="%4."/>
+      <w:lvlJc w:val="left"/>
+      <w:pPr>
+        <w:ind w:left="3589" w:hanging="360"/>
+      </w:pPr>
+    </w:lvl>
+    <w:lvl w:ilvl="4" w:tplc="04190019" w:tentative="1">
+      <w:start w:val="1"/>
+      <w:numFmt w:val="lowerLetter"/>
+      <w:lvlText w:val="%5."/>
+      <w:lvlJc w:val="left"/>
+      <w:pPr>
+        <w:ind w:left="4309" w:hanging="360"/>
+      </w:pPr>
+    </w:lvl>
+    <w:lvl w:ilvl="5" w:tplc="0419001B" w:tentative="1">
+      <w:start w:val="1"/>
+      <w:numFmt w:val="lowerRoman"/>
+      <w:lvlText w:val="%6."/>
+      <w:lvlJc w:val="right"/>
+      <w:pPr>
+        <w:ind w:left="5029" w:hanging="180"/>
+      </w:pPr>
+    </w:lvl>
+    <w:lvl w:ilvl="6" w:tplc="0419000F" w:tentative="1">
+      <w:start w:val="1"/>
+      <w:numFmt w:val="decimal"/>
+      <w:lvlText w:val="%7."/>
+      <w:lvlJc w:val="left"/>
+      <w:pPr>
+        <w:ind w:left="5749" w:hanging="360"/>
+      </w:pPr>
+    </w:lvl>
+    <w:lvl w:ilvl="7" w:tplc="04190019" w:tentative="1">
+      <w:start w:val="1"/>
+      <w:numFmt w:val="lowerLetter"/>
+      <w:lvlText w:val="%8."/>
+      <w:lvlJc w:val="left"/>
+      <w:pPr>
+        <w:ind w:left="6469" w:hanging="360"/>
+      </w:pPr>
+    </w:lvl>
+    <w:lvl w:ilvl="8" w:tplc="0419001B" w:tentative="1">
+      <w:start w:val="1"/>
+      <w:numFmt w:val="lowerRoman"/>
+      <w:lvlText w:val="%9."/>
+      <w:lvlJc w:val="right"/>
+      <w:pPr>
+        <w:ind w:left="7189" w:hanging="180"/>
+      </w:pPr>
+    </w:lvl>
+  </w:abstractNum>
+  <w:abstractNum w:abstractNumId="5">
     <w:nsid w:val="29A315BC"/>
     <w:multiLevelType w:val="multilevel"/>
     <w:tmpl w:val="F25AECE6"/>
@@ -4867,7 +4634,120 @@
       </w:pPr>
     </w:lvl>
   </w:abstractNum>
-  <w:abstractNum w:abstractNumId="2">
+  <w:abstractNum w:abstractNumId="6">
+    <w:nsid w:val="2BE82842"/>
+    <w:multiLevelType w:val="hybridMultilevel"/>
+    <w:tmpl w:val="404ABCEE"/>
+    <w:lvl w:ilvl="0" w:tplc="04190001">
+      <w:start w:val="1"/>
+      <w:numFmt w:val="bullet"/>
+      <w:lvlText w:val=""/>
+      <w:lvlJc w:val="left"/>
+      <w:pPr>
+        <w:ind w:left="720" w:hanging="360"/>
+      </w:pPr>
+      <w:rPr>
+        <w:rFonts w:ascii="Symbol" w:hAnsi="Symbol" w:hint="default"/>
+      </w:rPr>
+    </w:lvl>
+    <w:lvl w:ilvl="1" w:tplc="04190003" w:tentative="1">
+      <w:start w:val="1"/>
+      <w:numFmt w:val="bullet"/>
+      <w:lvlText w:val="o"/>
+      <w:lvlJc w:val="left"/>
+      <w:pPr>
+        <w:ind w:left="1440" w:hanging="360"/>
+      </w:pPr>
+      <w:rPr>
+        <w:rFonts w:ascii="Courier New" w:hAnsi="Courier New" w:cs="Courier New" w:hint="default"/>
+      </w:rPr>
+    </w:lvl>
+    <w:lvl w:ilvl="2" w:tplc="04190005" w:tentative="1">
+      <w:start w:val="1"/>
+      <w:numFmt w:val="bullet"/>
+      <w:lvlText w:val=""/>
+      <w:lvlJc w:val="left"/>
+      <w:pPr>
+        <w:ind w:left="2160" w:hanging="360"/>
+      </w:pPr>
+      <w:rPr>
+        <w:rFonts w:ascii="Wingdings" w:hAnsi="Wingdings" w:hint="default"/>
+      </w:rPr>
+    </w:lvl>
+    <w:lvl w:ilvl="3" w:tplc="04190001" w:tentative="1">
+      <w:start w:val="1"/>
+      <w:numFmt w:val="bullet"/>
+      <w:lvlText w:val=""/>
+      <w:lvlJc w:val="left"/>
+      <w:pPr>
+        <w:ind w:left="2880" w:hanging="360"/>
+      </w:pPr>
+      <w:rPr>
+        <w:rFonts w:ascii="Symbol" w:hAnsi="Symbol" w:hint="default"/>
+      </w:rPr>
+    </w:lvl>
+    <w:lvl w:ilvl="4" w:tplc="04190003" w:tentative="1">
+      <w:start w:val="1"/>
+      <w:numFmt w:val="bullet"/>
+      <w:lvlText w:val="o"/>
+      <w:lvlJc w:val="left"/>
+      <w:pPr>
+        <w:ind w:left="3600" w:hanging="360"/>
+      </w:pPr>
+      <w:rPr>
+        <w:rFonts w:ascii="Courier New" w:hAnsi="Courier New" w:cs="Courier New" w:hint="default"/>
+      </w:rPr>
+    </w:lvl>
+    <w:lvl w:ilvl="5" w:tplc="04190005" w:tentative="1">
+      <w:start w:val="1"/>
+      <w:numFmt w:val="bullet"/>
+      <w:lvlText w:val=""/>
+      <w:lvlJc w:val="left"/>
+      <w:pPr>
+        <w:ind w:left="4320" w:hanging="360"/>
+      </w:pPr>
+      <w:rPr>
+        <w:rFonts w:ascii="Wingdings" w:hAnsi="Wingdings" w:hint="default"/>
+      </w:rPr>
+    </w:lvl>
+    <w:lvl w:ilvl="6" w:tplc="04190001" w:tentative="1">
+      <w:start w:val="1"/>
+      <w:numFmt w:val="bullet"/>
+      <w:lvlText w:val=""/>
+      <w:lvlJc w:val="left"/>
+      <w:pPr>
+        <w:ind w:left="5040" w:hanging="360"/>
+      </w:pPr>
+      <w:rPr>
+        <w:rFonts w:ascii="Symbol" w:hAnsi="Symbol" w:hint="default"/>
+      </w:rPr>
+    </w:lvl>
+    <w:lvl w:ilvl="7" w:tplc="04190003" w:tentative="1">
+      <w:start w:val="1"/>
+      <w:numFmt w:val="bullet"/>
+      <w:lvlText w:val="o"/>
+      <w:lvlJc w:val="left"/>
+      <w:pPr>
+        <w:ind w:left="5760" w:hanging="360"/>
+      </w:pPr>
+      <w:rPr>
+        <w:rFonts w:ascii="Courier New" w:hAnsi="Courier New" w:cs="Courier New" w:hint="default"/>
+      </w:rPr>
+    </w:lvl>
+    <w:lvl w:ilvl="8" w:tplc="04190005" w:tentative="1">
+      <w:start w:val="1"/>
+      <w:numFmt w:val="bullet"/>
+      <w:lvlText w:val=""/>
+      <w:lvlJc w:val="left"/>
+      <w:pPr>
+        <w:ind w:left="6480" w:hanging="360"/>
+      </w:pPr>
+      <w:rPr>
+        <w:rFonts w:ascii="Wingdings" w:hAnsi="Wingdings" w:hint="default"/>
+      </w:rPr>
+    </w:lvl>
+  </w:abstractNum>
+  <w:abstractNum w:abstractNumId="7">
     <w:nsid w:val="342240BC"/>
     <w:multiLevelType w:val="multilevel"/>
     <w:tmpl w:val="6E809064"/>
@@ -5008,7 +4888,7 @@
       </w:rPr>
     </w:lvl>
   </w:abstractNum>
-  <w:abstractNum w:abstractNumId="3">
+  <w:abstractNum w:abstractNumId="8">
     <w:nsid w:val="3F0A3206"/>
     <w:multiLevelType w:val="multilevel"/>
     <w:tmpl w:val="B308DCE0"/>
@@ -5122,7 +5002,378 @@
       </w:pPr>
     </w:lvl>
   </w:abstractNum>
-  <w:abstractNum w:abstractNumId="4">
+  <w:abstractNum w:abstractNumId="9">
+    <w:nsid w:val="43513128"/>
+    <w:multiLevelType w:val="hybridMultilevel"/>
+    <w:tmpl w:val="13BC65FA"/>
+    <w:lvl w:ilvl="0" w:tplc="04190001">
+      <w:start w:val="1"/>
+      <w:numFmt w:val="bullet"/>
+      <w:lvlText w:val=""/>
+      <w:lvlJc w:val="left"/>
+      <w:pPr>
+        <w:ind w:left="1429" w:hanging="360"/>
+      </w:pPr>
+      <w:rPr>
+        <w:rFonts w:ascii="Symbol" w:hAnsi="Symbol" w:hint="default"/>
+      </w:rPr>
+    </w:lvl>
+    <w:lvl w:ilvl="1" w:tplc="04190003" w:tentative="1">
+      <w:start w:val="1"/>
+      <w:numFmt w:val="bullet"/>
+      <w:lvlText w:val="o"/>
+      <w:lvlJc w:val="left"/>
+      <w:pPr>
+        <w:ind w:left="2149" w:hanging="360"/>
+      </w:pPr>
+      <w:rPr>
+        <w:rFonts w:ascii="Courier New" w:hAnsi="Courier New" w:cs="Courier New" w:hint="default"/>
+      </w:rPr>
+    </w:lvl>
+    <w:lvl w:ilvl="2" w:tplc="04190005" w:tentative="1">
+      <w:start w:val="1"/>
+      <w:numFmt w:val="bullet"/>
+      <w:lvlText w:val=""/>
+      <w:lvlJc w:val="left"/>
+      <w:pPr>
+        <w:ind w:left="2869" w:hanging="360"/>
+      </w:pPr>
+      <w:rPr>
+        <w:rFonts w:ascii="Wingdings" w:hAnsi="Wingdings" w:hint="default"/>
+      </w:rPr>
+    </w:lvl>
+    <w:lvl w:ilvl="3" w:tplc="04190001" w:tentative="1">
+      <w:start w:val="1"/>
+      <w:numFmt w:val="bullet"/>
+      <w:lvlText w:val=""/>
+      <w:lvlJc w:val="left"/>
+      <w:pPr>
+        <w:ind w:left="3589" w:hanging="360"/>
+      </w:pPr>
+      <w:rPr>
+        <w:rFonts w:ascii="Symbol" w:hAnsi="Symbol" w:hint="default"/>
+      </w:rPr>
+    </w:lvl>
+    <w:lvl w:ilvl="4" w:tplc="04190003" w:tentative="1">
+      <w:start w:val="1"/>
+      <w:numFmt w:val="bullet"/>
+      <w:lvlText w:val="o"/>
+      <w:lvlJc w:val="left"/>
+      <w:pPr>
+        <w:ind w:left="4309" w:hanging="360"/>
+      </w:pPr>
+      <w:rPr>
+        <w:rFonts w:ascii="Courier New" w:hAnsi="Courier New" w:cs="Courier New" w:hint="default"/>
+      </w:rPr>
+    </w:lvl>
+    <w:lvl w:ilvl="5" w:tplc="04190005" w:tentative="1">
+      <w:start w:val="1"/>
+      <w:numFmt w:val="bullet"/>
+      <w:lvlText w:val=""/>
+      <w:lvlJc w:val="left"/>
+      <w:pPr>
+        <w:ind w:left="5029" w:hanging="360"/>
+      </w:pPr>
+      <w:rPr>
+        <w:rFonts w:ascii="Wingdings" w:hAnsi="Wingdings" w:hint="default"/>
+      </w:rPr>
+    </w:lvl>
+    <w:lvl w:ilvl="6" w:tplc="04190001" w:tentative="1">
+      <w:start w:val="1"/>
+      <w:numFmt w:val="bullet"/>
+      <w:lvlText w:val=""/>
+      <w:lvlJc w:val="left"/>
+      <w:pPr>
+        <w:ind w:left="5749" w:hanging="360"/>
+      </w:pPr>
+      <w:rPr>
+        <w:rFonts w:ascii="Symbol" w:hAnsi="Symbol" w:hint="default"/>
+      </w:rPr>
+    </w:lvl>
+    <w:lvl w:ilvl="7" w:tplc="04190003" w:tentative="1">
+      <w:start w:val="1"/>
+      <w:numFmt w:val="bullet"/>
+      <w:lvlText w:val="o"/>
+      <w:lvlJc w:val="left"/>
+      <w:pPr>
+        <w:ind w:left="6469" w:hanging="360"/>
+      </w:pPr>
+      <w:rPr>
+        <w:rFonts w:ascii="Courier New" w:hAnsi="Courier New" w:cs="Courier New" w:hint="default"/>
+      </w:rPr>
+    </w:lvl>
+    <w:lvl w:ilvl="8" w:tplc="04190005" w:tentative="1">
+      <w:start w:val="1"/>
+      <w:numFmt w:val="bullet"/>
+      <w:lvlText w:val=""/>
+      <w:lvlJc w:val="left"/>
+      <w:pPr>
+        <w:ind w:left="7189" w:hanging="360"/>
+      </w:pPr>
+      <w:rPr>
+        <w:rFonts w:ascii="Wingdings" w:hAnsi="Wingdings" w:hint="default"/>
+      </w:rPr>
+    </w:lvl>
+  </w:abstractNum>
+  <w:abstractNum w:abstractNumId="10">
+    <w:nsid w:val="47892827"/>
+    <w:multiLevelType w:val="hybridMultilevel"/>
+    <w:tmpl w:val="4854100E"/>
+    <w:lvl w:ilvl="0" w:tplc="0419000F">
+      <w:start w:val="1"/>
+      <w:numFmt w:val="decimal"/>
+      <w:lvlText w:val="%1."/>
+      <w:lvlJc w:val="left"/>
+      <w:pPr>
+        <w:ind w:left="1490" w:hanging="360"/>
+      </w:pPr>
+    </w:lvl>
+    <w:lvl w:ilvl="1" w:tplc="04190019" w:tentative="1">
+      <w:start w:val="1"/>
+      <w:numFmt w:val="lowerLetter"/>
+      <w:lvlText w:val="%2."/>
+      <w:lvlJc w:val="left"/>
+      <w:pPr>
+        <w:ind w:left="2210" w:hanging="360"/>
+      </w:pPr>
+    </w:lvl>
+    <w:lvl w:ilvl="2" w:tplc="0419001B" w:tentative="1">
+      <w:start w:val="1"/>
+      <w:numFmt w:val="lowerRoman"/>
+      <w:lvlText w:val="%3."/>
+      <w:lvlJc w:val="right"/>
+      <w:pPr>
+        <w:ind w:left="2930" w:hanging="180"/>
+      </w:pPr>
+    </w:lvl>
+    <w:lvl w:ilvl="3" w:tplc="0419000F" w:tentative="1">
+      <w:start w:val="1"/>
+      <w:numFmt w:val="decimal"/>
+      <w:lvlText w:val="%4."/>
+      <w:lvlJc w:val="left"/>
+      <w:pPr>
+        <w:ind w:left="3650" w:hanging="360"/>
+      </w:pPr>
+    </w:lvl>
+    <w:lvl w:ilvl="4" w:tplc="04190019" w:tentative="1">
+      <w:start w:val="1"/>
+      <w:numFmt w:val="lowerLetter"/>
+      <w:lvlText w:val="%5."/>
+      <w:lvlJc w:val="left"/>
+      <w:pPr>
+        <w:ind w:left="4370" w:hanging="360"/>
+      </w:pPr>
+    </w:lvl>
+    <w:lvl w:ilvl="5" w:tplc="0419001B" w:tentative="1">
+      <w:start w:val="1"/>
+      <w:numFmt w:val="lowerRoman"/>
+      <w:lvlText w:val="%6."/>
+      <w:lvlJc w:val="right"/>
+      <w:pPr>
+        <w:ind w:left="5090" w:hanging="180"/>
+      </w:pPr>
+    </w:lvl>
+    <w:lvl w:ilvl="6" w:tplc="0419000F" w:tentative="1">
+      <w:start w:val="1"/>
+      <w:numFmt w:val="decimal"/>
+      <w:lvlText w:val="%7."/>
+      <w:lvlJc w:val="left"/>
+      <w:pPr>
+        <w:ind w:left="5810" w:hanging="360"/>
+      </w:pPr>
+    </w:lvl>
+    <w:lvl w:ilvl="7" w:tplc="04190019" w:tentative="1">
+      <w:start w:val="1"/>
+      <w:numFmt w:val="lowerLetter"/>
+      <w:lvlText w:val="%8."/>
+      <w:lvlJc w:val="left"/>
+      <w:pPr>
+        <w:ind w:left="6530" w:hanging="360"/>
+      </w:pPr>
+    </w:lvl>
+    <w:lvl w:ilvl="8" w:tplc="0419001B" w:tentative="1">
+      <w:start w:val="1"/>
+      <w:numFmt w:val="lowerRoman"/>
+      <w:lvlText w:val="%9."/>
+      <w:lvlJc w:val="right"/>
+      <w:pPr>
+        <w:ind w:left="7250" w:hanging="180"/>
+      </w:pPr>
+    </w:lvl>
+  </w:abstractNum>
+  <w:abstractNum w:abstractNumId="11">
+    <w:nsid w:val="4ABC4FC6"/>
+    <w:multiLevelType w:val="hybridMultilevel"/>
+    <w:tmpl w:val="375AD2B0"/>
+    <w:lvl w:ilvl="0" w:tplc="0419000F">
+      <w:start w:val="1"/>
+      <w:numFmt w:val="decimal"/>
+      <w:lvlText w:val="%1."/>
+      <w:lvlJc w:val="left"/>
+      <w:pPr>
+        <w:ind w:left="720" w:hanging="360"/>
+      </w:pPr>
+    </w:lvl>
+    <w:lvl w:ilvl="1" w:tplc="04190019" w:tentative="1">
+      <w:start w:val="1"/>
+      <w:numFmt w:val="lowerLetter"/>
+      <w:lvlText w:val="%2."/>
+      <w:lvlJc w:val="left"/>
+      <w:pPr>
+        <w:ind w:left="1440" w:hanging="360"/>
+      </w:pPr>
+    </w:lvl>
+    <w:lvl w:ilvl="2" w:tplc="0419001B" w:tentative="1">
+      <w:start w:val="1"/>
+      <w:numFmt w:val="lowerRoman"/>
+      <w:lvlText w:val="%3."/>
+      <w:lvlJc w:val="right"/>
+      <w:pPr>
+        <w:ind w:left="2160" w:hanging="180"/>
+      </w:pPr>
+    </w:lvl>
+    <w:lvl w:ilvl="3" w:tplc="0419000F" w:tentative="1">
+      <w:start w:val="1"/>
+      <w:numFmt w:val="decimal"/>
+      <w:lvlText w:val="%4."/>
+      <w:lvlJc w:val="left"/>
+      <w:pPr>
+        <w:ind w:left="2880" w:hanging="360"/>
+      </w:pPr>
+    </w:lvl>
+    <w:lvl w:ilvl="4" w:tplc="04190019" w:tentative="1">
+      <w:start w:val="1"/>
+      <w:numFmt w:val="lowerLetter"/>
+      <w:lvlText w:val="%5."/>
+      <w:lvlJc w:val="left"/>
+      <w:pPr>
+        <w:ind w:left="3600" w:hanging="360"/>
+      </w:pPr>
+    </w:lvl>
+    <w:lvl w:ilvl="5" w:tplc="0419001B" w:tentative="1">
+      <w:start w:val="1"/>
+      <w:numFmt w:val="lowerRoman"/>
+      <w:lvlText w:val="%6."/>
+      <w:lvlJc w:val="right"/>
+      <w:pPr>
+        <w:ind w:left="4320" w:hanging="180"/>
+      </w:pPr>
+    </w:lvl>
+    <w:lvl w:ilvl="6" w:tplc="0419000F" w:tentative="1">
+      <w:start w:val="1"/>
+      <w:numFmt w:val="decimal"/>
+      <w:lvlText w:val="%7."/>
+      <w:lvlJc w:val="left"/>
+      <w:pPr>
+        <w:ind w:left="5040" w:hanging="360"/>
+      </w:pPr>
+    </w:lvl>
+    <w:lvl w:ilvl="7" w:tplc="04190019" w:tentative="1">
+      <w:start w:val="1"/>
+      <w:numFmt w:val="lowerLetter"/>
+      <w:lvlText w:val="%8."/>
+      <w:lvlJc w:val="left"/>
+      <w:pPr>
+        <w:ind w:left="5760" w:hanging="360"/>
+      </w:pPr>
+    </w:lvl>
+    <w:lvl w:ilvl="8" w:tplc="0419001B" w:tentative="1">
+      <w:start w:val="1"/>
+      <w:numFmt w:val="lowerRoman"/>
+      <w:lvlText w:val="%9."/>
+      <w:lvlJc w:val="right"/>
+      <w:pPr>
+        <w:ind w:left="6480" w:hanging="180"/>
+      </w:pPr>
+    </w:lvl>
+  </w:abstractNum>
+  <w:abstractNum w:abstractNumId="12">
+    <w:nsid w:val="62494F5D"/>
+    <w:multiLevelType w:val="hybridMultilevel"/>
+    <w:tmpl w:val="EA9057FC"/>
+    <w:lvl w:ilvl="0" w:tplc="0419000F">
+      <w:start w:val="1"/>
+      <w:numFmt w:val="decimal"/>
+      <w:lvlText w:val="%1."/>
+      <w:lvlJc w:val="left"/>
+      <w:pPr>
+        <w:ind w:left="1429" w:hanging="360"/>
+      </w:pPr>
+    </w:lvl>
+    <w:lvl w:ilvl="1" w:tplc="04190019" w:tentative="1">
+      <w:start w:val="1"/>
+      <w:numFmt w:val="lowerLetter"/>
+      <w:lvlText w:val="%2."/>
+      <w:lvlJc w:val="left"/>
+      <w:pPr>
+        <w:ind w:left="2149" w:hanging="360"/>
+      </w:pPr>
+    </w:lvl>
+    <w:lvl w:ilvl="2" w:tplc="0419001B" w:tentative="1">
+      <w:start w:val="1"/>
+      <w:numFmt w:val="lowerRoman"/>
+      <w:lvlText w:val="%3."/>
+      <w:lvlJc w:val="right"/>
+      <w:pPr>
+        <w:ind w:left="2869" w:hanging="180"/>
+      </w:pPr>
+    </w:lvl>
+    <w:lvl w:ilvl="3" w:tplc="0419000F" w:tentative="1">
+      <w:start w:val="1"/>
+      <w:numFmt w:val="decimal"/>
+      <w:lvlText w:val="%4."/>
+      <w:lvlJc w:val="left"/>
+      <w:pPr>
+        <w:ind w:left="3589" w:hanging="360"/>
+      </w:pPr>
+    </w:lvl>
+    <w:lvl w:ilvl="4" w:tplc="04190019" w:tentative="1">
+      <w:start w:val="1"/>
+      <w:numFmt w:val="lowerLetter"/>
+      <w:lvlText w:val="%5."/>
+      <w:lvlJc w:val="left"/>
+      <w:pPr>
+        <w:ind w:left="4309" w:hanging="360"/>
+      </w:pPr>
+    </w:lvl>
+    <w:lvl w:ilvl="5" w:tplc="0419001B" w:tentative="1">
+      <w:start w:val="1"/>
+      <w:numFmt w:val="lowerRoman"/>
+      <w:lvlText w:val="%6."/>
+      <w:lvlJc w:val="right"/>
+      <w:pPr>
+        <w:ind w:left="5029" w:hanging="180"/>
+      </w:pPr>
+    </w:lvl>
+    <w:lvl w:ilvl="6" w:tplc="0419000F" w:tentative="1">
+      <w:start w:val="1"/>
+      <w:numFmt w:val="decimal"/>
+      <w:lvlText w:val="%7."/>
+      <w:lvlJc w:val="left"/>
+      <w:pPr>
+        <w:ind w:left="5749" w:hanging="360"/>
+      </w:pPr>
+    </w:lvl>
+    <w:lvl w:ilvl="7" w:tplc="04190019" w:tentative="1">
+      <w:start w:val="1"/>
+      <w:numFmt w:val="lowerLetter"/>
+      <w:lvlText w:val="%8."/>
+      <w:lvlJc w:val="left"/>
+      <w:pPr>
+        <w:ind w:left="6469" w:hanging="360"/>
+      </w:pPr>
+    </w:lvl>
+    <w:lvl w:ilvl="8" w:tplc="0419001B" w:tentative="1">
+      <w:start w:val="1"/>
+      <w:numFmt w:val="lowerRoman"/>
+      <w:lvlText w:val="%9."/>
+      <w:lvlJc w:val="right"/>
+      <w:pPr>
+        <w:ind w:left="7189" w:hanging="180"/>
+      </w:pPr>
+    </w:lvl>
+  </w:abstractNum>
+  <w:abstractNum w:abstractNumId="13">
     <w:nsid w:val="68890D9A"/>
     <w:multiLevelType w:val="multilevel"/>
     <w:tmpl w:val="0D3CFDFE"/>
@@ -5263,7 +5514,7 @@
       </w:rPr>
     </w:lvl>
   </w:abstractNum>
-  <w:abstractNum w:abstractNumId="5">
+  <w:abstractNum w:abstractNumId="14">
     <w:nsid w:val="6D383B1E"/>
     <w:multiLevelType w:val="multilevel"/>
     <w:tmpl w:val="6564259A"/>
@@ -5404,7 +5655,120 @@
       </w:rPr>
     </w:lvl>
   </w:abstractNum>
-  <w:abstractNum w:abstractNumId="6">
+  <w:abstractNum w:abstractNumId="15">
+    <w:nsid w:val="6FE16A70"/>
+    <w:multiLevelType w:val="hybridMultilevel"/>
+    <w:tmpl w:val="2C8EBFB8"/>
+    <w:lvl w:ilvl="0" w:tplc="04190001">
+      <w:start w:val="1"/>
+      <w:numFmt w:val="bullet"/>
+      <w:lvlText w:val=""/>
+      <w:lvlJc w:val="left"/>
+      <w:pPr>
+        <w:ind w:left="1429" w:hanging="360"/>
+      </w:pPr>
+      <w:rPr>
+        <w:rFonts w:ascii="Symbol" w:hAnsi="Symbol" w:hint="default"/>
+      </w:rPr>
+    </w:lvl>
+    <w:lvl w:ilvl="1" w:tplc="04190003" w:tentative="1">
+      <w:start w:val="1"/>
+      <w:numFmt w:val="bullet"/>
+      <w:lvlText w:val="o"/>
+      <w:lvlJc w:val="left"/>
+      <w:pPr>
+        <w:ind w:left="2149" w:hanging="360"/>
+      </w:pPr>
+      <w:rPr>
+        <w:rFonts w:ascii="Courier New" w:hAnsi="Courier New" w:cs="Courier New" w:hint="default"/>
+      </w:rPr>
+    </w:lvl>
+    <w:lvl w:ilvl="2" w:tplc="04190005" w:tentative="1">
+      <w:start w:val="1"/>
+      <w:numFmt w:val="bullet"/>
+      <w:lvlText w:val=""/>
+      <w:lvlJc w:val="left"/>
+      <w:pPr>
+        <w:ind w:left="2869" w:hanging="360"/>
+      </w:pPr>
+      <w:rPr>
+        <w:rFonts w:ascii="Wingdings" w:hAnsi="Wingdings" w:hint="default"/>
+      </w:rPr>
+    </w:lvl>
+    <w:lvl w:ilvl="3" w:tplc="04190001" w:tentative="1">
+      <w:start w:val="1"/>
+      <w:numFmt w:val="bullet"/>
+      <w:lvlText w:val=""/>
+      <w:lvlJc w:val="left"/>
+      <w:pPr>
+        <w:ind w:left="3589" w:hanging="360"/>
+      </w:pPr>
+      <w:rPr>
+        <w:rFonts w:ascii="Symbol" w:hAnsi="Symbol" w:hint="default"/>
+      </w:rPr>
+    </w:lvl>
+    <w:lvl w:ilvl="4" w:tplc="04190003" w:tentative="1">
+      <w:start w:val="1"/>
+      <w:numFmt w:val="bullet"/>
+      <w:lvlText w:val="o"/>
+      <w:lvlJc w:val="left"/>
+      <w:pPr>
+        <w:ind w:left="4309" w:hanging="360"/>
+      </w:pPr>
+      <w:rPr>
+        <w:rFonts w:ascii="Courier New" w:hAnsi="Courier New" w:cs="Courier New" w:hint="default"/>
+      </w:rPr>
+    </w:lvl>
+    <w:lvl w:ilvl="5" w:tplc="04190005" w:tentative="1">
+      <w:start w:val="1"/>
+      <w:numFmt w:val="bullet"/>
+      <w:lvlText w:val=""/>
+      <w:lvlJc w:val="left"/>
+      <w:pPr>
+        <w:ind w:left="5029" w:hanging="360"/>
+      </w:pPr>
+      <w:rPr>
+        <w:rFonts w:ascii="Wingdings" w:hAnsi="Wingdings" w:hint="default"/>
+      </w:rPr>
+    </w:lvl>
+    <w:lvl w:ilvl="6" w:tplc="04190001" w:tentative="1">
+      <w:start w:val="1"/>
+      <w:numFmt w:val="bullet"/>
+      <w:lvlText w:val=""/>
+      <w:lvlJc w:val="left"/>
+      <w:pPr>
+        <w:ind w:left="5749" w:hanging="360"/>
+      </w:pPr>
+      <w:rPr>
+        <w:rFonts w:ascii="Symbol" w:hAnsi="Symbol" w:hint="default"/>
+      </w:rPr>
+    </w:lvl>
+    <w:lvl w:ilvl="7" w:tplc="04190003" w:tentative="1">
+      <w:start w:val="1"/>
+      <w:numFmt w:val="bullet"/>
+      <w:lvlText w:val="o"/>
+      <w:lvlJc w:val="left"/>
+      <w:pPr>
+        <w:ind w:left="6469" w:hanging="360"/>
+      </w:pPr>
+      <w:rPr>
+        <w:rFonts w:ascii="Courier New" w:hAnsi="Courier New" w:cs="Courier New" w:hint="default"/>
+      </w:rPr>
+    </w:lvl>
+    <w:lvl w:ilvl="8" w:tplc="04190005" w:tentative="1">
+      <w:start w:val="1"/>
+      <w:numFmt w:val="bullet"/>
+      <w:lvlText w:val=""/>
+      <w:lvlJc w:val="left"/>
+      <w:pPr>
+        <w:ind w:left="7189" w:hanging="360"/>
+      </w:pPr>
+      <w:rPr>
+        <w:rFonts w:ascii="Wingdings" w:hAnsi="Wingdings" w:hint="default"/>
+      </w:rPr>
+    </w:lvl>
+  </w:abstractNum>
+  <w:abstractNum w:abstractNumId="16">
     <w:nsid w:val="7C3D012A"/>
     <w:multiLevelType w:val="multilevel"/>
     <w:tmpl w:val="BD0A9D5A"/>
@@ -5522,7 +5886,7 @@
       </w:pPr>
     </w:lvl>
   </w:abstractNum>
-  <w:abstractNum w:abstractNumId="7">
+  <w:abstractNum w:abstractNumId="17">
     <w:nsid w:val="7EF42912"/>
     <w:multiLevelType w:val="multilevel"/>
     <w:tmpl w:val="86D8AF84"/>
@@ -5636,29 +6000,175 @@
       </w:pPr>
     </w:lvl>
   </w:abstractNum>
+  <w:abstractNum w:abstractNumId="18">
+    <w:nsid w:val="7FB931DB"/>
+    <w:multiLevelType w:val="hybridMultilevel"/>
+    <w:tmpl w:val="B56EE3AA"/>
+    <w:lvl w:ilvl="0" w:tplc="04190001">
+      <w:start w:val="1"/>
+      <w:numFmt w:val="bullet"/>
+      <w:lvlText w:val=""/>
+      <w:lvlJc w:val="left"/>
+      <w:pPr>
+        <w:ind w:left="720" w:hanging="360"/>
+      </w:pPr>
+      <w:rPr>
+        <w:rFonts w:ascii="Symbol" w:hAnsi="Symbol" w:hint="default"/>
+      </w:rPr>
+    </w:lvl>
+    <w:lvl w:ilvl="1" w:tplc="04190003" w:tentative="1">
+      <w:start w:val="1"/>
+      <w:numFmt w:val="bullet"/>
+      <w:lvlText w:val="o"/>
+      <w:lvlJc w:val="left"/>
+      <w:pPr>
+        <w:ind w:left="1440" w:hanging="360"/>
+      </w:pPr>
+      <w:rPr>
+        <w:rFonts w:ascii="Courier New" w:hAnsi="Courier New" w:cs="Courier New" w:hint="default"/>
+      </w:rPr>
+    </w:lvl>
+    <w:lvl w:ilvl="2" w:tplc="04190005" w:tentative="1">
+      <w:start w:val="1"/>
+      <w:numFmt w:val="bullet"/>
+      <w:lvlText w:val=""/>
+      <w:lvlJc w:val="left"/>
+      <w:pPr>
+        <w:ind w:left="2160" w:hanging="360"/>
+      </w:pPr>
+      <w:rPr>
+        <w:rFonts w:ascii="Wingdings" w:hAnsi="Wingdings" w:hint="default"/>
+      </w:rPr>
+    </w:lvl>
+    <w:lvl w:ilvl="3" w:tplc="04190001" w:tentative="1">
+      <w:start w:val="1"/>
+      <w:numFmt w:val="bullet"/>
+      <w:lvlText w:val=""/>
+      <w:lvlJc w:val="left"/>
+      <w:pPr>
+        <w:ind w:left="2880" w:hanging="360"/>
+      </w:pPr>
+      <w:rPr>
+        <w:rFonts w:ascii="Symbol" w:hAnsi="Symbol" w:hint="default"/>
+      </w:rPr>
+    </w:lvl>
+    <w:lvl w:ilvl="4" w:tplc="04190003" w:tentative="1">
+      <w:start w:val="1"/>
+      <w:numFmt w:val="bullet"/>
+      <w:lvlText w:val="o"/>
+      <w:lvlJc w:val="left"/>
+      <w:pPr>
+        <w:ind w:left="3600" w:hanging="360"/>
+      </w:pPr>
+      <w:rPr>
+        <w:rFonts w:ascii="Courier New" w:hAnsi="Courier New" w:cs="Courier New" w:hint="default"/>
+      </w:rPr>
+    </w:lvl>
+    <w:lvl w:ilvl="5" w:tplc="04190005" w:tentative="1">
+      <w:start w:val="1"/>
+      <w:numFmt w:val="bullet"/>
+      <w:lvlText w:val=""/>
+      <w:lvlJc w:val="left"/>
+      <w:pPr>
+        <w:ind w:left="4320" w:hanging="360"/>
+      </w:pPr>
+      <w:rPr>
+        <w:rFonts w:ascii="Wingdings" w:hAnsi="Wingdings" w:hint="default"/>
+      </w:rPr>
+    </w:lvl>
+    <w:lvl w:ilvl="6" w:tplc="04190001" w:tentative="1">
+      <w:start w:val="1"/>
+      <w:numFmt w:val="bullet"/>
+      <w:lvlText w:val=""/>
+      <w:lvlJc w:val="left"/>
+      <w:pPr>
+        <w:ind w:left="5040" w:hanging="360"/>
+      </w:pPr>
+      <w:rPr>
+        <w:rFonts w:ascii="Symbol" w:hAnsi="Symbol" w:hint="default"/>
+      </w:rPr>
+    </w:lvl>
+    <w:lvl w:ilvl="7" w:tplc="04190003" w:tentative="1">
+      <w:start w:val="1"/>
+      <w:numFmt w:val="bullet"/>
+      <w:lvlText w:val="o"/>
+      <w:lvlJc w:val="left"/>
+      <w:pPr>
+        <w:ind w:left="5760" w:hanging="360"/>
+      </w:pPr>
+      <w:rPr>
+        <w:rFonts w:ascii="Courier New" w:hAnsi="Courier New" w:cs="Courier New" w:hint="default"/>
+      </w:rPr>
+    </w:lvl>
+    <w:lvl w:ilvl="8" w:tplc="04190005" w:tentative="1">
+      <w:start w:val="1"/>
+      <w:numFmt w:val="bullet"/>
+      <w:lvlText w:val=""/>
+      <w:lvlJc w:val="left"/>
+      <w:pPr>
+        <w:ind w:left="6480" w:hanging="360"/>
+      </w:pPr>
+      <w:rPr>
+        <w:rFonts w:ascii="Wingdings" w:hAnsi="Wingdings" w:hint="default"/>
+      </w:rPr>
+    </w:lvl>
+  </w:abstractNum>
   <w:num w:numId="1">
-    <w:abstractNumId w:val="1"/>
+    <w:abstractNumId w:val="5"/>
   </w:num>
   <w:num w:numId="2">
-    <w:abstractNumId w:val="4"/>
+    <w:abstractNumId w:val="13"/>
   </w:num>
   <w:num w:numId="3">
-    <w:abstractNumId w:val="3"/>
+    <w:abstractNumId w:val="8"/>
   </w:num>
   <w:num w:numId="4">
-    <w:abstractNumId w:val="7"/>
+    <w:abstractNumId w:val="17"/>
   </w:num>
   <w:num w:numId="5">
-    <w:abstractNumId w:val="6"/>
+    <w:abstractNumId w:val="16"/>
   </w:num>
   <w:num w:numId="6">
     <w:abstractNumId w:val="0"/>
   </w:num>
   <w:num w:numId="7">
+    <w:abstractNumId w:val="7"/>
+  </w:num>
+  <w:num w:numId="8">
+    <w:abstractNumId w:val="14"/>
+  </w:num>
+  <w:num w:numId="9">
+    <w:abstractNumId w:val="6"/>
+  </w:num>
+  <w:num w:numId="10">
+    <w:abstractNumId w:val="11"/>
+  </w:num>
+  <w:num w:numId="11">
+    <w:abstractNumId w:val="1"/>
+  </w:num>
+  <w:num w:numId="12">
+    <w:abstractNumId w:val="12"/>
+  </w:num>
+  <w:num w:numId="13">
+    <w:abstractNumId w:val="10"/>
+  </w:num>
+  <w:num w:numId="14">
     <w:abstractNumId w:val="2"/>
   </w:num>
-  <w:num w:numId="8">
-    <w:abstractNumId w:val="5"/>
+  <w:num w:numId="15">
+    <w:abstractNumId w:val="18"/>
+  </w:num>
+  <w:num w:numId="16">
+    <w:abstractNumId w:val="3"/>
+  </w:num>
+  <w:num w:numId="17">
+    <w:abstractNumId w:val="4"/>
+  </w:num>
+  <w:num w:numId="18">
+    <w:abstractNumId w:val="9"/>
+  </w:num>
+  <w:num w:numId="19">
+    <w:abstractNumId w:val="15"/>
   </w:num>
 </w:numbering>
 </file>
@@ -5820,14 +6330,14 @@
     <w:lsdException w:name="Bibliography" w:uiPriority="37"/>
     <w:lsdException w:name="TOC Heading" w:uiPriority="39" w:qFormat="1"/>
   </w:latentStyles>
-  <w:style w:type="paragraph" w:default="1" w:styleId="a">
+  <w:style w:type="paragraph" w:default="1" w:styleId="Normal">
     <w:name w:val="Normal"/>
     <w:qFormat/>
   </w:style>
-  <w:style w:type="paragraph" w:styleId="3">
+  <w:style w:type="paragraph" w:styleId="Heading3">
     <w:name w:val="heading 3"/>
-    <w:basedOn w:val="a0"/>
-    <w:next w:val="a1"/>
+    <w:basedOn w:val="a"/>
+    <w:next w:val="BodyText"/>
     <w:qFormat/>
     <w:pPr>
       <w:spacing w:before="140"/>
@@ -5839,13 +6349,13 @@
       <w:bCs/>
     </w:rPr>
   </w:style>
-  <w:style w:type="character" w:default="1" w:styleId="a2">
+  <w:style w:type="character" w:default="1" w:styleId="DefaultParagraphFont">
     <w:name w:val="Default Paragraph Font"/>
     <w:uiPriority w:val="1"/>
     <w:semiHidden/>
     <w:unhideWhenUsed/>
   </w:style>
-  <w:style w:type="table" w:default="1" w:styleId="a3">
+  <w:style w:type="table" w:default="1" w:styleId="TableNormal">
     <w:name w:val="Normal Table"/>
     <w:uiPriority w:val="99"/>
     <w:semiHidden/>
@@ -5860,13 +6370,13 @@
       </w:tblCellMar>
     </w:tblPr>
   </w:style>
-  <w:style w:type="numbering" w:default="1" w:styleId="a4">
+  <w:style w:type="numbering" w:default="1" w:styleId="NoList">
     <w:name w:val="No List"/>
     <w:uiPriority w:val="99"/>
     <w:semiHidden/>
     <w:unhideWhenUsed/>
   </w:style>
-  <w:style w:type="character" w:styleId="a5">
+  <w:style w:type="character" w:styleId="Strong">
     <w:name w:val="Strong"/>
     <w:qFormat/>
     <w:rPr>
@@ -5874,21 +6384,21 @@
       <w:bCs/>
     </w:rPr>
   </w:style>
-  <w:style w:type="character" w:customStyle="1" w:styleId="a6">
+  <w:style w:type="character" w:customStyle="1" w:styleId="a0">
     <w:name w:val="Маркеры"/>
     <w:qFormat/>
     <w:rPr>
       <w:rFonts w:ascii="OpenSymbol" w:eastAsia="OpenSymbol" w:hAnsi="OpenSymbol" w:cs="OpenSymbol"/>
     </w:rPr>
   </w:style>
-  <w:style w:type="character" w:customStyle="1" w:styleId="a7">
+  <w:style w:type="character" w:customStyle="1" w:styleId="a1">
     <w:name w:val="Символ нумерации"/>
     <w:qFormat/>
   </w:style>
-  <w:style w:type="paragraph" w:customStyle="1" w:styleId="a0">
+  <w:style w:type="paragraph" w:customStyle="1" w:styleId="a">
     <w:name w:val="Заголовок"/>
-    <w:basedOn w:val="a"/>
-    <w:next w:val="a1"/>
+    <w:basedOn w:val="Normal"/>
+    <w:next w:val="BodyText"/>
     <w:qFormat/>
     <w:pPr>
       <w:keepNext/>
@@ -5900,20 +6410,20 @@
       <w:szCs w:val="28"/>
     </w:rPr>
   </w:style>
-  <w:style w:type="paragraph" w:styleId="a1">
+  <w:style w:type="paragraph" w:styleId="BodyText">
     <w:name w:val="Body Text"/>
-    <w:basedOn w:val="a"/>
+    <w:basedOn w:val="Normal"/>
     <w:pPr>
       <w:spacing w:after="140" w:line="276" w:lineRule="auto"/>
     </w:pPr>
   </w:style>
-  <w:style w:type="paragraph" w:styleId="a8">
+  <w:style w:type="paragraph" w:styleId="List">
     <w:name w:val="List"/>
-    <w:basedOn w:val="a1"/>
+    <w:basedOn w:val="BodyText"/>
   </w:style>
-  <w:style w:type="paragraph" w:styleId="a9">
+  <w:style w:type="paragraph" w:styleId="Caption">
     <w:name w:val="caption"/>
-    <w:basedOn w:val="a"/>
+    <w:basedOn w:val="Normal"/>
     <w:qFormat/>
     <w:pPr>
       <w:suppressLineNumbers/>
@@ -5924,17 +6434,17 @@
       <w:iCs/>
     </w:rPr>
   </w:style>
-  <w:style w:type="paragraph" w:styleId="aa">
+  <w:style w:type="paragraph" w:styleId="IndexHeading">
     <w:name w:val="index heading"/>
-    <w:basedOn w:val="a"/>
+    <w:basedOn w:val="Normal"/>
     <w:qFormat/>
     <w:pPr>
       <w:suppressLineNumbers/>
     </w:pPr>
   </w:style>
-  <w:style w:type="paragraph" w:customStyle="1" w:styleId="ab">
+  <w:style w:type="paragraph" w:customStyle="1" w:styleId="a2">
     <w:name w:val="Содержимое таблицы"/>
-    <w:basedOn w:val="a"/>
+    <w:basedOn w:val="Normal"/>
     <w:qFormat/>
     <w:pPr>
       <w:widowControl w:val="0"/>
@@ -6101,14 +6611,14 @@
     <w:lsdException w:name="Bibliography" w:uiPriority="37"/>
     <w:lsdException w:name="TOC Heading" w:uiPriority="39" w:qFormat="1"/>
   </w:latentStyles>
-  <w:style w:type="paragraph" w:default="1" w:styleId="a">
+  <w:style w:type="paragraph" w:default="1" w:styleId="Normal">
     <w:name w:val="Normal"/>
     <w:qFormat/>
   </w:style>
-  <w:style w:type="paragraph" w:styleId="3">
+  <w:style w:type="paragraph" w:styleId="Heading3">
     <w:name w:val="heading 3"/>
-    <w:basedOn w:val="a0"/>
-    <w:next w:val="a1"/>
+    <w:basedOn w:val="a"/>
+    <w:next w:val="BodyText"/>
     <w:qFormat/>
     <w:pPr>
       <w:spacing w:before="140"/>
@@ -6120,13 +6630,13 @@
       <w:bCs/>
     </w:rPr>
   </w:style>
-  <w:style w:type="character" w:default="1" w:styleId="a2">
+  <w:style w:type="character" w:default="1" w:styleId="DefaultParagraphFont">
     <w:name w:val="Default Paragraph Font"/>
     <w:uiPriority w:val="1"/>
     <w:semiHidden/>
     <w:unhideWhenUsed/>
   </w:style>
-  <w:style w:type="table" w:default="1" w:styleId="a3">
+  <w:style w:type="table" w:default="1" w:styleId="TableNormal">
     <w:name w:val="Normal Table"/>
     <w:uiPriority w:val="99"/>
     <w:semiHidden/>
@@ -6141,13 +6651,13 @@
       </w:tblCellMar>
     </w:tblPr>
   </w:style>
-  <w:style w:type="numbering" w:default="1" w:styleId="a4">
+  <w:style w:type="numbering" w:default="1" w:styleId="NoList">
     <w:name w:val="No List"/>
     <w:uiPriority w:val="99"/>
     <w:semiHidden/>
     <w:unhideWhenUsed/>
   </w:style>
-  <w:style w:type="character" w:styleId="a5">
+  <w:style w:type="character" w:styleId="Strong">
     <w:name w:val="Strong"/>
     <w:qFormat/>
     <w:rPr>
@@ -6155,21 +6665,21 @@
       <w:bCs/>
     </w:rPr>
   </w:style>
-  <w:style w:type="character" w:customStyle="1" w:styleId="a6">
+  <w:style w:type="character" w:customStyle="1" w:styleId="a0">
     <w:name w:val="Маркеры"/>
     <w:qFormat/>
     <w:rPr>
       <w:rFonts w:ascii="OpenSymbol" w:eastAsia="OpenSymbol" w:hAnsi="OpenSymbol" w:cs="OpenSymbol"/>
     </w:rPr>
   </w:style>
-  <w:style w:type="character" w:customStyle="1" w:styleId="a7">
+  <w:style w:type="character" w:customStyle="1" w:styleId="a1">
     <w:name w:val="Символ нумерации"/>
     <w:qFormat/>
   </w:style>
-  <w:style w:type="paragraph" w:customStyle="1" w:styleId="a0">
+  <w:style w:type="paragraph" w:customStyle="1" w:styleId="a">
     <w:name w:val="Заголовок"/>
-    <w:basedOn w:val="a"/>
-    <w:next w:val="a1"/>
+    <w:basedOn w:val="Normal"/>
+    <w:next w:val="BodyText"/>
     <w:qFormat/>
     <w:pPr>
       <w:keepNext/>
@@ -6181,20 +6691,20 @@
       <w:szCs w:val="28"/>
     </w:rPr>
   </w:style>
-  <w:style w:type="paragraph" w:styleId="a1">
+  <w:style w:type="paragraph" w:styleId="BodyText">
     <w:name w:val="Body Text"/>
-    <w:basedOn w:val="a"/>
+    <w:basedOn w:val="Normal"/>
     <w:pPr>
       <w:spacing w:after="140" w:line="276" w:lineRule="auto"/>
     </w:pPr>
   </w:style>
-  <w:style w:type="paragraph" w:styleId="a8">
+  <w:style w:type="paragraph" w:styleId="List">
     <w:name w:val="List"/>
-    <w:basedOn w:val="a1"/>
+    <w:basedOn w:val="BodyText"/>
   </w:style>
-  <w:style w:type="paragraph" w:styleId="a9">
+  <w:style w:type="paragraph" w:styleId="Caption">
     <w:name w:val="caption"/>
-    <w:basedOn w:val="a"/>
+    <w:basedOn w:val="Normal"/>
     <w:qFormat/>
     <w:pPr>
       <w:suppressLineNumbers/>
@@ -6205,17 +6715,17 @@
       <w:iCs/>
     </w:rPr>
   </w:style>
-  <w:style w:type="paragraph" w:styleId="aa">
+  <w:style w:type="paragraph" w:styleId="IndexHeading">
     <w:name w:val="index heading"/>
-    <w:basedOn w:val="a"/>
+    <w:basedOn w:val="Normal"/>
     <w:qFormat/>
     <w:pPr>
       <w:suppressLineNumbers/>
     </w:pPr>
   </w:style>
-  <w:style w:type="paragraph" w:customStyle="1" w:styleId="ab">
+  <w:style w:type="paragraph" w:customStyle="1" w:styleId="a2">
     <w:name w:val="Содержимое таблицы"/>
-    <w:basedOn w:val="a"/>
+    <w:basedOn w:val="Normal"/>
     <w:qFormat/>
     <w:pPr>
       <w:widowControl w:val="0"/>
